--- a/Eclipse Shortcuts.docx
+++ b/Eclipse Shortcuts.docx
@@ -83,11 +83,24 @@
           <w:numId w:val="15"/>
         </w:numPr>
       </w:pPr>
-      <w:proofErr w:type="spellStart"/>
-      <w:r>
-        <w:t>syso</w:t>
-      </w:r>
-      <w:proofErr w:type="spellEnd"/>
+      <w:r>
+        <w:t>S</w:t>
+      </w:r>
+      <w:r>
+        <w:t>yso</w:t>
+      </w:r>
+    </w:p>
+    <w:p>
+      <w:pPr>
+        <w:pStyle w:val="ListParagraph"/>
+        <w:numPr>
+          <w:ilvl w:val="0"/>
+          <w:numId w:val="15"/>
+        </w:numPr>
+      </w:pPr>
+      <w:r>
+        <w:t>Sysyt – it prints name of the class with .main</w:t>
+      </w:r>
     </w:p>
     <w:p>
       <w:pPr>
@@ -604,33 +617,6 @@
         <w:rPr>
           <w:rFonts w:ascii="Cambria Math" w:hAnsi="Cambria Math" w:cs="Cambria Math"/>
         </w:rPr>
-        <w:t>𝐂𝐭𝐫𝐥</w:t>
-      </w:r>
-      <w:r>
-        <w:t xml:space="preserve"> + </w:t>
-      </w:r>
-      <w:r>
-        <w:rPr>
-          <w:rFonts w:ascii="Cambria Math" w:hAnsi="Cambria Math" w:cs="Cambria Math"/>
-        </w:rPr>
-        <w:t>𝐂𝐥𝐢𝐜𝐤</w:t>
-      </w:r>
-      <w:r>
-        <w:t xml:space="preserve"> = Go to definition (method/variable)</w:t>
-      </w:r>
-    </w:p>
-    <w:p>
-      <w:pPr>
-        <w:pStyle w:val="ListParagraph"/>
-        <w:numPr>
-          <w:ilvl w:val="0"/>
-          <w:numId w:val="13"/>
-        </w:numPr>
-      </w:pPr>
-      <w:r>
-        <w:rPr>
-          <w:rFonts w:ascii="Cambria Math" w:hAnsi="Cambria Math" w:cs="Cambria Math"/>
-        </w:rPr>
         <w:lastRenderedPageBreak/>
         <w:t>𝐂𝐭𝐫𝐥</w:t>
       </w:r>
@@ -641,6 +627,33 @@
         <w:rPr>
           <w:rFonts w:ascii="Cambria Math" w:hAnsi="Cambria Math" w:cs="Cambria Math"/>
         </w:rPr>
+        <w:t>𝐂𝐥𝐢𝐜𝐤</w:t>
+      </w:r>
+      <w:r>
+        <w:t xml:space="preserve"> = Go to definition (method/variable)</w:t>
+      </w:r>
+    </w:p>
+    <w:p>
+      <w:pPr>
+        <w:pStyle w:val="ListParagraph"/>
+        <w:numPr>
+          <w:ilvl w:val="0"/>
+          <w:numId w:val="13"/>
+        </w:numPr>
+      </w:pPr>
+      <w:r>
+        <w:rPr>
+          <w:rFonts w:ascii="Cambria Math" w:hAnsi="Cambria Math" w:cs="Cambria Math"/>
+        </w:rPr>
+        <w:t>𝐂𝐭𝐫𝐥</w:t>
+      </w:r>
+      <w:r>
+        <w:t xml:space="preserve"> + </w:t>
+      </w:r>
+      <w:r>
+        <w:rPr>
+          <w:rFonts w:ascii="Cambria Math" w:hAnsi="Cambria Math" w:cs="Cambria Math"/>
+        </w:rPr>
         <w:t>𝐃</w:t>
       </w:r>
       <w:r>
@@ -1107,18 +1120,10 @@
         <w:t>𝐎</w:t>
       </w:r>
       <w:r>
-        <w:t xml:space="preserve"> = Organize </w:t>
-      </w:r>
-      <w:proofErr w:type="gramStart"/>
-      <w:r>
-        <w:t>imports</w:t>
-      </w:r>
-      <w:r>
-        <w:t>(</w:t>
-      </w:r>
-      <w:proofErr w:type="gramEnd"/>
-      <w:r>
-        <w:t>Auto Imports)</w:t>
+        <w:t xml:space="preserve"> = Organize imports</w:t>
+      </w:r>
+      <w:r>
+        <w:t>(Auto Imports)</w:t>
       </w:r>
     </w:p>
     <w:p>
@@ -1717,43 +1722,908 @@
           <w:numId w:val="18"/>
         </w:numPr>
       </w:pPr>
-      <w:proofErr w:type="gramStart"/>
       <w:r>
         <w:rPr>
           <w:b/>
           <w:bCs/>
         </w:rPr>
-        <w:t>Alt  +</w:t>
-      </w:r>
-      <w:proofErr w:type="gramEnd"/>
-      <w:r>
+        <w:t>Alt  + click</w:t>
+      </w:r>
+      <w:r>
+        <w:t xml:space="preserve"> – for cursor on occurences where to change.</w:t>
+      </w:r>
+    </w:p>
+    <w:p>
+      <w:pPr>
+        <w:ind w:left="360"/>
+      </w:pPr>
+    </w:p>
+    <w:p>
+      <w:pPr>
+        <w:ind w:left="720"/>
+        <w:jc w:val="center"/>
         <w:rPr>
           <w:b/>
           <w:bCs/>
         </w:rPr>
-        <w:t xml:space="preserve"> click</w:t>
-      </w:r>
-      <w:r>
-        <w:t xml:space="preserve"> – for cursor on </w:t>
-      </w:r>
-      <w:proofErr w:type="spellStart"/>
-      <w:r>
-        <w:t>occurences</w:t>
-      </w:r>
-      <w:proofErr w:type="spellEnd"/>
-      <w:r>
-        <w:t xml:space="preserve"> where to change.</w:t>
-      </w:r>
-    </w:p>
-    <w:p>
-      <w:pPr>
-        <w:ind w:left="360"/>
+      </w:pPr>
+      <w:r>
+        <w:rPr>
+          <w:rFonts w:ascii="Cambria Math" w:hAnsi="Cambria Math" w:cs="Cambria Math"/>
+        </w:rPr>
+        <w:t>𝐀𝐥𝐭</w:t>
+      </w:r>
+      <w:r>
+        <w:t xml:space="preserve"> +</w:t>
+      </w:r>
+      <w:r>
+        <w:t xml:space="preserve"> </w:t>
+      </w:r>
+      <w:r>
+        <w:rPr>
+          <w:b/>
+          <w:bCs/>
+        </w:rPr>
+        <w:t>Accessing Title Bar</w:t>
+      </w:r>
+    </w:p>
+    <w:p>
+      <w:pPr>
+        <w:pStyle w:val="ListParagraph"/>
+        <w:numPr>
+          <w:ilvl w:val="1"/>
+          <w:numId w:val="18"/>
+        </w:numPr>
+      </w:pPr>
+      <w:r>
+        <w:t>Alt + F = Open File Tab</w:t>
+      </w:r>
+    </w:p>
+    <w:p>
+      <w:pPr>
+        <w:pStyle w:val="ListParagraph"/>
+        <w:numPr>
+          <w:ilvl w:val="1"/>
+          <w:numId w:val="18"/>
+        </w:numPr>
+      </w:pPr>
+      <w:r>
+        <w:t xml:space="preserve">Alt + E = Edit </w:t>
+      </w:r>
+    </w:p>
+    <w:p>
+      <w:pPr>
+        <w:pStyle w:val="ListParagraph"/>
+        <w:numPr>
+          <w:ilvl w:val="1"/>
+          <w:numId w:val="18"/>
+        </w:numPr>
+      </w:pPr>
+      <w:r>
+        <w:t>Alt + S = Source</w:t>
+      </w:r>
+    </w:p>
+    <w:p>
+      <w:pPr>
+        <w:pStyle w:val="ListParagraph"/>
+        <w:numPr>
+          <w:ilvl w:val="1"/>
+          <w:numId w:val="18"/>
+        </w:numPr>
+      </w:pPr>
+      <w:r>
+        <w:t>Alt + R = Refactor</w:t>
+      </w:r>
+    </w:p>
+    <w:p>
+      <w:pPr>
+        <w:pStyle w:val="ListParagraph"/>
+        <w:numPr>
+          <w:ilvl w:val="1"/>
+          <w:numId w:val="18"/>
+        </w:numPr>
+      </w:pPr>
+      <w:r>
+        <w:t>Alt + N</w:t>
+      </w:r>
+      <w:r>
+        <w:t xml:space="preserve"> = Navigate</w:t>
+      </w:r>
+    </w:p>
+    <w:p>
+      <w:pPr>
+        <w:pStyle w:val="ListParagraph"/>
+        <w:numPr>
+          <w:ilvl w:val="1"/>
+          <w:numId w:val="18"/>
+        </w:numPr>
+      </w:pPr>
+      <w:r>
+        <w:t>Alt + P</w:t>
+      </w:r>
+      <w:r>
+        <w:t xml:space="preserve"> = Project</w:t>
+      </w:r>
+    </w:p>
+    <w:p>
+      <w:pPr>
+        <w:pStyle w:val="ListParagraph"/>
+        <w:numPr>
+          <w:ilvl w:val="1"/>
+          <w:numId w:val="18"/>
+        </w:numPr>
+      </w:pPr>
+      <w:r>
+        <w:t>Alt + W = Window</w:t>
+      </w:r>
+    </w:p>
+    <w:p>
+      <w:pPr>
+        <w:pStyle w:val="ListParagraph"/>
+        <w:numPr>
+          <w:ilvl w:val="1"/>
+          <w:numId w:val="18"/>
+        </w:numPr>
+      </w:pPr>
+      <w:r>
+        <w:t>Alt + H = Help</w:t>
+      </w:r>
+    </w:p>
+    <w:p/>
+    <w:p>
+      <w:pPr>
+        <w:pStyle w:val="ListParagraph"/>
+        <w:ind w:left="1440"/>
+      </w:pPr>
+    </w:p>
+    <w:p>
+      <w:pPr>
+        <w:pStyle w:val="ListParagraph"/>
+      </w:pPr>
+    </w:p>
+    <w:p>
+      <w:pPr>
+        <w:ind w:left="360" w:firstLine="360"/>
+        <w:jc w:val="center"/>
+      </w:pPr>
+      <w:r>
+        <w:rPr>
+          <w:rFonts w:ascii="Cambria Math" w:hAnsi="Cambria Math" w:cs="Cambria Math"/>
+        </w:rPr>
+        <w:t>𝐀𝐥𝐭</w:t>
+      </w:r>
+      <w:r>
+        <w:t xml:space="preserve"> + </w:t>
+      </w:r>
+      <w:r>
+        <w:rPr>
+          <w:rFonts w:ascii="Cambria Math" w:hAnsi="Cambria Math" w:cs="Cambria Math"/>
+        </w:rPr>
+        <w:t>𝐒𝐡𝐢𝐟𝐭</w:t>
+      </w:r>
+      <w:r>
+        <w:t xml:space="preserve"> +</w:t>
+      </w:r>
+    </w:p>
+    <w:p>
+      <w:pPr>
+        <w:ind w:left="360" w:firstLine="360"/>
+        <w:jc w:val="center"/>
+      </w:pPr>
+    </w:p>
+    <w:p>
+      <w:pPr>
+        <w:pStyle w:val="ListParagraph"/>
+        <w:numPr>
+          <w:ilvl w:val="0"/>
+          <w:numId w:val="19"/>
+        </w:numPr>
+      </w:pPr>
+      <w:r>
+        <w:rPr>
+          <w:rFonts w:ascii="Cambria Math" w:hAnsi="Cambria Math" w:cs="Cambria Math"/>
+        </w:rPr>
+        <w:t>𝐀𝐥𝐭</w:t>
+      </w:r>
+      <w:r>
+        <w:t xml:space="preserve"> + </w:t>
+      </w:r>
+      <w:r>
+        <w:rPr>
+          <w:rFonts w:ascii="Cambria Math" w:hAnsi="Cambria Math" w:cs="Cambria Math"/>
+        </w:rPr>
+        <w:t>𝐒𝐡𝐢𝐟𝐭</w:t>
+      </w:r>
+      <w:r>
+        <w:t xml:space="preserve"> + </w:t>
+      </w:r>
+      <w:r>
+        <w:rPr>
+          <w:rFonts w:ascii="Cambria Math" w:hAnsi="Cambria Math" w:cs="Cambria Math"/>
+        </w:rPr>
+        <w:t>𝐀</w:t>
+      </w:r>
+      <w:r>
+        <w:t xml:space="preserve"> + </w:t>
+      </w:r>
+      <w:r>
+        <w:rPr>
+          <w:rFonts w:ascii="Cambria Math" w:hAnsi="Cambria Math" w:cs="Cambria Math"/>
+        </w:rPr>
+        <w:t>𝐒𝐡𝐢𝐟𝐭</w:t>
+      </w:r>
+      <w:r>
+        <w:t xml:space="preserve"> + ↑/↓ = Multi-line editing (block selection)</w:t>
+      </w:r>
+    </w:p>
+    <w:p>
+      <w:pPr>
+        <w:pStyle w:val="ListParagraph"/>
+        <w:numPr>
+          <w:ilvl w:val="0"/>
+          <w:numId w:val="19"/>
+        </w:numPr>
+      </w:pPr>
+      <w:r>
+        <w:rPr>
+          <w:rFonts w:ascii="Cambria Math" w:hAnsi="Cambria Math" w:cs="Cambria Math"/>
+        </w:rPr>
+        <w:t>𝐀𝐥𝐭</w:t>
+      </w:r>
+      <w:r>
+        <w:t xml:space="preserve"> + </w:t>
+      </w:r>
+      <w:r>
+        <w:rPr>
+          <w:rFonts w:ascii="Cambria Math" w:hAnsi="Cambria Math" w:cs="Cambria Math"/>
+        </w:rPr>
+        <w:t>𝐒𝐡𝐢𝐟𝐭</w:t>
+      </w:r>
+      <w:r>
+        <w:t xml:space="preserve"> </w:t>
+      </w:r>
+      <w:r>
+        <w:rPr>
+          <w:b/>
+          <w:bCs/>
+        </w:rPr>
+        <w:t xml:space="preserve">+ </w:t>
+      </w:r>
+      <w:r>
+        <w:rPr>
+          <w:rFonts w:ascii="Cambria Math" w:hAnsi="Cambria Math" w:cs="Cambria Math"/>
+          <w:b/>
+          <w:bCs/>
+        </w:rPr>
+        <w:t>B</w:t>
+      </w:r>
+      <w:r>
+        <w:rPr>
+          <w:rFonts w:ascii="Cambria Math" w:hAnsi="Cambria Math" w:cs="Cambria Math"/>
+        </w:rPr>
+        <w:t xml:space="preserve"> = Show/Hide BreadCrumb(Directory path in program upper tab)</w:t>
+      </w:r>
+    </w:p>
+    <w:p>
+      <w:pPr>
+        <w:pStyle w:val="ListParagraph"/>
+        <w:numPr>
+          <w:ilvl w:val="0"/>
+          <w:numId w:val="19"/>
+        </w:numPr>
+      </w:pPr>
+      <w:r>
+        <w:rPr>
+          <w:rFonts w:ascii="Cambria Math" w:hAnsi="Cambria Math" w:cs="Cambria Math"/>
+        </w:rPr>
+        <w:t>𝐀𝐥𝐭</w:t>
+      </w:r>
+      <w:r>
+        <w:t xml:space="preserve"> + </w:t>
+      </w:r>
+      <w:r>
+        <w:rPr>
+          <w:rFonts w:ascii="Cambria Math" w:hAnsi="Cambria Math" w:cs="Cambria Math"/>
+        </w:rPr>
+        <w:t>𝐒𝐡𝐢𝐟𝐭</w:t>
+      </w:r>
+      <w:r>
+        <w:t xml:space="preserve"> + </w:t>
+      </w:r>
+      <w:r>
+        <w:rPr>
+          <w:rFonts w:ascii="Cambria Math" w:hAnsi="Cambria Math" w:cs="Cambria Math"/>
+        </w:rPr>
+        <w:t>𝐃</w:t>
+      </w:r>
+      <w:r>
+        <w:t xml:space="preserve"> + </w:t>
+      </w:r>
+      <w:r>
+        <w:rPr>
+          <w:rFonts w:ascii="Cambria Math" w:hAnsi="Cambria Math" w:cs="Cambria Math"/>
+        </w:rPr>
+        <w:t>𝐉</w:t>
+      </w:r>
+      <w:r>
+        <w:t xml:space="preserve"> = Debug program</w:t>
+      </w:r>
+    </w:p>
+    <w:p>
+      <w:pPr>
+        <w:pStyle w:val="ListParagraph"/>
+        <w:numPr>
+          <w:ilvl w:val="0"/>
+          <w:numId w:val="19"/>
+        </w:numPr>
+      </w:pPr>
+      <w:r>
+        <w:rPr>
+          <w:rFonts w:ascii="Cambria Math" w:hAnsi="Cambria Math" w:cs="Cambria Math"/>
+        </w:rPr>
+        <w:t>𝐀𝐥𝐭</w:t>
+      </w:r>
+      <w:r>
+        <w:t xml:space="preserve"> + </w:t>
+      </w:r>
+      <w:r>
+        <w:rPr>
+          <w:rFonts w:ascii="Cambria Math" w:hAnsi="Cambria Math" w:cs="Cambria Math"/>
+        </w:rPr>
+        <w:t>𝐒𝐡𝐢𝐟𝐭</w:t>
+      </w:r>
+      <w:r>
+        <w:t xml:space="preserve"> + </w:t>
+      </w:r>
+      <w:r>
+        <w:rPr>
+          <w:rFonts w:ascii="Cambria Math" w:hAnsi="Cambria Math" w:cs="Cambria Math"/>
+        </w:rPr>
+        <w:t>𝐌</w:t>
+      </w:r>
+      <w:r>
+        <w:t xml:space="preserve"> = Extract method</w:t>
+      </w:r>
+    </w:p>
+    <w:p>
+      <w:pPr>
+        <w:pStyle w:val="ListParagraph"/>
+        <w:numPr>
+          <w:ilvl w:val="0"/>
+          <w:numId w:val="19"/>
+        </w:numPr>
+      </w:pPr>
+      <w:r>
+        <w:rPr>
+          <w:rFonts w:ascii="Cambria Math" w:hAnsi="Cambria Math" w:cs="Cambria Math"/>
+        </w:rPr>
+        <w:t>𝐀𝐥𝐭</w:t>
+      </w:r>
+      <w:r>
+        <w:t xml:space="preserve"> + </w:t>
+      </w:r>
+      <w:r>
+        <w:rPr>
+          <w:rFonts w:ascii="Cambria Math" w:hAnsi="Cambria Math" w:cs="Cambria Math"/>
+        </w:rPr>
+        <w:t>𝐒𝐡𝐢𝐟𝐭</w:t>
+      </w:r>
+      <w:r>
+        <w:t xml:space="preserve"> </w:t>
+      </w:r>
+      <w:r>
+        <w:rPr>
+          <w:b/>
+          <w:bCs/>
+        </w:rPr>
+        <w:t>+ Q +</w:t>
+      </w:r>
+      <w:r>
+        <w:rPr>
+          <w:b/>
+          <w:bCs/>
+        </w:rPr>
+        <w:t xml:space="preserve"> = </w:t>
+      </w:r>
+      <w:r>
+        <w:t>Many Options for showing the view</w:t>
+      </w:r>
+    </w:p>
+    <w:p>
+      <w:pPr>
+        <w:pStyle w:val="ListParagraph"/>
+        <w:numPr>
+          <w:ilvl w:val="0"/>
+          <w:numId w:val="19"/>
+        </w:numPr>
+      </w:pPr>
+      <w:r>
+        <w:rPr>
+          <w:rFonts w:ascii="Cambria Math" w:hAnsi="Cambria Math" w:cs="Cambria Math"/>
+        </w:rPr>
+        <w:t>𝐀𝐥𝐭</w:t>
+      </w:r>
+      <w:r>
+        <w:t xml:space="preserve"> + </w:t>
+      </w:r>
+      <w:r>
+        <w:rPr>
+          <w:rFonts w:ascii="Cambria Math" w:hAnsi="Cambria Math" w:cs="Cambria Math"/>
+        </w:rPr>
+        <w:t>𝐒𝐡𝐢𝐟𝐭</w:t>
+      </w:r>
+      <w:r>
+        <w:t xml:space="preserve"> </w:t>
+      </w:r>
+      <w:r>
+        <w:rPr>
+          <w:b/>
+          <w:bCs/>
+        </w:rPr>
+        <w:t>+ Q + P</w:t>
+      </w:r>
+      <w:r>
+        <w:t xml:space="preserve"> = File Explorer Clearly visible</w:t>
+      </w:r>
+    </w:p>
+    <w:p>
+      <w:pPr>
+        <w:pStyle w:val="ListParagraph"/>
+        <w:numPr>
+          <w:ilvl w:val="0"/>
+          <w:numId w:val="19"/>
+        </w:numPr>
+      </w:pPr>
+      <w:r>
+        <w:rPr>
+          <w:rFonts w:ascii="Cambria Math" w:hAnsi="Cambria Math" w:cs="Cambria Math"/>
+        </w:rPr>
+        <w:t>𝐀𝐥𝐭</w:t>
+      </w:r>
+      <w:r>
+        <w:t xml:space="preserve"> + </w:t>
+      </w:r>
+      <w:r>
+        <w:rPr>
+          <w:rFonts w:ascii="Cambria Math" w:hAnsi="Cambria Math" w:cs="Cambria Math"/>
+        </w:rPr>
+        <w:t>𝐒𝐡𝐢𝐟𝐭</w:t>
+      </w:r>
+      <w:r>
+        <w:t xml:space="preserve"> + </w:t>
+      </w:r>
+      <w:r>
+        <w:rPr>
+          <w:rFonts w:ascii="Cambria Math" w:hAnsi="Cambria Math" w:cs="Cambria Math"/>
+        </w:rPr>
+        <w:t>𝐑</w:t>
+      </w:r>
+      <w:r>
+        <w:t xml:space="preserve"> = Rename (all occurrences)</w:t>
+      </w:r>
+      <w:r>
+        <w:t xml:space="preserve"> of same word</w:t>
+      </w:r>
+      <w:r>
+        <w:t>/Edit All Occrences</w:t>
+      </w:r>
+      <w:r>
+        <w:t>/ Refactor</w:t>
+      </w:r>
+    </w:p>
+    <w:p>
+      <w:pPr>
+        <w:pStyle w:val="ListParagraph"/>
+        <w:numPr>
+          <w:ilvl w:val="0"/>
+          <w:numId w:val="19"/>
+        </w:numPr>
+      </w:pPr>
+      <w:r>
+        <w:rPr>
+          <w:rFonts w:ascii="Cambria Math" w:hAnsi="Cambria Math" w:cs="Cambria Math"/>
+        </w:rPr>
+        <w:t>𝐀𝐥𝐭</w:t>
+      </w:r>
+      <w:r>
+        <w:t xml:space="preserve"> + </w:t>
+      </w:r>
+      <w:r>
+        <w:rPr>
+          <w:rFonts w:ascii="Cambria Math" w:hAnsi="Cambria Math" w:cs="Cambria Math"/>
+        </w:rPr>
+        <w:t>𝐒𝐡𝐢𝐟𝐭</w:t>
+      </w:r>
+      <w:r>
+        <w:t xml:space="preserve"> + </w:t>
+      </w:r>
+      <w:r>
+        <w:rPr>
+          <w:rFonts w:ascii="Cambria Math" w:hAnsi="Cambria Math" w:cs="Cambria Math"/>
+        </w:rPr>
+        <w:t>𝐑</w:t>
+      </w:r>
+      <w:r>
+        <w:t xml:space="preserve"> (twice) = Rename class/method</w:t>
+      </w:r>
+    </w:p>
+    <w:p>
+      <w:pPr>
+        <w:pStyle w:val="ListParagraph"/>
+        <w:numPr>
+          <w:ilvl w:val="0"/>
+          <w:numId w:val="19"/>
+        </w:numPr>
+      </w:pPr>
+      <w:r>
+        <w:rPr>
+          <w:rFonts w:ascii="Cambria Math" w:hAnsi="Cambria Math" w:cs="Cambria Math"/>
+        </w:rPr>
+        <w:t>𝐀𝐥𝐭</w:t>
+      </w:r>
+      <w:r>
+        <w:t xml:space="preserve"> + </w:t>
+      </w:r>
+      <w:r>
+        <w:rPr>
+          <w:rFonts w:ascii="Cambria Math" w:hAnsi="Cambria Math" w:cs="Cambria Math"/>
+        </w:rPr>
+        <w:t>𝐒𝐡𝐢𝐟𝐭</w:t>
+      </w:r>
+      <w:r>
+        <w:t xml:space="preserve"> + </w:t>
+      </w:r>
+      <w:r>
+        <w:rPr>
+          <w:rFonts w:ascii="Cambria Math" w:hAnsi="Cambria Math" w:cs="Cambria Math"/>
+        </w:rPr>
+        <w:t>𝐒</w:t>
+      </w:r>
+      <w:r>
+        <w:t xml:space="preserve"> → </w:t>
+      </w:r>
+      <w:r>
+        <w:rPr>
+          <w:rFonts w:ascii="Cambria Math" w:hAnsi="Cambria Math" w:cs="Cambria Math"/>
+        </w:rPr>
+        <w:t>𝐑</w:t>
+      </w:r>
+      <w:r>
+        <w:t xml:space="preserve"> = Generate Getters &amp; Setters</w:t>
+      </w:r>
+    </w:p>
+    <w:p>
+      <w:pPr>
+        <w:pStyle w:val="ListParagraph"/>
+        <w:numPr>
+          <w:ilvl w:val="0"/>
+          <w:numId w:val="19"/>
+        </w:numPr>
+      </w:pPr>
+      <w:r>
+        <w:rPr>
+          <w:rFonts w:ascii="Cambria Math" w:hAnsi="Cambria Math" w:cs="Cambria Math"/>
+        </w:rPr>
+        <w:t>𝐀𝐥𝐭</w:t>
+      </w:r>
+      <w:r>
+        <w:t xml:space="preserve"> + </w:t>
+      </w:r>
+      <w:r>
+        <w:rPr>
+          <w:rFonts w:ascii="Cambria Math" w:hAnsi="Cambria Math" w:cs="Cambria Math"/>
+        </w:rPr>
+        <w:t>𝐒𝐡𝐢𝐟𝐭</w:t>
+      </w:r>
+      <w:r>
+        <w:t xml:space="preserve"> + </w:t>
+      </w:r>
+      <w:r>
+        <w:rPr>
+          <w:rFonts w:ascii="Cambria Math" w:hAnsi="Cambria Math" w:cs="Cambria Math"/>
+        </w:rPr>
+        <w:t>𝐒</w:t>
+      </w:r>
+      <w:r>
+        <w:t xml:space="preserve"> →</w:t>
+      </w:r>
+      <w:r>
+        <w:t xml:space="preserve"> </w:t>
+      </w:r>
+      <w:r>
+        <w:rPr>
+          <w:b/>
+          <w:bCs/>
+        </w:rPr>
+        <w:t>S</w:t>
+      </w:r>
+      <w:r>
+        <w:t xml:space="preserve"> = for generate toString method, of selected Strings.</w:t>
+      </w:r>
+    </w:p>
+    <w:p>
+      <w:pPr>
+        <w:pStyle w:val="ListParagraph"/>
+        <w:numPr>
+          <w:ilvl w:val="0"/>
+          <w:numId w:val="19"/>
+        </w:numPr>
+      </w:pPr>
+      <w:r>
+        <w:rPr>
+          <w:rFonts w:ascii="Cambria Math" w:hAnsi="Cambria Math" w:cs="Cambria Math"/>
+        </w:rPr>
+        <w:t>𝐀𝐥𝐭</w:t>
+      </w:r>
+      <w:r>
+        <w:t xml:space="preserve"> + </w:t>
+      </w:r>
+      <w:r>
+        <w:rPr>
+          <w:rFonts w:ascii="Cambria Math" w:hAnsi="Cambria Math" w:cs="Cambria Math"/>
+        </w:rPr>
+        <w:t>𝐒𝐡𝐢𝐟𝐭</w:t>
+      </w:r>
+      <w:r>
+        <w:t xml:space="preserve"> + </w:t>
+      </w:r>
+      <w:r>
+        <w:rPr>
+          <w:rFonts w:ascii="Cambria Math" w:hAnsi="Cambria Math" w:cs="Cambria Math"/>
+        </w:rPr>
+        <w:t>𝐒</w:t>
+      </w:r>
+      <w:r>
+        <w:t xml:space="preserve"> →</w:t>
+      </w:r>
+      <w:r>
+        <w:t xml:space="preserve"> </w:t>
+      </w:r>
+      <w:r>
+        <w:rPr>
+          <w:b/>
+          <w:bCs/>
+        </w:rPr>
+        <w:t>O</w:t>
+      </w:r>
+      <w:r>
+        <w:t xml:space="preserve"> = Generate Constructor of created variables and all.</w:t>
+      </w:r>
+    </w:p>
+    <w:p>
+      <w:pPr>
+        <w:pStyle w:val="ListParagraph"/>
+        <w:numPr>
+          <w:ilvl w:val="0"/>
+          <w:numId w:val="19"/>
+        </w:numPr>
+      </w:pPr>
+      <w:r>
+        <w:rPr>
+          <w:rFonts w:ascii="Cambria Math" w:hAnsi="Cambria Math" w:cs="Cambria Math"/>
+        </w:rPr>
+        <w:lastRenderedPageBreak/>
+        <w:t>𝐀𝐥𝐭</w:t>
+      </w:r>
+      <w:r>
+        <w:t xml:space="preserve"> + </w:t>
+      </w:r>
+      <w:r>
+        <w:rPr>
+          <w:rFonts w:ascii="Cambria Math" w:hAnsi="Cambria Math" w:cs="Cambria Math"/>
+        </w:rPr>
+        <w:t>𝐒𝐡𝐢𝐟𝐭</w:t>
+      </w:r>
+      <w:r>
+        <w:t xml:space="preserve"> + </w:t>
+      </w:r>
+      <w:r>
+        <w:rPr>
+          <w:rFonts w:ascii="Cambria Math" w:hAnsi="Cambria Math" w:cs="Cambria Math"/>
+        </w:rPr>
+        <w:t>𝐓</w:t>
+      </w:r>
+      <w:r>
+        <w:t xml:space="preserve"> = Refactor options menu</w:t>
+      </w:r>
+    </w:p>
+    <w:p>
+      <w:pPr>
+        <w:pStyle w:val="ListParagraph"/>
+        <w:numPr>
+          <w:ilvl w:val="0"/>
+          <w:numId w:val="19"/>
+        </w:numPr>
+      </w:pPr>
+      <w:r>
+        <w:rPr>
+          <w:rFonts w:ascii="Cambria Math" w:hAnsi="Cambria Math" w:cs="Cambria Math"/>
+        </w:rPr>
+        <w:t>𝐀𝐥𝐭</w:t>
+      </w:r>
+      <w:r>
+        <w:t xml:space="preserve"> + </w:t>
+      </w:r>
+      <w:r>
+        <w:rPr>
+          <w:rFonts w:ascii="Cambria Math" w:hAnsi="Cambria Math" w:cs="Cambria Math"/>
+        </w:rPr>
+        <w:t>𝐒𝐡𝐢𝐟𝐭</w:t>
+      </w:r>
+      <w:r>
+        <w:t xml:space="preserve"> + </w:t>
+      </w:r>
+      <w:r>
+        <w:rPr>
+          <w:rFonts w:ascii="Cambria Math" w:hAnsi="Cambria Math" w:cs="Cambria Math"/>
+        </w:rPr>
+        <w:t>𝐗</w:t>
+      </w:r>
+      <w:r>
+        <w:t xml:space="preserve"> + </w:t>
+      </w:r>
+      <w:r>
+        <w:rPr>
+          <w:rFonts w:ascii="Cambria Math" w:hAnsi="Cambria Math" w:cs="Cambria Math"/>
+        </w:rPr>
+        <w:t>𝐉</w:t>
+      </w:r>
+      <w:r>
+        <w:t xml:space="preserve"> = Run Java Application</w:t>
+      </w:r>
+    </w:p>
+    <w:p>
+      <w:pPr>
+        <w:pStyle w:val="ListParagraph"/>
+        <w:numPr>
+          <w:ilvl w:val="0"/>
+          <w:numId w:val="19"/>
+        </w:numPr>
+      </w:pPr>
+      <w:r>
+        <w:rPr>
+          <w:rFonts w:ascii="Cambria Math" w:hAnsi="Cambria Math" w:cs="Cambria Math"/>
+        </w:rPr>
+        <w:t>𝐀𝐥𝐭</w:t>
+      </w:r>
+      <w:r>
+        <w:t xml:space="preserve"> + </w:t>
+      </w:r>
+      <w:r>
+        <w:rPr>
+          <w:rFonts w:ascii="Cambria Math" w:hAnsi="Cambria Math" w:cs="Cambria Math"/>
+        </w:rPr>
+        <w:t>𝐒𝐡𝐢𝐟𝐭</w:t>
+      </w:r>
+      <w:r>
+        <w:t xml:space="preserve"> + </w:t>
+      </w:r>
+      <w:r>
+        <w:rPr>
+          <w:rFonts w:ascii="Cambria Math" w:hAnsi="Cambria Math" w:cs="Cambria Math"/>
+        </w:rPr>
+        <w:t>𝐗</w:t>
+      </w:r>
+      <w:r>
+        <w:t xml:space="preserve"> + </w:t>
+      </w:r>
+      <w:r>
+        <w:rPr>
+          <w:rFonts w:ascii="Cambria Math" w:hAnsi="Cambria Math" w:cs="Cambria Math"/>
+        </w:rPr>
+        <w:t>𝐑</w:t>
+      </w:r>
+      <w:r>
+        <w:t xml:space="preserve"> = Run on Server</w:t>
+      </w:r>
+    </w:p>
+    <w:p>
+      <w:pPr>
+        <w:pStyle w:val="ListParagraph"/>
+        <w:numPr>
+          <w:ilvl w:val="0"/>
+          <w:numId w:val="19"/>
+        </w:numPr>
+      </w:pPr>
+      <w:r>
+        <w:rPr>
+          <w:rFonts w:ascii="Cambria Math" w:hAnsi="Cambria Math" w:cs="Cambria Math"/>
+        </w:rPr>
+        <w:t>𝐀𝐥𝐭</w:t>
+      </w:r>
+      <w:r>
+        <w:t xml:space="preserve"> + </w:t>
+      </w:r>
+      <w:r>
+        <w:rPr>
+          <w:rFonts w:ascii="Cambria Math" w:hAnsi="Cambria Math" w:cs="Cambria Math"/>
+        </w:rPr>
+        <w:t>𝐒𝐡𝐢𝐟𝐭</w:t>
+      </w:r>
+      <w:r>
+        <w:t xml:space="preserve"> + </w:t>
+      </w:r>
+      <w:r>
+        <w:rPr>
+          <w:rFonts w:ascii="Cambria Math" w:hAnsi="Cambria Math" w:cs="Cambria Math"/>
+        </w:rPr>
+        <w:t>𝐙</w:t>
+      </w:r>
+      <w:r>
+        <w:t xml:space="preserve"> = Surround with (try-catch / loops / conditionals)</w:t>
+      </w:r>
+    </w:p>
+    <w:p>
+      <w:pPr>
+        <w:ind w:left="720"/>
       </w:pPr>
     </w:p>
     <w:p>
       <w:pPr>
         <w:ind w:left="720"/>
         <w:jc w:val="center"/>
+      </w:pPr>
+      <w:r>
+        <w:rPr>
+          <w:rFonts w:ascii="Cambria Math" w:hAnsi="Cambria Math" w:cs="Cambria Math"/>
+        </w:rPr>
+        <w:t>𝐒𝐡𝐢𝐟𝐭</w:t>
+      </w:r>
+      <w:r>
+        <w:t xml:space="preserve"> +</w:t>
+      </w:r>
+    </w:p>
+    <w:p>
+      <w:pPr>
+        <w:ind w:left="720"/>
+        <w:jc w:val="center"/>
+      </w:pPr>
+    </w:p>
+    <w:p>
+      <w:pPr>
+        <w:pStyle w:val="ListParagraph"/>
+        <w:numPr>
+          <w:ilvl w:val="0"/>
+          <w:numId w:val="20"/>
+        </w:numPr>
+      </w:pPr>
+      <w:r>
+        <w:rPr>
+          <w:rFonts w:ascii="Cambria Math" w:hAnsi="Cambria Math" w:cs="Cambria Math"/>
+        </w:rPr>
+        <w:t>𝐒𝐡𝐢𝐟𝐭</w:t>
+      </w:r>
+      <w:r>
+        <w:t xml:space="preserve"> + </w:t>
+      </w:r>
+      <w:r>
+        <w:rPr>
+          <w:rFonts w:ascii="Cambria Math" w:hAnsi="Cambria Math" w:cs="Cambria Math"/>
+        </w:rPr>
+        <w:t>𝐇𝐨𝐦𝐞</w:t>
+      </w:r>
+      <w:r>
+        <w:t xml:space="preserve"> / </w:t>
+      </w:r>
+      <w:r>
+        <w:rPr>
+          <w:rFonts w:ascii="Cambria Math" w:hAnsi="Cambria Math" w:cs="Cambria Math"/>
+        </w:rPr>
+        <w:t>𝐄𝐧𝐝</w:t>
+      </w:r>
+      <w:r>
+        <w:t xml:space="preserve"> = Select line start/end</w:t>
+      </w:r>
+    </w:p>
+    <w:p>
+      <w:pPr>
+        <w:ind w:left="720"/>
+      </w:pPr>
+    </w:p>
+    <w:p>
+      <w:pPr>
+        <w:ind w:left="720"/>
+        <w:jc w:val="center"/>
         <w:rPr>
           <w:b/>
           <w:bCs/>
@@ -1762,807 +2632,212 @@
       <w:r>
         <w:rPr>
           <w:rFonts w:ascii="Cambria Math" w:hAnsi="Cambria Math" w:cs="Cambria Math"/>
-        </w:rPr>
-        <w:t>𝐀𝐥𝐭</w:t>
-      </w:r>
-      <w:r>
-        <w:t xml:space="preserve"> +</w:t>
-      </w:r>
-      <w:r>
-        <w:t xml:space="preserve"> </w:t>
-      </w:r>
-      <w:r>
-        <w:rPr>
           <w:b/>
           <w:bCs/>
         </w:rPr>
-        <w:t>Accessing Title Bar</w:t>
-      </w:r>
-    </w:p>
-    <w:p>
-      <w:pPr>
-        <w:pStyle w:val="ListParagraph"/>
-        <w:numPr>
-          <w:ilvl w:val="1"/>
-          <w:numId w:val="18"/>
-        </w:numPr>
-      </w:pPr>
-      <w:r>
-        <w:t>Alt + F = Open File Tab</w:t>
-      </w:r>
-    </w:p>
-    <w:p>
-      <w:pPr>
-        <w:pStyle w:val="ListParagraph"/>
-        <w:numPr>
-          <w:ilvl w:val="1"/>
-          <w:numId w:val="18"/>
-        </w:numPr>
-      </w:pPr>
-      <w:r>
-        <w:t xml:space="preserve">Alt + E = Edit </w:t>
-      </w:r>
-    </w:p>
-    <w:p>
-      <w:pPr>
-        <w:pStyle w:val="ListParagraph"/>
-        <w:numPr>
-          <w:ilvl w:val="1"/>
-          <w:numId w:val="18"/>
-        </w:numPr>
-      </w:pPr>
-      <w:r>
-        <w:t>Alt + S = Source</w:t>
-      </w:r>
-    </w:p>
-    <w:p>
-      <w:pPr>
-        <w:pStyle w:val="ListParagraph"/>
-        <w:numPr>
-          <w:ilvl w:val="1"/>
-          <w:numId w:val="18"/>
-        </w:numPr>
-      </w:pPr>
-      <w:r>
-        <w:t>Alt + R = Refactor</w:t>
-      </w:r>
-    </w:p>
-    <w:p>
-      <w:pPr>
-        <w:pStyle w:val="ListParagraph"/>
-        <w:numPr>
-          <w:ilvl w:val="1"/>
-          <w:numId w:val="18"/>
-        </w:numPr>
-      </w:pPr>
-      <w:r>
-        <w:t>Alt + N</w:t>
-      </w:r>
-      <w:r>
-        <w:t xml:space="preserve"> = Navigate</w:t>
-      </w:r>
-    </w:p>
-    <w:p>
-      <w:pPr>
-        <w:pStyle w:val="ListParagraph"/>
-        <w:numPr>
-          <w:ilvl w:val="1"/>
-          <w:numId w:val="18"/>
-        </w:numPr>
-      </w:pPr>
-      <w:r>
-        <w:t>Alt + P</w:t>
-      </w:r>
-      <w:r>
-        <w:t xml:space="preserve"> = Project</w:t>
-      </w:r>
-    </w:p>
-    <w:p>
-      <w:pPr>
-        <w:pStyle w:val="ListParagraph"/>
-        <w:numPr>
-          <w:ilvl w:val="1"/>
-          <w:numId w:val="18"/>
-        </w:numPr>
-      </w:pPr>
-      <w:r>
-        <w:t>Alt + W = Window</w:t>
-      </w:r>
-    </w:p>
-    <w:p>
-      <w:pPr>
-        <w:pStyle w:val="ListParagraph"/>
-        <w:numPr>
-          <w:ilvl w:val="1"/>
-          <w:numId w:val="18"/>
-        </w:numPr>
-      </w:pPr>
-      <w:r>
-        <w:t>Alt + H = Help</w:t>
-      </w:r>
-    </w:p>
-    <w:p/>
-    <w:p>
-      <w:pPr>
-        <w:pStyle w:val="ListParagraph"/>
-        <w:ind w:left="1440"/>
-      </w:pPr>
-    </w:p>
-    <w:p>
-      <w:pPr>
-        <w:pStyle w:val="ListParagraph"/>
-      </w:pPr>
-    </w:p>
-    <w:p>
-      <w:pPr>
-        <w:ind w:left="360" w:firstLine="360"/>
-        <w:jc w:val="center"/>
-      </w:pPr>
-      <w:r>
-        <w:rPr>
-          <w:rFonts w:ascii="Cambria Math" w:hAnsi="Cambria Math" w:cs="Cambria Math"/>
-        </w:rPr>
-        <w:t>𝐀𝐥𝐭</w:t>
-      </w:r>
-      <w:r>
-        <w:t xml:space="preserve"> + </w:t>
-      </w:r>
-      <w:r>
-        <w:rPr>
-          <w:rFonts w:ascii="Cambria Math" w:hAnsi="Cambria Math" w:cs="Cambria Math"/>
-        </w:rPr>
-        <w:t>𝐒𝐡𝐢𝐟𝐭</w:t>
-      </w:r>
-      <w:r>
-        <w:t xml:space="preserve"> +</w:t>
-      </w:r>
-    </w:p>
-    <w:p>
-      <w:pPr>
-        <w:ind w:left="360" w:firstLine="360"/>
-        <w:jc w:val="center"/>
-      </w:pPr>
-    </w:p>
-    <w:p>
-      <w:pPr>
-        <w:pStyle w:val="ListParagraph"/>
-        <w:numPr>
-          <w:ilvl w:val="0"/>
-          <w:numId w:val="19"/>
-        </w:numPr>
-      </w:pPr>
-      <w:r>
-        <w:rPr>
-          <w:rFonts w:ascii="Cambria Math" w:hAnsi="Cambria Math" w:cs="Cambria Math"/>
-        </w:rPr>
-        <w:t>𝐀𝐥𝐭</w:t>
-      </w:r>
-      <w:r>
-        <w:t xml:space="preserve"> + </w:t>
-      </w:r>
-      <w:r>
-        <w:rPr>
-          <w:rFonts w:ascii="Cambria Math" w:hAnsi="Cambria Math" w:cs="Cambria Math"/>
-        </w:rPr>
-        <w:t>𝐒𝐡𝐢𝐟𝐭</w:t>
-      </w:r>
-      <w:r>
-        <w:t xml:space="preserve"> + </w:t>
-      </w:r>
-      <w:r>
-        <w:rPr>
-          <w:rFonts w:ascii="Cambria Math" w:hAnsi="Cambria Math" w:cs="Cambria Math"/>
-        </w:rPr>
-        <w:t>𝐀</w:t>
-      </w:r>
-      <w:r>
-        <w:t xml:space="preserve"> + </w:t>
-      </w:r>
-      <w:r>
-        <w:rPr>
-          <w:rFonts w:ascii="Cambria Math" w:hAnsi="Cambria Math" w:cs="Cambria Math"/>
-        </w:rPr>
-        <w:t>𝐒𝐡𝐢𝐟𝐭</w:t>
-      </w:r>
-      <w:r>
-        <w:t xml:space="preserve"> + ↑/↓ = </w:t>
-      </w:r>
-      <w:proofErr w:type="gramStart"/>
-      <w:r>
-        <w:t>Multi-line</w:t>
-      </w:r>
-      <w:proofErr w:type="gramEnd"/>
-      <w:r>
-        <w:t xml:space="preserve"> editing (block selection)</w:t>
-      </w:r>
-    </w:p>
-    <w:p>
-      <w:pPr>
-        <w:pStyle w:val="ListParagraph"/>
-        <w:numPr>
-          <w:ilvl w:val="0"/>
-          <w:numId w:val="19"/>
-        </w:numPr>
-      </w:pPr>
-      <w:r>
-        <w:rPr>
-          <w:rFonts w:ascii="Cambria Math" w:hAnsi="Cambria Math" w:cs="Cambria Math"/>
-        </w:rPr>
-        <w:t>𝐀𝐥𝐭</w:t>
-      </w:r>
-      <w:r>
-        <w:t xml:space="preserve"> + </w:t>
-      </w:r>
-      <w:r>
-        <w:rPr>
-          <w:rFonts w:ascii="Cambria Math" w:hAnsi="Cambria Math" w:cs="Cambria Math"/>
-        </w:rPr>
-        <w:t>𝐒𝐡𝐢𝐟𝐭</w:t>
-      </w:r>
-      <w:r>
-        <w:t xml:space="preserve"> </w:t>
+        <w:t>Custom Created Similar to my VS Code Snippet</w:t>
       </w:r>
       <w:r>
         <w:rPr>
           <w:b/>
           <w:bCs/>
         </w:rPr>
-        <w:t xml:space="preserve">+ </w:t>
-      </w:r>
+        <w:t>+</w:t>
+      </w:r>
+    </w:p>
+    <w:p>
+      <w:pPr>
+        <w:ind w:left="720"/>
+        <w:rPr>
+          <w:rFonts w:ascii="Cambria Math" w:hAnsi="Cambria Math" w:cs="Cambria Math"/>
+        </w:rPr>
+      </w:pPr>
       <w:r>
         <w:rPr>
           <w:rFonts w:ascii="Cambria Math" w:hAnsi="Cambria Math" w:cs="Cambria Math"/>
           <w:b/>
           <w:bCs/>
         </w:rPr>
-        <w:t>B</w:t>
-      </w:r>
-      <w:r>
-        <w:rPr>
-          <w:rFonts w:ascii="Cambria Math" w:hAnsi="Cambria Math" w:cs="Cambria Math"/>
-        </w:rPr>
-        <w:t xml:space="preserve"> = Show/Hide </w:t>
-      </w:r>
-      <w:proofErr w:type="spellStart"/>
-      <w:proofErr w:type="gramStart"/>
-      <w:r>
-        <w:rPr>
-          <w:rFonts w:ascii="Cambria Math" w:hAnsi="Cambria Math" w:cs="Cambria Math"/>
-        </w:rPr>
-        <w:t>BreadCrumb</w:t>
-      </w:r>
-      <w:proofErr w:type="spellEnd"/>
-      <w:r>
-        <w:rPr>
-          <w:rFonts w:ascii="Cambria Math" w:hAnsi="Cambria Math" w:cs="Cambria Math"/>
-        </w:rPr>
-        <w:t>(</w:t>
-      </w:r>
-      <w:proofErr w:type="gramEnd"/>
-      <w:r>
-        <w:rPr>
-          <w:rFonts w:ascii="Cambria Math" w:hAnsi="Cambria Math" w:cs="Cambria Math"/>
-        </w:rPr>
-        <w:t>Directory path in program upper tab)</w:t>
-      </w:r>
-    </w:p>
-    <w:p>
-      <w:pPr>
-        <w:pStyle w:val="ListParagraph"/>
-        <w:numPr>
-          <w:ilvl w:val="0"/>
-          <w:numId w:val="19"/>
-        </w:numPr>
-      </w:pPr>
-      <w:r>
-        <w:rPr>
-          <w:rFonts w:ascii="Cambria Math" w:hAnsi="Cambria Math" w:cs="Cambria Math"/>
-        </w:rPr>
-        <w:t>𝐀𝐥𝐭</w:t>
-      </w:r>
-      <w:r>
-        <w:t xml:space="preserve"> + </w:t>
-      </w:r>
-      <w:r>
-        <w:rPr>
-          <w:rFonts w:ascii="Cambria Math" w:hAnsi="Cambria Math" w:cs="Cambria Math"/>
-        </w:rPr>
-        <w:t>𝐒𝐡𝐢𝐟𝐭</w:t>
-      </w:r>
-      <w:r>
-        <w:t xml:space="preserve"> + </w:t>
-      </w:r>
-      <w:r>
-        <w:rPr>
-          <w:rFonts w:ascii="Cambria Math" w:hAnsi="Cambria Math" w:cs="Cambria Math"/>
-        </w:rPr>
-        <w:t>𝐃</w:t>
-      </w:r>
-      <w:r>
-        <w:t xml:space="preserve"> + </w:t>
-      </w:r>
-      <w:r>
-        <w:rPr>
-          <w:rFonts w:ascii="Cambria Math" w:hAnsi="Cambria Math" w:cs="Cambria Math"/>
-        </w:rPr>
-        <w:t>𝐉</w:t>
-      </w:r>
-      <w:r>
-        <w:t xml:space="preserve"> = Debug program</w:t>
-      </w:r>
-    </w:p>
-    <w:p>
-      <w:pPr>
-        <w:pStyle w:val="ListParagraph"/>
-        <w:numPr>
-          <w:ilvl w:val="0"/>
-          <w:numId w:val="19"/>
-        </w:numPr>
-      </w:pPr>
-      <w:r>
-        <w:rPr>
-          <w:rFonts w:ascii="Cambria Math" w:hAnsi="Cambria Math" w:cs="Cambria Math"/>
-        </w:rPr>
-        <w:t>𝐀𝐥𝐭</w:t>
-      </w:r>
-      <w:r>
-        <w:t xml:space="preserve"> + </w:t>
-      </w:r>
-      <w:r>
-        <w:rPr>
-          <w:rFonts w:ascii="Cambria Math" w:hAnsi="Cambria Math" w:cs="Cambria Math"/>
-        </w:rPr>
-        <w:t>𝐒𝐡𝐢𝐟𝐭</w:t>
-      </w:r>
-      <w:r>
-        <w:t xml:space="preserve"> + </w:t>
-      </w:r>
-      <w:r>
-        <w:rPr>
-          <w:rFonts w:ascii="Cambria Math" w:hAnsi="Cambria Math" w:cs="Cambria Math"/>
-        </w:rPr>
-        <w:t>𝐌</w:t>
-      </w:r>
-      <w:r>
-        <w:t xml:space="preserve"> = Extract method</w:t>
-      </w:r>
-    </w:p>
-    <w:p>
-      <w:pPr>
-        <w:pStyle w:val="ListParagraph"/>
-        <w:numPr>
-          <w:ilvl w:val="0"/>
-          <w:numId w:val="19"/>
-        </w:numPr>
-      </w:pPr>
-      <w:r>
-        <w:rPr>
-          <w:rFonts w:ascii="Cambria Math" w:hAnsi="Cambria Math" w:cs="Cambria Math"/>
-        </w:rPr>
-        <w:t>𝐀𝐥𝐭</w:t>
-      </w:r>
-      <w:r>
-        <w:t xml:space="preserve"> + </w:t>
-      </w:r>
-      <w:r>
-        <w:rPr>
-          <w:rFonts w:ascii="Cambria Math" w:hAnsi="Cambria Math" w:cs="Cambria Math"/>
-        </w:rPr>
-        <w:t>𝐒𝐡𝐢𝐟𝐭</w:t>
-      </w:r>
-      <w:r>
-        <w:t xml:space="preserve"> </w:t>
-      </w:r>
-      <w:r>
-        <w:rPr>
+        <w:t>Ctrl + R</w:t>
+      </w:r>
+      <w:r>
+        <w:rPr>
+          <w:rFonts w:ascii="Cambria Math" w:hAnsi="Cambria Math" w:cs="Cambria Math"/>
+        </w:rPr>
+        <w:t xml:space="preserve"> = Refresh the window.</w:t>
+      </w:r>
+    </w:p>
+    <w:p>
+      <w:pPr>
+        <w:ind w:left="720"/>
+        <w:rPr>
+          <w:rFonts w:ascii="Cambria Math" w:hAnsi="Cambria Math" w:cs="Cambria Math"/>
+        </w:rPr>
+      </w:pPr>
+      <w:r>
+        <w:rPr>
+          <w:rFonts w:ascii="Cambria Math" w:hAnsi="Cambria Math" w:cs="Cambria Math"/>
           <w:b/>
           <w:bCs/>
         </w:rPr>
-        <w:t>+ Q + P</w:t>
-      </w:r>
-      <w:r>
-        <w:t xml:space="preserve"> = File Explorer Clearly visible</w:t>
-      </w:r>
-    </w:p>
-    <w:p>
-      <w:pPr>
-        <w:pStyle w:val="ListParagraph"/>
-        <w:numPr>
-          <w:ilvl w:val="0"/>
-          <w:numId w:val="19"/>
-        </w:numPr>
-      </w:pPr>
-      <w:r>
-        <w:rPr>
-          <w:rFonts w:ascii="Cambria Math" w:hAnsi="Cambria Math" w:cs="Cambria Math"/>
-        </w:rPr>
-        <w:t>𝐀𝐥𝐭</w:t>
-      </w:r>
-      <w:r>
-        <w:t xml:space="preserve"> + </w:t>
-      </w:r>
-      <w:r>
-        <w:rPr>
-          <w:rFonts w:ascii="Cambria Math" w:hAnsi="Cambria Math" w:cs="Cambria Math"/>
-        </w:rPr>
-        <w:t>𝐒𝐡𝐢𝐟𝐭</w:t>
-      </w:r>
-      <w:r>
-        <w:t xml:space="preserve"> + </w:t>
-      </w:r>
-      <w:r>
-        <w:rPr>
-          <w:rFonts w:ascii="Cambria Math" w:hAnsi="Cambria Math" w:cs="Cambria Math"/>
-        </w:rPr>
-        <w:t>𝐑</w:t>
-      </w:r>
-      <w:r>
-        <w:t xml:space="preserve"> = Rename (all occurrences)</w:t>
-      </w:r>
-      <w:r>
-        <w:t xml:space="preserve"> of same word</w:t>
-      </w:r>
-      <w:r>
-        <w:t xml:space="preserve">/Edit All </w:t>
-      </w:r>
-      <w:proofErr w:type="spellStart"/>
-      <w:r>
-        <w:t>Occrences</w:t>
-      </w:r>
-      <w:proofErr w:type="spellEnd"/>
-      <w:r>
-        <w:t>/ Refactor</w:t>
-      </w:r>
-    </w:p>
-    <w:p>
-      <w:pPr>
-        <w:pStyle w:val="ListParagraph"/>
-        <w:numPr>
-          <w:ilvl w:val="0"/>
-          <w:numId w:val="19"/>
-        </w:numPr>
-      </w:pPr>
-      <w:r>
-        <w:rPr>
-          <w:rFonts w:ascii="Cambria Math" w:hAnsi="Cambria Math" w:cs="Cambria Math"/>
-        </w:rPr>
-        <w:t>𝐀𝐥𝐭</w:t>
-      </w:r>
-      <w:r>
-        <w:t xml:space="preserve"> + </w:t>
-      </w:r>
-      <w:r>
-        <w:rPr>
-          <w:rFonts w:ascii="Cambria Math" w:hAnsi="Cambria Math" w:cs="Cambria Math"/>
-        </w:rPr>
-        <w:t>𝐒𝐡𝐢𝐟𝐭</w:t>
-      </w:r>
-      <w:r>
-        <w:t xml:space="preserve"> + </w:t>
-      </w:r>
-      <w:r>
-        <w:rPr>
-          <w:rFonts w:ascii="Cambria Math" w:hAnsi="Cambria Math" w:cs="Cambria Math"/>
-        </w:rPr>
-        <w:t>𝐑</w:t>
-      </w:r>
-      <w:r>
-        <w:t xml:space="preserve"> (twice) = Rename class/method</w:t>
-      </w:r>
-    </w:p>
-    <w:p>
-      <w:pPr>
-        <w:pStyle w:val="ListParagraph"/>
-        <w:numPr>
-          <w:ilvl w:val="0"/>
-          <w:numId w:val="19"/>
-        </w:numPr>
-      </w:pPr>
-      <w:r>
-        <w:rPr>
-          <w:rFonts w:ascii="Cambria Math" w:hAnsi="Cambria Math" w:cs="Cambria Math"/>
-        </w:rPr>
-        <w:t>𝐀𝐥𝐭</w:t>
-      </w:r>
-      <w:r>
-        <w:t xml:space="preserve"> + </w:t>
-      </w:r>
-      <w:r>
-        <w:rPr>
-          <w:rFonts w:ascii="Cambria Math" w:hAnsi="Cambria Math" w:cs="Cambria Math"/>
-        </w:rPr>
-        <w:t>𝐒𝐡𝐢𝐟𝐭</w:t>
-      </w:r>
-      <w:r>
-        <w:t xml:space="preserve"> + </w:t>
-      </w:r>
-      <w:r>
-        <w:rPr>
-          <w:rFonts w:ascii="Cambria Math" w:hAnsi="Cambria Math" w:cs="Cambria Math"/>
-        </w:rPr>
-        <w:t>𝐒</w:t>
-      </w:r>
-      <w:r>
-        <w:t xml:space="preserve"> → </w:t>
-      </w:r>
-      <w:r>
-        <w:rPr>
-          <w:rFonts w:ascii="Cambria Math" w:hAnsi="Cambria Math" w:cs="Cambria Math"/>
-        </w:rPr>
-        <w:t>𝐑</w:t>
-      </w:r>
-      <w:r>
-        <w:t xml:space="preserve"> = Generate Getters &amp; Setters</w:t>
-      </w:r>
-    </w:p>
-    <w:p>
-      <w:pPr>
-        <w:pStyle w:val="ListParagraph"/>
-        <w:numPr>
-          <w:ilvl w:val="0"/>
-          <w:numId w:val="19"/>
-        </w:numPr>
-      </w:pPr>
-      <w:r>
-        <w:rPr>
-          <w:rFonts w:ascii="Cambria Math" w:hAnsi="Cambria Math" w:cs="Cambria Math"/>
-        </w:rPr>
-        <w:t>𝐀𝐥𝐭</w:t>
-      </w:r>
-      <w:r>
-        <w:t xml:space="preserve"> + </w:t>
-      </w:r>
-      <w:r>
-        <w:rPr>
-          <w:rFonts w:ascii="Cambria Math" w:hAnsi="Cambria Math" w:cs="Cambria Math"/>
-        </w:rPr>
-        <w:t>𝐒𝐡𝐢𝐟𝐭</w:t>
-      </w:r>
-      <w:r>
-        <w:t xml:space="preserve"> + </w:t>
-      </w:r>
-      <w:r>
-        <w:rPr>
-          <w:rFonts w:ascii="Cambria Math" w:hAnsi="Cambria Math" w:cs="Cambria Math"/>
-        </w:rPr>
-        <w:t>𝐒</w:t>
-      </w:r>
-      <w:r>
-        <w:t xml:space="preserve"> →</w:t>
-      </w:r>
-      <w:r>
-        <w:t xml:space="preserve"> </w:t>
-      </w:r>
-      <w:r>
-        <w:rPr>
+        <w:t xml:space="preserve">Ctrl + </w:t>
+      </w:r>
+      <w:r>
+        <w:rPr>
+          <w:rFonts w:ascii="Cambria Math" w:hAnsi="Cambria Math" w:cs="Cambria Math"/>
           <w:b/>
           <w:bCs/>
         </w:rPr>
-        <w:t>S</w:t>
-      </w:r>
-      <w:r>
-        <w:t xml:space="preserve"> = for generate </w:t>
-      </w:r>
-      <w:proofErr w:type="spellStart"/>
-      <w:r>
-        <w:t>toString</w:t>
-      </w:r>
-      <w:proofErr w:type="spellEnd"/>
-      <w:r>
-        <w:t xml:space="preserve"> method, of selected Strings.</w:t>
-      </w:r>
-    </w:p>
-    <w:p>
-      <w:pPr>
-        <w:pStyle w:val="ListParagraph"/>
-        <w:numPr>
-          <w:ilvl w:val="0"/>
-          <w:numId w:val="19"/>
-        </w:numPr>
-      </w:pPr>
-      <w:r>
-        <w:rPr>
-          <w:rFonts w:ascii="Cambria Math" w:hAnsi="Cambria Math" w:cs="Cambria Math"/>
-        </w:rPr>
-        <w:t>𝐀𝐥𝐭</w:t>
-      </w:r>
-      <w:r>
-        <w:t xml:space="preserve"> + </w:t>
-      </w:r>
-      <w:r>
-        <w:rPr>
-          <w:rFonts w:ascii="Cambria Math" w:hAnsi="Cambria Math" w:cs="Cambria Math"/>
-        </w:rPr>
-        <w:t>𝐒𝐡𝐢𝐟𝐭</w:t>
-      </w:r>
-      <w:r>
-        <w:t xml:space="preserve"> + </w:t>
-      </w:r>
-      <w:r>
-        <w:rPr>
-          <w:rFonts w:ascii="Cambria Math" w:hAnsi="Cambria Math" w:cs="Cambria Math"/>
-        </w:rPr>
-        <w:t>𝐒</w:t>
-      </w:r>
-      <w:r>
-        <w:t xml:space="preserve"> →</w:t>
-      </w:r>
-      <w:r>
-        <w:t xml:space="preserve"> </w:t>
-      </w:r>
-      <w:r>
-        <w:rPr>
+        <w:t>‘</w:t>
+      </w:r>
+      <w:r>
+        <w:rPr>
+          <w:rFonts w:ascii="Cambria Math" w:hAnsi="Cambria Math" w:cs="Cambria Math"/>
+        </w:rPr>
+        <w:t>=</w:t>
+      </w:r>
+      <w:r>
+        <w:rPr>
+          <w:rFonts w:ascii="Cambria Math" w:hAnsi="Cambria Math" w:cs="Cambria Math"/>
+        </w:rPr>
+        <w:t xml:space="preserve"> Run the Program.</w:t>
+      </w:r>
+      <w:r>
+        <w:rPr>
+          <w:rFonts w:ascii="Cambria Math" w:hAnsi="Cambria Math" w:cs="Cambria Math"/>
+        </w:rPr>
+        <w:t xml:space="preserve"> – Run Java </w:t>
+      </w:r>
+      <w:r>
+        <w:rPr>
+          <w:rFonts w:ascii="Cambria Math" w:hAnsi="Cambria Math" w:cs="Cambria Math"/>
+        </w:rPr>
+        <w:t>Application.</w:t>
+      </w:r>
+    </w:p>
+    <w:p>
+      <w:pPr>
+        <w:ind w:left="720"/>
+        <w:rPr>
+          <w:rFonts w:ascii="Cambria Math" w:hAnsi="Cambria Math" w:cs="Cambria Math"/>
+        </w:rPr>
+      </w:pPr>
+      <w:r>
+        <w:rPr>
+          <w:rFonts w:ascii="Cambria Math" w:hAnsi="Cambria Math" w:cs="Cambria Math"/>
           <w:b/>
           <w:bCs/>
         </w:rPr>
-        <w:t>O</w:t>
-      </w:r>
-      <w:r>
-        <w:t xml:space="preserve"> = Generate Constructor of created variables and all.</w:t>
-      </w:r>
-    </w:p>
-    <w:p>
-      <w:pPr>
-        <w:pStyle w:val="ListParagraph"/>
-        <w:numPr>
-          <w:ilvl w:val="0"/>
-          <w:numId w:val="19"/>
-        </w:numPr>
-      </w:pPr>
-      <w:r>
-        <w:rPr>
-          <w:rFonts w:ascii="Cambria Math" w:hAnsi="Cambria Math" w:cs="Cambria Math"/>
-        </w:rPr>
-        <w:t>𝐀𝐥𝐭</w:t>
-      </w:r>
-      <w:r>
+        <w:t xml:space="preserve">Ctrl </w:t>
+      </w:r>
+      <w:r>
+        <w:rPr>
+          <w:rFonts w:ascii="Cambria Math" w:hAnsi="Cambria Math" w:cs="Cambria Math"/>
+          <w:b/>
+          <w:bCs/>
+        </w:rPr>
+        <w:t>+ Shift</w:t>
+      </w:r>
+      <w:r>
+        <w:rPr>
+          <w:rFonts w:ascii="Cambria Math" w:hAnsi="Cambria Math" w:cs="Cambria Math"/>
+          <w:b/>
+          <w:bCs/>
+        </w:rPr>
         <w:t xml:space="preserve"> + </w:t>
       </w:r>
       <w:r>
         <w:rPr>
           <w:rFonts w:ascii="Cambria Math" w:hAnsi="Cambria Math" w:cs="Cambria Math"/>
-        </w:rPr>
-        <w:t>𝐒𝐡𝐢𝐟𝐭</w:t>
-      </w:r>
-      <w:r>
-        <w:t xml:space="preserve"> + </w:t>
-      </w:r>
-      <w:r>
-        <w:rPr>
-          <w:rFonts w:ascii="Cambria Math" w:hAnsi="Cambria Math" w:cs="Cambria Math"/>
-        </w:rPr>
-        <w:t>𝐓</w:t>
-      </w:r>
-      <w:r>
-        <w:t xml:space="preserve"> = Refactor options menu</w:t>
-      </w:r>
-    </w:p>
-    <w:p>
-      <w:pPr>
-        <w:pStyle w:val="ListParagraph"/>
-        <w:numPr>
-          <w:ilvl w:val="0"/>
-          <w:numId w:val="19"/>
-        </w:numPr>
-      </w:pPr>
-      <w:r>
-        <w:rPr>
-          <w:rFonts w:ascii="Cambria Math" w:hAnsi="Cambria Math" w:cs="Cambria Math"/>
-        </w:rPr>
-        <w:lastRenderedPageBreak/>
-        <w:t>𝐀𝐥𝐭</w:t>
-      </w:r>
-      <w:r>
-        <w:t xml:space="preserve"> + </w:t>
-      </w:r>
-      <w:r>
-        <w:rPr>
-          <w:rFonts w:ascii="Cambria Math" w:hAnsi="Cambria Math" w:cs="Cambria Math"/>
-        </w:rPr>
-        <w:t>𝐒𝐡𝐢𝐟𝐭</w:t>
-      </w:r>
-      <w:r>
-        <w:t xml:space="preserve"> + </w:t>
-      </w:r>
-      <w:r>
-        <w:rPr>
-          <w:rFonts w:ascii="Cambria Math" w:hAnsi="Cambria Math" w:cs="Cambria Math"/>
-        </w:rPr>
-        <w:t>𝐗</w:t>
-      </w:r>
-      <w:r>
-        <w:t xml:space="preserve"> + </w:t>
-      </w:r>
-      <w:r>
-        <w:rPr>
-          <w:rFonts w:ascii="Cambria Math" w:hAnsi="Cambria Math" w:cs="Cambria Math"/>
-        </w:rPr>
-        <w:t>𝐉</w:t>
-      </w:r>
-      <w:r>
-        <w:t xml:space="preserve"> = Run Java Application</w:t>
-      </w:r>
-    </w:p>
-    <w:p>
-      <w:pPr>
-        <w:pStyle w:val="ListParagraph"/>
-        <w:numPr>
-          <w:ilvl w:val="0"/>
-          <w:numId w:val="19"/>
-        </w:numPr>
-      </w:pPr>
-      <w:r>
-        <w:rPr>
-          <w:rFonts w:ascii="Cambria Math" w:hAnsi="Cambria Math" w:cs="Cambria Math"/>
-        </w:rPr>
-        <w:t>𝐀𝐥𝐭</w:t>
-      </w:r>
-      <w:r>
-        <w:t xml:space="preserve"> + </w:t>
-      </w:r>
-      <w:r>
-        <w:rPr>
-          <w:rFonts w:ascii="Cambria Math" w:hAnsi="Cambria Math" w:cs="Cambria Math"/>
-        </w:rPr>
-        <w:t>𝐒𝐡𝐢𝐟𝐭</w:t>
-      </w:r>
-      <w:r>
-        <w:t xml:space="preserve"> + </w:t>
-      </w:r>
-      <w:r>
-        <w:rPr>
-          <w:rFonts w:ascii="Cambria Math" w:hAnsi="Cambria Math" w:cs="Cambria Math"/>
-        </w:rPr>
-        <w:t>𝐗</w:t>
-      </w:r>
-      <w:r>
-        <w:t xml:space="preserve"> + </w:t>
-      </w:r>
-      <w:r>
-        <w:rPr>
-          <w:rFonts w:ascii="Cambria Math" w:hAnsi="Cambria Math" w:cs="Cambria Math"/>
-        </w:rPr>
-        <w:t>𝐑</w:t>
-      </w:r>
-      <w:r>
-        <w:t xml:space="preserve"> = Run on Server</w:t>
-      </w:r>
-    </w:p>
-    <w:p>
-      <w:pPr>
-        <w:pStyle w:val="ListParagraph"/>
-        <w:numPr>
-          <w:ilvl w:val="0"/>
-          <w:numId w:val="19"/>
-        </w:numPr>
-      </w:pPr>
-      <w:r>
-        <w:rPr>
-          <w:rFonts w:ascii="Cambria Math" w:hAnsi="Cambria Math" w:cs="Cambria Math"/>
-        </w:rPr>
-        <w:t>𝐀𝐥𝐭</w:t>
-      </w:r>
-      <w:r>
-        <w:t xml:space="preserve"> + </w:t>
-      </w:r>
-      <w:r>
-        <w:rPr>
-          <w:rFonts w:ascii="Cambria Math" w:hAnsi="Cambria Math" w:cs="Cambria Math"/>
-        </w:rPr>
-        <w:t>𝐒𝐡𝐢𝐟𝐭</w:t>
-      </w:r>
-      <w:r>
-        <w:t xml:space="preserve"> + </w:t>
-      </w:r>
-      <w:r>
-        <w:rPr>
-          <w:rFonts w:ascii="Cambria Math" w:hAnsi="Cambria Math" w:cs="Cambria Math"/>
-        </w:rPr>
-        <w:t>𝐙</w:t>
-      </w:r>
-      <w:r>
-        <w:t xml:space="preserve"> = Surround with (try-catch / loops / conditionals)</w:t>
-      </w:r>
+          <w:b/>
+          <w:bCs/>
+        </w:rPr>
+        <w:t>‘</w:t>
+      </w:r>
+      <w:r>
+        <w:rPr>
+          <w:rFonts w:ascii="Cambria Math" w:hAnsi="Cambria Math" w:cs="Cambria Math"/>
+        </w:rPr>
+        <w:t>=</w:t>
+      </w:r>
+      <w:r>
+        <w:rPr>
+          <w:rFonts w:ascii="Cambria Math" w:hAnsi="Cambria Math" w:cs="Cambria Math"/>
+        </w:rPr>
+        <w:t xml:space="preserve"> Run on Server.</w:t>
+      </w:r>
+    </w:p>
+    <w:p>
+      <w:pPr>
+        <w:ind w:left="720"/>
+        <w:rPr>
+          <w:rFonts w:ascii="Cambria Math" w:hAnsi="Cambria Math" w:cs="Cambria Math"/>
+        </w:rPr>
+      </w:pPr>
+      <w:r>
+        <w:rPr>
+          <w:rFonts w:ascii="Cambria Math" w:hAnsi="Cambria Math" w:cs="Cambria Math"/>
+          <w:b/>
+          <w:bCs/>
+        </w:rPr>
+        <w:t xml:space="preserve">Ctrl + K </w:t>
+      </w:r>
+      <w:r>
+        <w:rPr>
+          <w:rFonts w:ascii="Cambria Math" w:hAnsi="Cambria Math" w:cs="Cambria Math"/>
+        </w:rPr>
+        <w:t>= Clear Console (Output stuff from console).</w:t>
+      </w:r>
+    </w:p>
+    <w:p>
+      <w:pPr>
+        <w:ind w:left="720"/>
+        <w:rPr>
+          <w:rFonts w:ascii="Cambria Math" w:hAnsi="Cambria Math" w:cs="Cambria Math"/>
+        </w:rPr>
+      </w:pPr>
+      <w:r>
+        <w:rPr>
+          <w:b/>
+          <w:bCs/>
+        </w:rPr>
+        <w:t>Alt + J = Multi Cursor Selection one by one.</w:t>
+      </w:r>
+    </w:p>
+    <w:p>
+      <w:pPr>
+        <w:ind w:left="720"/>
+      </w:pPr>
+      <w:r>
+        <w:rPr>
+          <w:b/>
+          <w:bCs/>
+        </w:rPr>
+        <w:t>Ctrl + Tab</w:t>
+      </w:r>
+      <w:r>
+        <w:t xml:space="preserve"> = Next Editor</w:t>
+      </w:r>
+    </w:p>
+    <w:p>
+      <w:pPr>
+        <w:ind w:left="720"/>
+      </w:pPr>
+      <w:r>
+        <w:rPr>
+          <w:b/>
+          <w:bCs/>
+        </w:rPr>
+        <w:t>Ctrl + Shift + Tab</w:t>
+      </w:r>
+      <w:r>
+        <w:t xml:space="preserve"> = Previous Editor</w:t>
+      </w:r>
+    </w:p>
+    <w:p>
+      <w:pPr>
+        <w:ind w:left="720"/>
+      </w:pPr>
     </w:p>
     <w:p>
       <w:pPr>
@@ -2573,68 +2848,49 @@
       <w:pPr>
         <w:ind w:left="720"/>
         <w:jc w:val="center"/>
-      </w:pPr>
-      <w:r>
-        <w:rPr>
-          <w:rFonts w:ascii="Cambria Math" w:hAnsi="Cambria Math" w:cs="Cambria Math"/>
-        </w:rPr>
-        <w:t>𝐒𝐡𝐢𝐟𝐭</w:t>
-      </w:r>
-      <w:r>
-        <w:t xml:space="preserve"> +</w:t>
-      </w:r>
+        <w:rPr>
+          <w:b/>
+          <w:bCs/>
+        </w:rPr>
+      </w:pPr>
+      <w:r>
+        <w:rPr>
+          <w:b/>
+          <w:bCs/>
+        </w:rPr>
+        <w:t>Additional Theme/ Plugin Installed</w:t>
+      </w:r>
+    </w:p>
+    <w:p>
+      <w:pPr>
+        <w:ind w:left="720"/>
+      </w:pPr>
+    </w:p>
+    <w:p>
+      <w:pPr>
+        <w:ind w:left="720"/>
+      </w:pPr>
+      <w:r>
+        <w:t xml:space="preserve">Plugins - AnyEdit </w:t>
+      </w:r>
+    </w:p>
+    <w:p>
+      <w:pPr>
+        <w:ind w:left="720"/>
+      </w:pPr>
+      <w:r>
+        <w:t xml:space="preserve">Themes – DevStyle </w:t>
+      </w:r>
+    </w:p>
+    <w:p>
+      <w:pPr>
+        <w:ind w:left="720"/>
+      </w:pPr>
     </w:p>
     <w:p>
       <w:pPr>
         <w:ind w:left="720"/>
         <w:jc w:val="center"/>
-      </w:pPr>
-    </w:p>
-    <w:p>
-      <w:pPr>
-        <w:pStyle w:val="ListParagraph"/>
-        <w:numPr>
-          <w:ilvl w:val="0"/>
-          <w:numId w:val="20"/>
-        </w:numPr>
-      </w:pPr>
-      <w:r>
-        <w:rPr>
-          <w:rFonts w:ascii="Cambria Math" w:hAnsi="Cambria Math" w:cs="Cambria Math"/>
-        </w:rPr>
-        <w:t>𝐒𝐡𝐢𝐟𝐭</w:t>
-      </w:r>
-      <w:r>
-        <w:t xml:space="preserve"> + </w:t>
-      </w:r>
-      <w:r>
-        <w:rPr>
-          <w:rFonts w:ascii="Cambria Math" w:hAnsi="Cambria Math" w:cs="Cambria Math"/>
-        </w:rPr>
-        <w:t>𝐇𝐨𝐦𝐞</w:t>
-      </w:r>
-      <w:r>
-        <w:t xml:space="preserve"> / </w:t>
-      </w:r>
-      <w:r>
-        <w:rPr>
-          <w:rFonts w:ascii="Cambria Math" w:hAnsi="Cambria Math" w:cs="Cambria Math"/>
-        </w:rPr>
-        <w:t>𝐄𝐧𝐝</w:t>
-      </w:r>
-      <w:r>
-        <w:t xml:space="preserve"> = Select line start/end</w:t>
-      </w:r>
-    </w:p>
-    <w:p>
-      <w:pPr>
-        <w:ind w:left="720"/>
-      </w:pPr>
-    </w:p>
-    <w:p>
-      <w:pPr>
-        <w:ind w:left="720"/>
-        <w:jc w:val="center"/>
         <w:rPr>
           <w:b/>
           <w:bCs/>
@@ -2642,364 +2898,44 @@
       </w:pPr>
       <w:r>
         <w:rPr>
-          <w:rFonts w:ascii="Cambria Math" w:hAnsi="Cambria Math" w:cs="Cambria Math"/>
           <w:b/>
           <w:bCs/>
         </w:rPr>
-        <w:t>Custom Created Similar to my VS Code Snippet</w:t>
+        <w:t xml:space="preserve">Settings Upgraded as per requirements </w:t>
       </w:r>
       <w:r>
         <w:rPr>
           <w:b/>
           <w:bCs/>
         </w:rPr>
-        <w:t>+</w:t>
-      </w:r>
-    </w:p>
-    <w:p>
-      <w:pPr>
-        <w:ind w:left="720"/>
-        <w:rPr>
-          <w:rFonts w:ascii="Cambria Math" w:hAnsi="Cambria Math" w:cs="Cambria Math"/>
-        </w:rPr>
-      </w:pPr>
-      <w:r>
-        <w:rPr>
-          <w:rFonts w:ascii="Cambria Math" w:hAnsi="Cambria Math" w:cs="Cambria Math"/>
+        <w:t>–</w:t>
+      </w:r>
+    </w:p>
+    <w:p>
+      <w:pPr>
+        <w:pStyle w:val="ListParagraph"/>
+        <w:numPr>
+          <w:ilvl w:val="1"/>
+          <w:numId w:val="19"/>
+        </w:numPr>
+        <w:jc w:val="center"/>
+        <w:rPr>
           <w:b/>
           <w:bCs/>
         </w:rPr>
-        <w:t>Ctrl + R</w:t>
-      </w:r>
-      <w:r>
-        <w:rPr>
-          <w:rFonts w:ascii="Cambria Math" w:hAnsi="Cambria Math" w:cs="Cambria Math"/>
-        </w:rPr>
-        <w:t xml:space="preserve"> = Refresh the window.</w:t>
-      </w:r>
-    </w:p>
-    <w:p>
-      <w:pPr>
-        <w:ind w:left="720"/>
-        <w:rPr>
-          <w:rFonts w:ascii="Cambria Math" w:hAnsi="Cambria Math" w:cs="Cambria Math"/>
-        </w:rPr>
-      </w:pPr>
-      <w:r>
-        <w:rPr>
-          <w:rFonts w:ascii="Cambria Math" w:hAnsi="Cambria Math" w:cs="Cambria Math"/>
+      </w:pPr>
+      <w:r>
+        <w:rPr>
           <w:b/>
           <w:bCs/>
         </w:rPr>
-        <w:t xml:space="preserve">Ctrl + </w:t>
-      </w:r>
-      <w:r>
-        <w:rPr>
-          <w:rFonts w:ascii="Cambria Math" w:hAnsi="Cambria Math" w:cs="Cambria Math"/>
-          <w:b/>
-          <w:bCs/>
-        </w:rPr>
-        <w:t>‘</w:t>
-      </w:r>
-      <w:r>
-        <w:rPr>
-          <w:rFonts w:ascii="Cambria Math" w:hAnsi="Cambria Math" w:cs="Cambria Math"/>
-        </w:rPr>
-        <w:t>=</w:t>
-      </w:r>
-      <w:r>
-        <w:rPr>
-          <w:rFonts w:ascii="Cambria Math" w:hAnsi="Cambria Math" w:cs="Cambria Math"/>
-        </w:rPr>
-        <w:t xml:space="preserve"> Run the Program.</w:t>
-      </w:r>
-      <w:r>
-        <w:rPr>
-          <w:rFonts w:ascii="Cambria Math" w:hAnsi="Cambria Math" w:cs="Cambria Math"/>
-        </w:rPr>
-        <w:t xml:space="preserve"> – Run Java </w:t>
-      </w:r>
-      <w:r>
-        <w:rPr>
-          <w:rFonts w:ascii="Cambria Math" w:hAnsi="Cambria Math" w:cs="Cambria Math"/>
-        </w:rPr>
-        <w:t>Application.</w:t>
-      </w:r>
-    </w:p>
-    <w:p>
-      <w:pPr>
-        <w:ind w:left="720"/>
-        <w:rPr>
-          <w:rFonts w:ascii="Cambria Math" w:hAnsi="Cambria Math" w:cs="Cambria Math"/>
-        </w:rPr>
-      </w:pPr>
-      <w:r>
-        <w:rPr>
-          <w:rFonts w:ascii="Cambria Math" w:hAnsi="Cambria Math" w:cs="Cambria Math"/>
-          <w:b/>
-          <w:bCs/>
-        </w:rPr>
-        <w:t xml:space="preserve">Ctrl </w:t>
-      </w:r>
-      <w:r>
-        <w:rPr>
-          <w:rFonts w:ascii="Cambria Math" w:hAnsi="Cambria Math" w:cs="Cambria Math"/>
-          <w:b/>
-          <w:bCs/>
-        </w:rPr>
-        <w:t>+ Shift</w:t>
-      </w:r>
-      <w:r>
-        <w:rPr>
-          <w:rFonts w:ascii="Cambria Math" w:hAnsi="Cambria Math" w:cs="Cambria Math"/>
-          <w:b/>
-          <w:bCs/>
-        </w:rPr>
-        <w:t xml:space="preserve"> + </w:t>
-      </w:r>
-      <w:r>
-        <w:rPr>
-          <w:rFonts w:ascii="Cambria Math" w:hAnsi="Cambria Math" w:cs="Cambria Math"/>
-          <w:b/>
-          <w:bCs/>
-        </w:rPr>
-        <w:t>‘</w:t>
-      </w:r>
-      <w:r>
-        <w:rPr>
-          <w:rFonts w:ascii="Cambria Math" w:hAnsi="Cambria Math" w:cs="Cambria Math"/>
-        </w:rPr>
-        <w:t>=</w:t>
-      </w:r>
-      <w:r>
-        <w:rPr>
-          <w:rFonts w:ascii="Cambria Math" w:hAnsi="Cambria Math" w:cs="Cambria Math"/>
-        </w:rPr>
-        <w:t xml:space="preserve"> Run on Server.</w:t>
-      </w:r>
-    </w:p>
-    <w:p>
-      <w:pPr>
-        <w:ind w:left="720"/>
-        <w:rPr>
-          <w:rFonts w:ascii="Cambria Math" w:hAnsi="Cambria Math" w:cs="Cambria Math"/>
-        </w:rPr>
-      </w:pPr>
-      <w:r>
-        <w:rPr>
-          <w:rFonts w:ascii="Cambria Math" w:hAnsi="Cambria Math" w:cs="Cambria Math"/>
-          <w:b/>
-          <w:bCs/>
-        </w:rPr>
-        <w:t xml:space="preserve">Ctrl + K </w:t>
-      </w:r>
-      <w:r>
-        <w:rPr>
-          <w:rFonts w:ascii="Cambria Math" w:hAnsi="Cambria Math" w:cs="Cambria Math"/>
-        </w:rPr>
-        <w:t>= Clear Console (Output stuff from console).</w:t>
-      </w:r>
-    </w:p>
-    <w:p>
-      <w:pPr>
-        <w:ind w:left="720"/>
-        <w:rPr>
-          <w:rFonts w:ascii="Cambria Math" w:hAnsi="Cambria Math" w:cs="Cambria Math"/>
-        </w:rPr>
-      </w:pPr>
-      <w:r>
-        <w:rPr>
-          <w:b/>
-          <w:bCs/>
-        </w:rPr>
-        <w:t>Alt + J = Multi Cursor Selection one by one.</w:t>
-      </w:r>
-    </w:p>
-    <w:p>
-      <w:pPr>
-        <w:ind w:left="720"/>
-      </w:pPr>
-      <w:r>
-        <w:rPr>
-          <w:b/>
-          <w:bCs/>
-        </w:rPr>
-        <w:t>Ctrl + Tab</w:t>
-      </w:r>
-      <w:r>
-        <w:t xml:space="preserve"> = Next Editor</w:t>
-      </w:r>
-    </w:p>
-    <w:p>
-      <w:pPr>
-        <w:ind w:left="720"/>
-      </w:pPr>
-      <w:r>
-        <w:rPr>
-          <w:b/>
-          <w:bCs/>
-        </w:rPr>
-        <w:t>Ctrl + Shift + Tab</w:t>
-      </w:r>
-      <w:r>
-        <w:t xml:space="preserve"> = Previous Editor</w:t>
-      </w:r>
-    </w:p>
-    <w:p>
-      <w:pPr>
-        <w:ind w:left="720"/>
-      </w:pPr>
-    </w:p>
-    <w:p>
-      <w:pPr>
-        <w:ind w:left="720"/>
-      </w:pPr>
-    </w:p>
-    <w:p>
-      <w:pPr>
-        <w:ind w:left="720"/>
-        <w:jc w:val="center"/>
-        <w:rPr>
-          <w:b/>
-          <w:bCs/>
-        </w:rPr>
-      </w:pPr>
-      <w:r>
-        <w:rPr>
-          <w:b/>
-          <w:bCs/>
-        </w:rPr>
-        <w:t>Additional Theme/ Plugin Installed</w:t>
-      </w:r>
-    </w:p>
-    <w:p>
-      <w:pPr>
-        <w:ind w:left="720"/>
-      </w:pPr>
-    </w:p>
-    <w:p>
-      <w:pPr>
-        <w:ind w:left="720"/>
-      </w:pPr>
-      <w:r>
-        <w:t xml:space="preserve">Plugins - </w:t>
-      </w:r>
-      <w:proofErr w:type="spellStart"/>
-      <w:r>
-        <w:t>AnyEdit</w:t>
-      </w:r>
-      <w:proofErr w:type="spellEnd"/>
-      <w:r>
-        <w:t xml:space="preserve"> </w:t>
-      </w:r>
-    </w:p>
-    <w:p>
-      <w:pPr>
-        <w:ind w:left="720"/>
-      </w:pPr>
-      <w:r>
-        <w:t xml:space="preserve">Themes – </w:t>
-      </w:r>
-      <w:proofErr w:type="spellStart"/>
-      <w:r>
-        <w:t>DevStyle</w:t>
-      </w:r>
-      <w:proofErr w:type="spellEnd"/>
-      <w:r>
-        <w:t xml:space="preserve"> </w:t>
-      </w:r>
-    </w:p>
-    <w:p>
-      <w:pPr>
-        <w:ind w:left="720"/>
-      </w:pPr>
-    </w:p>
-    <w:p>
-      <w:pPr>
-        <w:ind w:left="720"/>
-        <w:jc w:val="center"/>
-        <w:rPr>
-          <w:b/>
-          <w:bCs/>
-        </w:rPr>
-      </w:pPr>
-      <w:r>
-        <w:rPr>
-          <w:b/>
-          <w:bCs/>
-        </w:rPr>
-        <w:t xml:space="preserve">Settings Upgraded as per requirements </w:t>
-      </w:r>
-      <w:r>
-        <w:rPr>
-          <w:b/>
-          <w:bCs/>
-        </w:rPr>
-        <w:t>–</w:t>
-      </w:r>
-    </w:p>
-    <w:p>
-      <w:pPr>
-        <w:pStyle w:val="ListParagraph"/>
-        <w:numPr>
-          <w:ilvl w:val="1"/>
-          <w:numId w:val="19"/>
-        </w:numPr>
-        <w:jc w:val="center"/>
-        <w:rPr>
-          <w:b/>
-          <w:bCs/>
-        </w:rPr>
-      </w:pPr>
-      <w:r>
-        <w:rPr>
-          <w:b/>
-          <w:bCs/>
-        </w:rPr>
-        <w:t xml:space="preserve">For </w:t>
-      </w:r>
-      <w:proofErr w:type="spellStart"/>
-      <w:r>
-        <w:rPr>
-          <w:b/>
-          <w:bCs/>
-        </w:rPr>
-        <w:t>methid</w:t>
-      </w:r>
-      <w:proofErr w:type="spellEnd"/>
-      <w:r>
-        <w:rPr>
-          <w:b/>
-          <w:bCs/>
-        </w:rPr>
-        <w:t xml:space="preserve"> name, variable name </w:t>
-      </w:r>
-      <w:proofErr w:type="spellStart"/>
-      <w:r>
-        <w:rPr>
-          <w:b/>
-          <w:bCs/>
-        </w:rPr>
-        <w:t>suggections</w:t>
-      </w:r>
-      <w:proofErr w:type="spellEnd"/>
-      <w:r>
-        <w:rPr>
-          <w:b/>
-          <w:bCs/>
-        </w:rPr>
-        <w:t xml:space="preserve"> while reusing after declaration</w:t>
-      </w:r>
-    </w:p>
-    <w:p>
-      <w:proofErr w:type="gramStart"/>
+        <w:t>For methid name, variable name suggections while reusing after declaration</w:t>
+      </w:r>
+    </w:p>
+    <w:p>
       <w:r>
         <w:lastRenderedPageBreak/>
-        <w:t>Before  changes</w:t>
-      </w:r>
-      <w:proofErr w:type="gramEnd"/>
-      <w:r>
-        <w:t xml:space="preserve"> – </w:t>
+        <w:t xml:space="preserve">Before  changes – </w:t>
       </w:r>
       <w:r>
         <w:rPr>
@@ -3257,15 +3193,7 @@
         <w:ind w:left="1080"/>
       </w:pPr>
       <w:r>
-        <w:t xml:space="preserve">While debugging in </w:t>
-      </w:r>
-      <w:proofErr w:type="spellStart"/>
-      <w:r>
-        <w:t>devstyle</w:t>
-      </w:r>
-      <w:proofErr w:type="spellEnd"/>
-      <w:r>
-        <w:t xml:space="preserve"> dark – </w:t>
+        <w:t xml:space="preserve">While debugging in devstyle dark – </w:t>
       </w:r>
     </w:p>
     <w:p>
@@ -3445,35 +3373,41 @@
         <w:rPr>
           <w:rFonts w:ascii="Segoe UI Emoji" w:hAnsi="Segoe UI Emoji" w:cs="Segoe UI Emoji"/>
         </w:rPr>
-        <w:t xml:space="preserve">Dark theme </w:t>
-      </w:r>
-      <w:proofErr w:type="gramStart"/>
-      <w:r>
+        <w:t xml:space="preserve">Dark theme install kiya (clean, distraction-free UI). </w:t>
+      </w:r>
+    </w:p>
+    <w:p>
+      <w:pPr>
+        <w:numPr>
+          <w:ilvl w:val="0"/>
+          <w:numId w:val="40"/>
+        </w:numPr>
         <w:rPr>
           <w:rFonts w:ascii="Segoe UI Emoji" w:hAnsi="Segoe UI Emoji" w:cs="Segoe UI Emoji"/>
         </w:rPr>
-        <w:t>install</w:t>
-      </w:r>
-      <w:proofErr w:type="gramEnd"/>
+      </w:pPr>
       <w:r>
         <w:rPr>
           <w:rFonts w:ascii="Segoe UI Emoji" w:hAnsi="Segoe UI Emoji" w:cs="Segoe UI Emoji"/>
         </w:rPr>
-        <w:t xml:space="preserve"> </w:t>
-      </w:r>
-      <w:proofErr w:type="spellStart"/>
-      <w:r>
+        <w:t xml:space="preserve">UI minimal rakha (extra clutter avoid kiya). </w:t>
+      </w:r>
+    </w:p>
+    <w:p>
+      <w:pPr>
+        <w:numPr>
+          <w:ilvl w:val="0"/>
+          <w:numId w:val="40"/>
+        </w:numPr>
         <w:rPr>
           <w:rFonts w:ascii="Segoe UI Emoji" w:hAnsi="Segoe UI Emoji" w:cs="Segoe UI Emoji"/>
         </w:rPr>
-        <w:t>kiya</w:t>
-      </w:r>
-      <w:proofErr w:type="spellEnd"/>
+      </w:pPr>
       <w:r>
         <w:rPr>
           <w:rFonts w:ascii="Segoe UI Emoji" w:hAnsi="Segoe UI Emoji" w:cs="Segoe UI Emoji"/>
         </w:rPr>
-        <w:t xml:space="preserve"> (clean, distraction-free UI). </w:t>
+        <w:t xml:space="preserve">Font issue identify kiya (Consolas 11/12 imbalance). </w:t>
       </w:r>
     </w:p>
     <w:p>
@@ -3490,142 +3424,24 @@
         <w:rPr>
           <w:rFonts w:ascii="Segoe UI Emoji" w:hAnsi="Segoe UI Emoji" w:cs="Segoe UI Emoji"/>
         </w:rPr>
-        <w:t xml:space="preserve">UI minimal </w:t>
-      </w:r>
-      <w:proofErr w:type="spellStart"/>
-      <w:r>
+        <w:t xml:space="preserve">JetBrains Mono install + apply kiya (better readability). </w:t>
+      </w:r>
+    </w:p>
+    <w:p>
+      <w:pPr>
+        <w:numPr>
+          <w:ilvl w:val="0"/>
+          <w:numId w:val="40"/>
+        </w:numPr>
         <w:rPr>
           <w:rFonts w:ascii="Segoe UI Emoji" w:hAnsi="Segoe UI Emoji" w:cs="Segoe UI Emoji"/>
         </w:rPr>
-        <w:t>rakha</w:t>
-      </w:r>
-      <w:proofErr w:type="spellEnd"/>
+      </w:pPr>
       <w:r>
         <w:rPr>
           <w:rFonts w:ascii="Segoe UI Emoji" w:hAnsi="Segoe UI Emoji" w:cs="Segoe UI Emoji"/>
         </w:rPr>
-        <w:t xml:space="preserve"> (extra clutter avoid </w:t>
-      </w:r>
-      <w:proofErr w:type="spellStart"/>
-      <w:r>
-        <w:rPr>
-          <w:rFonts w:ascii="Segoe UI Emoji" w:hAnsi="Segoe UI Emoji" w:cs="Segoe UI Emoji"/>
-        </w:rPr>
-        <w:t>kiya</w:t>
-      </w:r>
-      <w:proofErr w:type="spellEnd"/>
-      <w:r>
-        <w:rPr>
-          <w:rFonts w:ascii="Segoe UI Emoji" w:hAnsi="Segoe UI Emoji" w:cs="Segoe UI Emoji"/>
-        </w:rPr>
-        <w:t xml:space="preserve">). </w:t>
-      </w:r>
-    </w:p>
-    <w:p>
-      <w:pPr>
-        <w:numPr>
-          <w:ilvl w:val="0"/>
-          <w:numId w:val="40"/>
-        </w:numPr>
-        <w:rPr>
-          <w:rFonts w:ascii="Segoe UI Emoji" w:hAnsi="Segoe UI Emoji" w:cs="Segoe UI Emoji"/>
-        </w:rPr>
-      </w:pPr>
-      <w:r>
-        <w:rPr>
-          <w:rFonts w:ascii="Segoe UI Emoji" w:hAnsi="Segoe UI Emoji" w:cs="Segoe UI Emoji"/>
-        </w:rPr>
-        <w:t xml:space="preserve">Font issue </w:t>
-      </w:r>
-      <w:proofErr w:type="gramStart"/>
-      <w:r>
-        <w:rPr>
-          <w:rFonts w:ascii="Segoe UI Emoji" w:hAnsi="Segoe UI Emoji" w:cs="Segoe UI Emoji"/>
-        </w:rPr>
-        <w:t>identify</w:t>
-      </w:r>
-      <w:proofErr w:type="gramEnd"/>
-      <w:r>
-        <w:rPr>
-          <w:rFonts w:ascii="Segoe UI Emoji" w:hAnsi="Segoe UI Emoji" w:cs="Segoe UI Emoji"/>
-        </w:rPr>
-        <w:t xml:space="preserve"> </w:t>
-      </w:r>
-      <w:proofErr w:type="spellStart"/>
-      <w:r>
-        <w:rPr>
-          <w:rFonts w:ascii="Segoe UI Emoji" w:hAnsi="Segoe UI Emoji" w:cs="Segoe UI Emoji"/>
-        </w:rPr>
-        <w:t>kiya</w:t>
-      </w:r>
-      <w:proofErr w:type="spellEnd"/>
-      <w:r>
-        <w:rPr>
-          <w:rFonts w:ascii="Segoe UI Emoji" w:hAnsi="Segoe UI Emoji" w:cs="Segoe UI Emoji"/>
-        </w:rPr>
-        <w:t xml:space="preserve"> (Consolas 11/12 imbalance). </w:t>
-      </w:r>
-    </w:p>
-    <w:p>
-      <w:pPr>
-        <w:numPr>
-          <w:ilvl w:val="0"/>
-          <w:numId w:val="40"/>
-        </w:numPr>
-        <w:rPr>
-          <w:rFonts w:ascii="Segoe UI Emoji" w:hAnsi="Segoe UI Emoji" w:cs="Segoe UI Emoji"/>
-        </w:rPr>
-      </w:pPr>
-      <w:r>
-        <w:rPr>
-          <w:rFonts w:ascii="Segoe UI Emoji" w:hAnsi="Segoe UI Emoji" w:cs="Segoe UI Emoji"/>
-        </w:rPr>
-        <w:t xml:space="preserve">JetBrains Mono install + apply </w:t>
-      </w:r>
-      <w:proofErr w:type="spellStart"/>
-      <w:r>
-        <w:rPr>
-          <w:rFonts w:ascii="Segoe UI Emoji" w:hAnsi="Segoe UI Emoji" w:cs="Segoe UI Emoji"/>
-        </w:rPr>
-        <w:t>kiya</w:t>
-      </w:r>
-      <w:proofErr w:type="spellEnd"/>
-      <w:r>
-        <w:rPr>
-          <w:rFonts w:ascii="Segoe UI Emoji" w:hAnsi="Segoe UI Emoji" w:cs="Segoe UI Emoji"/>
-        </w:rPr>
-        <w:t xml:space="preserve"> (better readability). </w:t>
-      </w:r>
-    </w:p>
-    <w:p>
-      <w:pPr>
-        <w:numPr>
-          <w:ilvl w:val="0"/>
-          <w:numId w:val="40"/>
-        </w:numPr>
-        <w:rPr>
-          <w:rFonts w:ascii="Segoe UI Emoji" w:hAnsi="Segoe UI Emoji" w:cs="Segoe UI Emoji"/>
-        </w:rPr>
-      </w:pPr>
-      <w:r>
-        <w:rPr>
-          <w:rFonts w:ascii="Segoe UI Emoji" w:hAnsi="Segoe UI Emoji" w:cs="Segoe UI Emoji"/>
-        </w:rPr>
-        <w:t xml:space="preserve">Content Assist auto activation ON </w:t>
-      </w:r>
-      <w:proofErr w:type="spellStart"/>
-      <w:r>
-        <w:rPr>
-          <w:rFonts w:ascii="Segoe UI Emoji" w:hAnsi="Segoe UI Emoji" w:cs="Segoe UI Emoji"/>
-        </w:rPr>
-        <w:t>kiya</w:t>
-      </w:r>
-      <w:proofErr w:type="spellEnd"/>
-      <w:r>
-        <w:rPr>
-          <w:rFonts w:ascii="Segoe UI Emoji" w:hAnsi="Segoe UI Emoji" w:cs="Segoe UI Emoji"/>
-        </w:rPr>
-        <w:t xml:space="preserve">. </w:t>
+        <w:t xml:space="preserve">Content Assist auto activation ON kiya. </w:t>
       </w:r>
     </w:p>
     <w:p>
@@ -3650,863 +3466,515 @@
           <w:b/>
           <w:bCs/>
         </w:rPr>
-        <w:t xml:space="preserve">0 </w:t>
-      </w:r>
-      <w:proofErr w:type="spellStart"/>
+        <w:t>0 ms</w:t>
+      </w:r>
+      <w:r>
+        <w:rPr>
+          <w:rFonts w:ascii="Segoe UI Emoji" w:hAnsi="Segoe UI Emoji" w:cs="Segoe UI Emoji"/>
+        </w:rPr>
+        <w:t xml:space="preserve"> set kiya. </w:t>
+      </w:r>
+    </w:p>
+    <w:p>
+      <w:pPr>
+        <w:numPr>
+          <w:ilvl w:val="0"/>
+          <w:numId w:val="40"/>
+        </w:numPr>
+        <w:rPr>
+          <w:rFonts w:ascii="Segoe UI Emoji" w:hAnsi="Segoe UI Emoji" w:cs="Segoe UI Emoji"/>
+        </w:rPr>
+      </w:pPr>
+      <w:r>
+        <w:rPr>
+          <w:rFonts w:ascii="Segoe UI Emoji" w:hAnsi="Segoe UI Emoji" w:cs="Segoe UI Emoji"/>
+        </w:rPr>
+        <w:t>Triggers expand kiye:</w:t>
+      </w:r>
+      <w:r>
+        <w:rPr>
+          <w:rFonts w:ascii="Segoe UI Emoji" w:hAnsi="Segoe UI Emoji" w:cs="Segoe UI Emoji"/>
+        </w:rPr>
+        <w:br/>
+        <w:t xml:space="preserve">abcdefghijklmnopqrstuvwxyzABCDEFGHIJKLMNOPQRSTUVWXYZ. </w:t>
+      </w:r>
+    </w:p>
+    <w:p>
+      <w:pPr>
+        <w:numPr>
+          <w:ilvl w:val="0"/>
+          <w:numId w:val="40"/>
+        </w:numPr>
+        <w:rPr>
+          <w:rFonts w:ascii="Segoe UI Emoji" w:hAnsi="Segoe UI Emoji" w:cs="Segoe UI Emoji"/>
+        </w:rPr>
+      </w:pPr>
+      <w:r>
+        <w:rPr>
+          <w:rFonts w:ascii="Segoe UI Emoji" w:hAnsi="Segoe UI Emoji" w:cs="Segoe UI Emoji"/>
+        </w:rPr>
+        <w:t xml:space="preserve">Camel case matching enable kiya. </w:t>
+      </w:r>
+    </w:p>
+    <w:p>
+      <w:pPr>
+        <w:numPr>
+          <w:ilvl w:val="0"/>
+          <w:numId w:val="40"/>
+        </w:numPr>
+        <w:rPr>
+          <w:rFonts w:ascii="Segoe UI Emoji" w:hAnsi="Segoe UI Emoji" w:cs="Segoe UI Emoji"/>
+        </w:rPr>
+      </w:pPr>
+      <w:r>
+        <w:rPr>
+          <w:rFonts w:ascii="Segoe UI Emoji" w:hAnsi="Segoe UI Emoji" w:cs="Segoe UI Emoji"/>
+        </w:rPr>
+        <w:t xml:space="preserve">Subword matching enable kiya. </w:t>
+      </w:r>
+    </w:p>
+    <w:p>
+      <w:pPr>
+        <w:numPr>
+          <w:ilvl w:val="0"/>
+          <w:numId w:val="40"/>
+        </w:numPr>
+        <w:rPr>
+          <w:rFonts w:ascii="Segoe UI Emoji" w:hAnsi="Segoe UI Emoji" w:cs="Segoe UI Emoji"/>
+        </w:rPr>
+      </w:pPr>
+      <w:r>
+        <w:rPr>
+          <w:rFonts w:ascii="Segoe UI Emoji" w:hAnsi="Segoe UI Emoji" w:cs="Segoe UI Emoji"/>
+        </w:rPr>
+        <w:t xml:space="preserve">VS Code jaisa variable suggestion behavior achieve kiya. </w:t>
+      </w:r>
+    </w:p>
+    <w:p>
+      <w:pPr>
+        <w:numPr>
+          <w:ilvl w:val="0"/>
+          <w:numId w:val="40"/>
+        </w:numPr>
+        <w:rPr>
+          <w:rFonts w:ascii="Segoe UI Emoji" w:hAnsi="Segoe UI Emoji" w:cs="Segoe UI Emoji"/>
+        </w:rPr>
+      </w:pPr>
+      <w:r>
+        <w:rPr>
+          <w:rFonts w:ascii="Segoe UI Emoji" w:hAnsi="Segoe UI Emoji" w:cs="Segoe UI Emoji"/>
+        </w:rPr>
+        <w:t xml:space="preserve">Breadcrumb feature samjha + preference-based control choose kiya. </w:t>
+      </w:r>
+    </w:p>
+    <w:p>
+      <w:pPr>
+        <w:numPr>
+          <w:ilvl w:val="0"/>
+          <w:numId w:val="40"/>
+        </w:numPr>
+        <w:rPr>
+          <w:rFonts w:ascii="Segoe UI Emoji" w:hAnsi="Segoe UI Emoji" w:cs="Segoe UI Emoji"/>
+        </w:rPr>
+      </w:pPr>
+      <w:r>
+        <w:rPr>
+          <w:rFonts w:ascii="Segoe UI Emoji" w:hAnsi="Segoe UI Emoji" w:cs="Segoe UI Emoji"/>
+        </w:rPr>
+        <w:t xml:space="preserve">UI clean rakhne ke liye shortcut-based breadcrumb avoid kiya. </w:t>
+      </w:r>
+    </w:p>
+    <w:p>
+      <w:pPr>
+        <w:numPr>
+          <w:ilvl w:val="0"/>
+          <w:numId w:val="40"/>
+        </w:numPr>
+        <w:rPr>
+          <w:rFonts w:ascii="Segoe UI Emoji" w:hAnsi="Segoe UI Emoji" w:cs="Segoe UI Emoji"/>
+        </w:rPr>
+      </w:pPr>
+      <w:r>
+        <w:rPr>
+          <w:rFonts w:ascii="Segoe UI Emoji" w:hAnsi="Segoe UI Emoji" w:cs="Segoe UI Emoji"/>
+        </w:rPr>
+        <w:t xml:space="preserve">Debugging issue samjha (JVM/internal code jump). </w:t>
+      </w:r>
+    </w:p>
+    <w:p>
+      <w:pPr>
+        <w:numPr>
+          <w:ilvl w:val="0"/>
+          <w:numId w:val="40"/>
+        </w:numPr>
+        <w:rPr>
+          <w:rFonts w:ascii="Segoe UI Emoji" w:hAnsi="Segoe UI Emoji" w:cs="Segoe UI Emoji"/>
+        </w:rPr>
+      </w:pPr>
+      <w:r>
+        <w:rPr>
+          <w:rFonts w:ascii="Segoe UI Emoji" w:hAnsi="Segoe UI Emoji" w:cs="Segoe UI Emoji"/>
+        </w:rPr>
+        <w:t xml:space="preserve">Step Over (F6) based debugging approach adopt kiya. </w:t>
+      </w:r>
+    </w:p>
+    <w:p>
+      <w:pPr>
+        <w:numPr>
+          <w:ilvl w:val="0"/>
+          <w:numId w:val="40"/>
+        </w:numPr>
+        <w:rPr>
+          <w:rFonts w:ascii="Segoe UI Emoji" w:hAnsi="Segoe UI Emoji" w:cs="Segoe UI Emoji"/>
+        </w:rPr>
+      </w:pPr>
+      <w:r>
+        <w:rPr>
+          <w:rFonts w:ascii="Segoe UI Emoji" w:hAnsi="Segoe UI Emoji" w:cs="Segoe UI Emoji"/>
+        </w:rPr>
+        <w:t xml:space="preserve">Debugging flow clarity improve ki (user code vs system code). </w:t>
+      </w:r>
+    </w:p>
+    <w:p>
+      <w:pPr>
+        <w:numPr>
+          <w:ilvl w:val="0"/>
+          <w:numId w:val="40"/>
+        </w:numPr>
+        <w:rPr>
+          <w:rFonts w:ascii="Segoe UI Emoji" w:hAnsi="Segoe UI Emoji" w:cs="Segoe UI Emoji"/>
+        </w:rPr>
+      </w:pPr>
+      <w:r>
+        <w:rPr>
+          <w:rFonts w:ascii="Segoe UI Emoji" w:hAnsi="Segoe UI Emoji" w:cs="Segoe UI Emoji"/>
+        </w:rPr>
+        <w:lastRenderedPageBreak/>
+        <w:t xml:space="preserve">Java version &amp; project info check karna sikha. </w:t>
+      </w:r>
+    </w:p>
+    <w:p>
+      <w:pPr>
+        <w:numPr>
+          <w:ilvl w:val="0"/>
+          <w:numId w:val="40"/>
+        </w:numPr>
+        <w:rPr>
+          <w:rFonts w:ascii="Segoe UI Emoji" w:hAnsi="Segoe UI Emoji" w:cs="Segoe UI Emoji"/>
+        </w:rPr>
+      </w:pPr>
+      <w:r>
+        <w:rPr>
+          <w:rFonts w:ascii="Segoe UI Emoji" w:hAnsi="Segoe UI Emoji" w:cs="Segoe UI Emoji"/>
+        </w:rPr>
+        <w:t xml:space="preserve">Default keybindings ko preserve karne ka decision liya. </w:t>
+      </w:r>
+    </w:p>
+    <w:p>
+      <w:pPr>
+        <w:numPr>
+          <w:ilvl w:val="0"/>
+          <w:numId w:val="40"/>
+        </w:numPr>
+        <w:rPr>
+          <w:rFonts w:ascii="Segoe UI Emoji" w:hAnsi="Segoe UI Emoji" w:cs="Segoe UI Emoji"/>
+        </w:rPr>
+      </w:pPr>
+      <w:r>
+        <w:rPr>
+          <w:rFonts w:ascii="Segoe UI Emoji" w:hAnsi="Segoe UI Emoji" w:cs="Segoe UI Emoji"/>
+        </w:rPr>
+        <w:t xml:space="preserve">Console copy ke liye risky shortcut override avoid kiya. </w:t>
+      </w:r>
+    </w:p>
+    <w:p>
+      <w:pPr>
+        <w:numPr>
+          <w:ilvl w:val="0"/>
+          <w:numId w:val="40"/>
+        </w:numPr>
+        <w:rPr>
+          <w:rFonts w:ascii="Segoe UI Emoji" w:hAnsi="Segoe UI Emoji" w:cs="Segoe UI Emoji"/>
+        </w:rPr>
+      </w:pPr>
+      <w:r>
+        <w:rPr>
+          <w:rFonts w:ascii="Segoe UI Emoji" w:hAnsi="Segoe UI Emoji" w:cs="Segoe UI Emoji"/>
+        </w:rPr>
+        <w:t xml:space="preserve">Custom VS Code-like shortcuts safely add kiye: </w:t>
+      </w:r>
+    </w:p>
+    <w:p>
+      <w:pPr>
+        <w:numPr>
+          <w:ilvl w:val="0"/>
+          <w:numId w:val="41"/>
+        </w:numPr>
+        <w:rPr>
+          <w:rFonts w:ascii="Segoe UI Emoji" w:hAnsi="Segoe UI Emoji" w:cs="Segoe UI Emoji"/>
+        </w:rPr>
+      </w:pPr>
+      <w:r>
+        <w:rPr>
+          <w:rFonts w:ascii="Segoe UI Emoji" w:hAnsi="Segoe UI Emoji" w:cs="Segoe UI Emoji"/>
+        </w:rPr>
+        <w:t xml:space="preserve">Ctrl + R → Refresh </w:t>
+      </w:r>
+    </w:p>
+    <w:p>
+      <w:pPr>
+        <w:numPr>
+          <w:ilvl w:val="0"/>
+          <w:numId w:val="41"/>
+        </w:numPr>
+        <w:rPr>
+          <w:rFonts w:ascii="Segoe UI Emoji" w:hAnsi="Segoe UI Emoji" w:cs="Segoe UI Emoji"/>
+        </w:rPr>
+      </w:pPr>
+      <w:r>
+        <w:rPr>
+          <w:rFonts w:ascii="Segoe UI Emoji" w:hAnsi="Segoe UI Emoji" w:cs="Segoe UI Emoji"/>
+        </w:rPr>
+        <w:t xml:space="preserve">Ctrl + ' → Run Java Application </w:t>
+      </w:r>
+    </w:p>
+    <w:p>
+      <w:pPr>
+        <w:numPr>
+          <w:ilvl w:val="0"/>
+          <w:numId w:val="41"/>
+        </w:numPr>
+        <w:rPr>
+          <w:rFonts w:ascii="Segoe UI Emoji" w:hAnsi="Segoe UI Emoji" w:cs="Segoe UI Emoji"/>
+        </w:rPr>
+      </w:pPr>
+      <w:r>
+        <w:rPr>
+          <w:rFonts w:ascii="Segoe UI Emoji" w:hAnsi="Segoe UI Emoji" w:cs="Segoe UI Emoji"/>
+        </w:rPr>
+        <w:t xml:space="preserve">Ctrl + Shift + ' → Run on Server </w:t>
+      </w:r>
+    </w:p>
+    <w:p>
+      <w:pPr>
+        <w:numPr>
+          <w:ilvl w:val="0"/>
+          <w:numId w:val="41"/>
+        </w:numPr>
+        <w:rPr>
+          <w:rFonts w:ascii="Segoe UI Emoji" w:hAnsi="Segoe UI Emoji" w:cs="Segoe UI Emoji"/>
+        </w:rPr>
+      </w:pPr>
+      <w:r>
+        <w:rPr>
+          <w:rFonts w:ascii="Segoe UI Emoji" w:hAnsi="Segoe UI Emoji" w:cs="Segoe UI Emoji"/>
+        </w:rPr>
+        <w:t xml:space="preserve">Ctrl + K → Clear Console </w:t>
+      </w:r>
+    </w:p>
+    <w:p>
+      <w:pPr>
+        <w:numPr>
+          <w:ilvl w:val="0"/>
+          <w:numId w:val="41"/>
+        </w:numPr>
+        <w:rPr>
+          <w:rFonts w:ascii="Segoe UI Emoji" w:hAnsi="Segoe UI Emoji" w:cs="Segoe UI Emoji"/>
+        </w:rPr>
+      </w:pPr>
+      <w:r>
+        <w:rPr>
+          <w:rFonts w:ascii="Segoe UI Emoji" w:hAnsi="Segoe UI Emoji" w:cs="Segoe UI Emoji"/>
+        </w:rPr>
+        <w:t xml:space="preserve">Ctrl + Tab → Next Editor </w:t>
+      </w:r>
+    </w:p>
+    <w:p>
+      <w:pPr>
+        <w:numPr>
+          <w:ilvl w:val="0"/>
+          <w:numId w:val="41"/>
+        </w:numPr>
+        <w:rPr>
+          <w:rFonts w:ascii="Segoe UI Emoji" w:hAnsi="Segoe UI Emoji" w:cs="Segoe UI Emoji"/>
+        </w:rPr>
+      </w:pPr>
+      <w:r>
+        <w:rPr>
+          <w:rFonts w:ascii="Segoe UI Emoji" w:hAnsi="Segoe UI Emoji" w:cs="Segoe UI Emoji"/>
+        </w:rPr>
+        <w:t xml:space="preserve">Ctrl + Shift + Tab → Previous Editor </w:t>
+      </w:r>
+    </w:p>
+    <w:p>
+      <w:pPr>
+        <w:numPr>
+          <w:ilvl w:val="0"/>
+          <w:numId w:val="42"/>
+        </w:numPr>
+        <w:rPr>
+          <w:rFonts w:ascii="Segoe UI Emoji" w:hAnsi="Segoe UI Emoji" w:cs="Segoe UI Emoji"/>
+        </w:rPr>
+      </w:pPr>
+      <w:r>
+        <w:rPr>
+          <w:rFonts w:ascii="Segoe UI Emoji" w:hAnsi="Segoe UI Emoji" w:cs="Segoe UI Emoji"/>
+        </w:rPr>
+        <w:t xml:space="preserve">Font scaling limitation samjha + JetBrains Mono se solve kiya. </w:t>
+      </w:r>
+    </w:p>
+    <w:p>
+      <w:pPr>
+        <w:numPr>
+          <w:ilvl w:val="0"/>
+          <w:numId w:val="42"/>
+        </w:numPr>
+        <w:rPr>
+          <w:rFonts w:ascii="Segoe UI Emoji" w:hAnsi="Segoe UI Emoji" w:cs="Segoe UI Emoji"/>
+        </w:rPr>
+      </w:pPr>
+      <w:r>
+        <w:rPr>
+          <w:rFonts w:ascii="Segoe UI Emoji" w:hAnsi="Segoe UI Emoji" w:cs="Segoe UI Emoji"/>
+        </w:rPr>
+        <w:t xml:space="preserve">Overall philosophy set ki: </w:t>
+      </w:r>
       <w:r>
         <w:rPr>
           <w:rFonts w:ascii="Segoe UI Emoji" w:hAnsi="Segoe UI Emoji" w:cs="Segoe UI Emoji"/>
           <w:b/>
           <w:bCs/>
         </w:rPr>
-        <w:t>ms</w:t>
-      </w:r>
-      <w:proofErr w:type="spellEnd"/>
+        <w:t>UI customize karo, core system untouched rakho</w:t>
+      </w:r>
       <w:r>
         <w:rPr>
           <w:rFonts w:ascii="Segoe UI Emoji" w:hAnsi="Segoe UI Emoji" w:cs="Segoe UI Emoji"/>
         </w:rPr>
-        <w:t xml:space="preserve"> set </w:t>
-      </w:r>
-      <w:proofErr w:type="spellStart"/>
-      <w:r>
-        <w:rPr>
-          <w:rFonts w:ascii="Segoe UI Emoji" w:hAnsi="Segoe UI Emoji" w:cs="Segoe UI Emoji"/>
-        </w:rPr>
-        <w:t>kiya</w:t>
-      </w:r>
-      <w:proofErr w:type="spellEnd"/>
-      <w:r>
-        <w:rPr>
-          <w:rFonts w:ascii="Segoe UI Emoji" w:hAnsi="Segoe UI Emoji" w:cs="Segoe UI Emoji"/>
-        </w:rPr>
-        <w:t xml:space="preserve">. </w:t>
-      </w:r>
-    </w:p>
-    <w:p>
-      <w:pPr>
-        <w:numPr>
-          <w:ilvl w:val="0"/>
-          <w:numId w:val="40"/>
-        </w:numPr>
-        <w:rPr>
-          <w:rFonts w:ascii="Segoe UI Emoji" w:hAnsi="Segoe UI Emoji" w:cs="Segoe UI Emoji"/>
-        </w:rPr>
-      </w:pPr>
-      <w:r>
-        <w:rPr>
-          <w:rFonts w:ascii="Segoe UI Emoji" w:hAnsi="Segoe UI Emoji" w:cs="Segoe UI Emoji"/>
-        </w:rPr>
-        <w:t xml:space="preserve">Triggers expand </w:t>
-      </w:r>
-      <w:proofErr w:type="spellStart"/>
-      <w:r>
-        <w:rPr>
-          <w:rFonts w:ascii="Segoe UI Emoji" w:hAnsi="Segoe UI Emoji" w:cs="Segoe UI Emoji"/>
-        </w:rPr>
-        <w:t>kiye</w:t>
-      </w:r>
-      <w:proofErr w:type="spellEnd"/>
-      <w:r>
-        <w:rPr>
-          <w:rFonts w:ascii="Segoe UI Emoji" w:hAnsi="Segoe UI Emoji" w:cs="Segoe UI Emoji"/>
-        </w:rPr>
-        <w:t>:</w:t>
-      </w:r>
-      <w:r>
-        <w:rPr>
-          <w:rFonts w:ascii="Segoe UI Emoji" w:hAnsi="Segoe UI Emoji" w:cs="Segoe UI Emoji"/>
-        </w:rPr>
-        <w:br/>
-      </w:r>
-      <w:proofErr w:type="spellStart"/>
-      <w:r>
-        <w:rPr>
-          <w:rFonts w:ascii="Segoe UI Emoji" w:hAnsi="Segoe UI Emoji" w:cs="Segoe UI Emoji"/>
-        </w:rPr>
-        <w:t>abcdefghijklmnopqrstuvwxyzABCDEFGHIJKLMNOPQRSTUVWXYZ</w:t>
-      </w:r>
-      <w:proofErr w:type="spellEnd"/>
-      <w:r>
-        <w:rPr>
-          <w:rFonts w:ascii="Segoe UI Emoji" w:hAnsi="Segoe UI Emoji" w:cs="Segoe UI Emoji"/>
-        </w:rPr>
-        <w:t xml:space="preserve">. </w:t>
-      </w:r>
-    </w:p>
-    <w:p>
-      <w:pPr>
-        <w:numPr>
-          <w:ilvl w:val="0"/>
-          <w:numId w:val="40"/>
-        </w:numPr>
-        <w:rPr>
-          <w:rFonts w:ascii="Segoe UI Emoji" w:hAnsi="Segoe UI Emoji" w:cs="Segoe UI Emoji"/>
-        </w:rPr>
-      </w:pPr>
-      <w:r>
-        <w:rPr>
-          <w:rFonts w:ascii="Segoe UI Emoji" w:hAnsi="Segoe UI Emoji" w:cs="Segoe UI Emoji"/>
-        </w:rPr>
-        <w:t xml:space="preserve">Camel case matching </w:t>
-      </w:r>
-      <w:proofErr w:type="gramStart"/>
-      <w:r>
-        <w:rPr>
-          <w:rFonts w:ascii="Segoe UI Emoji" w:hAnsi="Segoe UI Emoji" w:cs="Segoe UI Emoji"/>
-        </w:rPr>
-        <w:t>enable</w:t>
-      </w:r>
-      <w:proofErr w:type="gramEnd"/>
-      <w:r>
-        <w:rPr>
-          <w:rFonts w:ascii="Segoe UI Emoji" w:hAnsi="Segoe UI Emoji" w:cs="Segoe UI Emoji"/>
-        </w:rPr>
-        <w:t xml:space="preserve"> </w:t>
-      </w:r>
-      <w:proofErr w:type="spellStart"/>
-      <w:r>
-        <w:rPr>
-          <w:rFonts w:ascii="Segoe UI Emoji" w:hAnsi="Segoe UI Emoji" w:cs="Segoe UI Emoji"/>
-        </w:rPr>
-        <w:t>kiya</w:t>
-      </w:r>
-      <w:proofErr w:type="spellEnd"/>
-      <w:r>
-        <w:rPr>
-          <w:rFonts w:ascii="Segoe UI Emoji" w:hAnsi="Segoe UI Emoji" w:cs="Segoe UI Emoji"/>
-        </w:rPr>
-        <w:t xml:space="preserve">. </w:t>
-      </w:r>
-    </w:p>
-    <w:p>
-      <w:pPr>
-        <w:numPr>
-          <w:ilvl w:val="0"/>
-          <w:numId w:val="40"/>
-        </w:numPr>
-        <w:rPr>
-          <w:rFonts w:ascii="Segoe UI Emoji" w:hAnsi="Segoe UI Emoji" w:cs="Segoe UI Emoji"/>
-        </w:rPr>
-      </w:pPr>
-      <w:proofErr w:type="spellStart"/>
-      <w:r>
-        <w:rPr>
-          <w:rFonts w:ascii="Segoe UI Emoji" w:hAnsi="Segoe UI Emoji" w:cs="Segoe UI Emoji"/>
-        </w:rPr>
-        <w:t>Subword</w:t>
-      </w:r>
-      <w:proofErr w:type="spellEnd"/>
-      <w:r>
-        <w:rPr>
-          <w:rFonts w:ascii="Segoe UI Emoji" w:hAnsi="Segoe UI Emoji" w:cs="Segoe UI Emoji"/>
-        </w:rPr>
-        <w:t xml:space="preserve"> matching enable </w:t>
-      </w:r>
-      <w:proofErr w:type="spellStart"/>
-      <w:r>
-        <w:rPr>
-          <w:rFonts w:ascii="Segoe UI Emoji" w:hAnsi="Segoe UI Emoji" w:cs="Segoe UI Emoji"/>
-        </w:rPr>
-        <w:t>kiya</w:t>
-      </w:r>
-      <w:proofErr w:type="spellEnd"/>
-      <w:r>
-        <w:rPr>
-          <w:rFonts w:ascii="Segoe UI Emoji" w:hAnsi="Segoe UI Emoji" w:cs="Segoe UI Emoji"/>
-        </w:rPr>
-        <w:t xml:space="preserve">. </w:t>
-      </w:r>
-    </w:p>
-    <w:p>
-      <w:pPr>
-        <w:numPr>
-          <w:ilvl w:val="0"/>
-          <w:numId w:val="40"/>
-        </w:numPr>
-        <w:rPr>
-          <w:rFonts w:ascii="Segoe UI Emoji" w:hAnsi="Segoe UI Emoji" w:cs="Segoe UI Emoji"/>
-        </w:rPr>
-      </w:pPr>
-      <w:r>
-        <w:rPr>
-          <w:rFonts w:ascii="Segoe UI Emoji" w:hAnsi="Segoe UI Emoji" w:cs="Segoe UI Emoji"/>
-        </w:rPr>
-        <w:t xml:space="preserve">VS Code </w:t>
-      </w:r>
-      <w:proofErr w:type="spellStart"/>
-      <w:r>
-        <w:rPr>
-          <w:rFonts w:ascii="Segoe UI Emoji" w:hAnsi="Segoe UI Emoji" w:cs="Segoe UI Emoji"/>
-        </w:rPr>
-        <w:t>jaisa</w:t>
-      </w:r>
-      <w:proofErr w:type="spellEnd"/>
-      <w:r>
-        <w:rPr>
-          <w:rFonts w:ascii="Segoe UI Emoji" w:hAnsi="Segoe UI Emoji" w:cs="Segoe UI Emoji"/>
-        </w:rPr>
-        <w:t xml:space="preserve"> variable suggestion behavior </w:t>
-      </w:r>
-      <w:proofErr w:type="gramStart"/>
-      <w:r>
-        <w:rPr>
-          <w:rFonts w:ascii="Segoe UI Emoji" w:hAnsi="Segoe UI Emoji" w:cs="Segoe UI Emoji"/>
-        </w:rPr>
-        <w:t>achieve</w:t>
-      </w:r>
-      <w:proofErr w:type="gramEnd"/>
-      <w:r>
-        <w:rPr>
-          <w:rFonts w:ascii="Segoe UI Emoji" w:hAnsi="Segoe UI Emoji" w:cs="Segoe UI Emoji"/>
-        </w:rPr>
-        <w:t xml:space="preserve"> </w:t>
-      </w:r>
-      <w:proofErr w:type="spellStart"/>
-      <w:r>
-        <w:rPr>
-          <w:rFonts w:ascii="Segoe UI Emoji" w:hAnsi="Segoe UI Emoji" w:cs="Segoe UI Emoji"/>
-        </w:rPr>
-        <w:t>kiya</w:t>
-      </w:r>
-      <w:proofErr w:type="spellEnd"/>
-      <w:r>
-        <w:rPr>
-          <w:rFonts w:ascii="Segoe UI Emoji" w:hAnsi="Segoe UI Emoji" w:cs="Segoe UI Emoji"/>
-        </w:rPr>
-        <w:t xml:space="preserve">. </w:t>
-      </w:r>
-    </w:p>
-    <w:p>
-      <w:pPr>
-        <w:numPr>
-          <w:ilvl w:val="0"/>
-          <w:numId w:val="40"/>
-        </w:numPr>
-        <w:rPr>
-          <w:rFonts w:ascii="Segoe UI Emoji" w:hAnsi="Segoe UI Emoji" w:cs="Segoe UI Emoji"/>
-        </w:rPr>
-      </w:pPr>
-      <w:r>
-        <w:rPr>
-          <w:rFonts w:ascii="Segoe UI Emoji" w:hAnsi="Segoe UI Emoji" w:cs="Segoe UI Emoji"/>
-        </w:rPr>
-        <w:t xml:space="preserve">Breadcrumb feature </w:t>
-      </w:r>
-      <w:proofErr w:type="spellStart"/>
-      <w:r>
-        <w:rPr>
-          <w:rFonts w:ascii="Segoe UI Emoji" w:hAnsi="Segoe UI Emoji" w:cs="Segoe UI Emoji"/>
-        </w:rPr>
-        <w:t>samjha</w:t>
-      </w:r>
-      <w:proofErr w:type="spellEnd"/>
-      <w:r>
-        <w:rPr>
-          <w:rFonts w:ascii="Segoe UI Emoji" w:hAnsi="Segoe UI Emoji" w:cs="Segoe UI Emoji"/>
-        </w:rPr>
-        <w:t xml:space="preserve"> + preference-based control </w:t>
-      </w:r>
-      <w:proofErr w:type="gramStart"/>
-      <w:r>
-        <w:rPr>
-          <w:rFonts w:ascii="Segoe UI Emoji" w:hAnsi="Segoe UI Emoji" w:cs="Segoe UI Emoji"/>
-        </w:rPr>
-        <w:t>choose</w:t>
-      </w:r>
-      <w:proofErr w:type="gramEnd"/>
-      <w:r>
-        <w:rPr>
-          <w:rFonts w:ascii="Segoe UI Emoji" w:hAnsi="Segoe UI Emoji" w:cs="Segoe UI Emoji"/>
-        </w:rPr>
-        <w:t xml:space="preserve"> </w:t>
-      </w:r>
-      <w:proofErr w:type="spellStart"/>
-      <w:r>
-        <w:rPr>
-          <w:rFonts w:ascii="Segoe UI Emoji" w:hAnsi="Segoe UI Emoji" w:cs="Segoe UI Emoji"/>
-        </w:rPr>
-        <w:t>kiya</w:t>
-      </w:r>
-      <w:proofErr w:type="spellEnd"/>
-      <w:r>
-        <w:rPr>
-          <w:rFonts w:ascii="Segoe UI Emoji" w:hAnsi="Segoe UI Emoji" w:cs="Segoe UI Emoji"/>
-        </w:rPr>
-        <w:t xml:space="preserve">. </w:t>
-      </w:r>
-    </w:p>
-    <w:p>
-      <w:pPr>
-        <w:numPr>
-          <w:ilvl w:val="0"/>
-          <w:numId w:val="40"/>
-        </w:numPr>
-        <w:rPr>
-          <w:rFonts w:ascii="Segoe UI Emoji" w:hAnsi="Segoe UI Emoji" w:cs="Segoe UI Emoji"/>
-        </w:rPr>
-      </w:pPr>
-      <w:r>
-        <w:rPr>
-          <w:rFonts w:ascii="Segoe UI Emoji" w:hAnsi="Segoe UI Emoji" w:cs="Segoe UI Emoji"/>
-        </w:rPr>
-        <w:t xml:space="preserve">UI clean </w:t>
-      </w:r>
-      <w:proofErr w:type="spellStart"/>
-      <w:r>
-        <w:rPr>
-          <w:rFonts w:ascii="Segoe UI Emoji" w:hAnsi="Segoe UI Emoji" w:cs="Segoe UI Emoji"/>
-        </w:rPr>
-        <w:t>rakhne</w:t>
-      </w:r>
-      <w:proofErr w:type="spellEnd"/>
-      <w:r>
-        <w:rPr>
-          <w:rFonts w:ascii="Segoe UI Emoji" w:hAnsi="Segoe UI Emoji" w:cs="Segoe UI Emoji"/>
-        </w:rPr>
-        <w:t xml:space="preserve"> </w:t>
-      </w:r>
-      <w:proofErr w:type="spellStart"/>
-      <w:r>
-        <w:rPr>
-          <w:rFonts w:ascii="Segoe UI Emoji" w:hAnsi="Segoe UI Emoji" w:cs="Segoe UI Emoji"/>
-        </w:rPr>
-        <w:t>ke</w:t>
-      </w:r>
-      <w:proofErr w:type="spellEnd"/>
-      <w:r>
-        <w:rPr>
-          <w:rFonts w:ascii="Segoe UI Emoji" w:hAnsi="Segoe UI Emoji" w:cs="Segoe UI Emoji"/>
-        </w:rPr>
-        <w:t xml:space="preserve"> </w:t>
-      </w:r>
-      <w:proofErr w:type="spellStart"/>
-      <w:r>
-        <w:rPr>
-          <w:rFonts w:ascii="Segoe UI Emoji" w:hAnsi="Segoe UI Emoji" w:cs="Segoe UI Emoji"/>
-        </w:rPr>
-        <w:t>liye</w:t>
-      </w:r>
-      <w:proofErr w:type="spellEnd"/>
-      <w:r>
-        <w:rPr>
-          <w:rFonts w:ascii="Segoe UI Emoji" w:hAnsi="Segoe UI Emoji" w:cs="Segoe UI Emoji"/>
-        </w:rPr>
-        <w:t xml:space="preserve"> shortcut-based breadcrumb avoid </w:t>
-      </w:r>
-      <w:proofErr w:type="spellStart"/>
-      <w:r>
-        <w:rPr>
-          <w:rFonts w:ascii="Segoe UI Emoji" w:hAnsi="Segoe UI Emoji" w:cs="Segoe UI Emoji"/>
-        </w:rPr>
-        <w:t>kiya</w:t>
-      </w:r>
-      <w:proofErr w:type="spellEnd"/>
-      <w:r>
-        <w:rPr>
-          <w:rFonts w:ascii="Segoe UI Emoji" w:hAnsi="Segoe UI Emoji" w:cs="Segoe UI Emoji"/>
-        </w:rPr>
-        <w:t xml:space="preserve">. </w:t>
-      </w:r>
-    </w:p>
-    <w:p>
-      <w:pPr>
-        <w:numPr>
-          <w:ilvl w:val="0"/>
-          <w:numId w:val="40"/>
-        </w:numPr>
-        <w:rPr>
-          <w:rFonts w:ascii="Segoe UI Emoji" w:hAnsi="Segoe UI Emoji" w:cs="Segoe UI Emoji"/>
-        </w:rPr>
-      </w:pPr>
-      <w:r>
-        <w:rPr>
-          <w:rFonts w:ascii="Segoe UI Emoji" w:hAnsi="Segoe UI Emoji" w:cs="Segoe UI Emoji"/>
-        </w:rPr>
-        <w:t xml:space="preserve">Debugging issue </w:t>
-      </w:r>
-      <w:proofErr w:type="spellStart"/>
-      <w:r>
-        <w:rPr>
-          <w:rFonts w:ascii="Segoe UI Emoji" w:hAnsi="Segoe UI Emoji" w:cs="Segoe UI Emoji"/>
-        </w:rPr>
-        <w:t>samjha</w:t>
-      </w:r>
-      <w:proofErr w:type="spellEnd"/>
-      <w:r>
-        <w:rPr>
-          <w:rFonts w:ascii="Segoe UI Emoji" w:hAnsi="Segoe UI Emoji" w:cs="Segoe UI Emoji"/>
-        </w:rPr>
-        <w:t xml:space="preserve"> (JVM/internal code jump). </w:t>
-      </w:r>
-    </w:p>
-    <w:p>
-      <w:pPr>
-        <w:numPr>
-          <w:ilvl w:val="0"/>
-          <w:numId w:val="40"/>
-        </w:numPr>
-        <w:rPr>
-          <w:rFonts w:ascii="Segoe UI Emoji" w:hAnsi="Segoe UI Emoji" w:cs="Segoe UI Emoji"/>
-        </w:rPr>
-      </w:pPr>
-      <w:r>
-        <w:rPr>
-          <w:rFonts w:ascii="Segoe UI Emoji" w:hAnsi="Segoe UI Emoji" w:cs="Segoe UI Emoji"/>
-        </w:rPr>
-        <w:t xml:space="preserve">Step Over (F6) based debugging approach adopt </w:t>
-      </w:r>
-      <w:proofErr w:type="spellStart"/>
-      <w:r>
-        <w:rPr>
-          <w:rFonts w:ascii="Segoe UI Emoji" w:hAnsi="Segoe UI Emoji" w:cs="Segoe UI Emoji"/>
-        </w:rPr>
-        <w:t>kiya</w:t>
-      </w:r>
-      <w:proofErr w:type="spellEnd"/>
-      <w:r>
-        <w:rPr>
-          <w:rFonts w:ascii="Segoe UI Emoji" w:hAnsi="Segoe UI Emoji" w:cs="Segoe UI Emoji"/>
-        </w:rPr>
-        <w:t xml:space="preserve">. </w:t>
-      </w:r>
-    </w:p>
-    <w:p>
-      <w:pPr>
-        <w:numPr>
-          <w:ilvl w:val="0"/>
-          <w:numId w:val="40"/>
-        </w:numPr>
-        <w:rPr>
-          <w:rFonts w:ascii="Segoe UI Emoji" w:hAnsi="Segoe UI Emoji" w:cs="Segoe UI Emoji"/>
-        </w:rPr>
-      </w:pPr>
-      <w:r>
-        <w:rPr>
-          <w:rFonts w:ascii="Segoe UI Emoji" w:hAnsi="Segoe UI Emoji" w:cs="Segoe UI Emoji"/>
-        </w:rPr>
-        <w:t xml:space="preserve">Debugging flow clarity improve ki (user code vs system code). </w:t>
-      </w:r>
-    </w:p>
-    <w:p>
-      <w:pPr>
-        <w:numPr>
-          <w:ilvl w:val="0"/>
-          <w:numId w:val="40"/>
-        </w:numPr>
-        <w:rPr>
-          <w:rFonts w:ascii="Segoe UI Emoji" w:hAnsi="Segoe UI Emoji" w:cs="Segoe UI Emoji"/>
-        </w:rPr>
-      </w:pPr>
-      <w:r>
-        <w:rPr>
-          <w:rFonts w:ascii="Segoe UI Emoji" w:hAnsi="Segoe UI Emoji" w:cs="Segoe UI Emoji"/>
-        </w:rPr>
-        <w:lastRenderedPageBreak/>
-        <w:t xml:space="preserve">Java version &amp; project info check </w:t>
-      </w:r>
-      <w:proofErr w:type="spellStart"/>
-      <w:r>
-        <w:rPr>
-          <w:rFonts w:ascii="Segoe UI Emoji" w:hAnsi="Segoe UI Emoji" w:cs="Segoe UI Emoji"/>
-        </w:rPr>
-        <w:t>karna</w:t>
-      </w:r>
-      <w:proofErr w:type="spellEnd"/>
-      <w:r>
-        <w:rPr>
-          <w:rFonts w:ascii="Segoe UI Emoji" w:hAnsi="Segoe UI Emoji" w:cs="Segoe UI Emoji"/>
-        </w:rPr>
-        <w:t xml:space="preserve"> </w:t>
-      </w:r>
-      <w:proofErr w:type="spellStart"/>
-      <w:r>
-        <w:rPr>
-          <w:rFonts w:ascii="Segoe UI Emoji" w:hAnsi="Segoe UI Emoji" w:cs="Segoe UI Emoji"/>
-        </w:rPr>
-        <w:t>sikha</w:t>
-      </w:r>
-      <w:proofErr w:type="spellEnd"/>
-      <w:r>
-        <w:rPr>
-          <w:rFonts w:ascii="Segoe UI Emoji" w:hAnsi="Segoe UI Emoji" w:cs="Segoe UI Emoji"/>
-        </w:rPr>
-        <w:t xml:space="preserve">. </w:t>
-      </w:r>
-    </w:p>
-    <w:p>
-      <w:pPr>
-        <w:numPr>
-          <w:ilvl w:val="0"/>
-          <w:numId w:val="40"/>
-        </w:numPr>
-        <w:rPr>
-          <w:rFonts w:ascii="Segoe UI Emoji" w:hAnsi="Segoe UI Emoji" w:cs="Segoe UI Emoji"/>
-        </w:rPr>
-      </w:pPr>
-      <w:r>
-        <w:rPr>
-          <w:rFonts w:ascii="Segoe UI Emoji" w:hAnsi="Segoe UI Emoji" w:cs="Segoe UI Emoji"/>
-        </w:rPr>
-        <w:t xml:space="preserve">Default </w:t>
-      </w:r>
-      <w:proofErr w:type="spellStart"/>
-      <w:r>
-        <w:rPr>
-          <w:rFonts w:ascii="Segoe UI Emoji" w:hAnsi="Segoe UI Emoji" w:cs="Segoe UI Emoji"/>
-        </w:rPr>
-        <w:t>keybindings</w:t>
-      </w:r>
-      <w:proofErr w:type="spellEnd"/>
-      <w:r>
-        <w:rPr>
-          <w:rFonts w:ascii="Segoe UI Emoji" w:hAnsi="Segoe UI Emoji" w:cs="Segoe UI Emoji"/>
-        </w:rPr>
-        <w:t xml:space="preserve"> ko preserve </w:t>
-      </w:r>
-      <w:proofErr w:type="spellStart"/>
-      <w:r>
-        <w:rPr>
-          <w:rFonts w:ascii="Segoe UI Emoji" w:hAnsi="Segoe UI Emoji" w:cs="Segoe UI Emoji"/>
-        </w:rPr>
-        <w:t>karne</w:t>
-      </w:r>
-      <w:proofErr w:type="spellEnd"/>
-      <w:r>
-        <w:rPr>
-          <w:rFonts w:ascii="Segoe UI Emoji" w:hAnsi="Segoe UI Emoji" w:cs="Segoe UI Emoji"/>
-        </w:rPr>
-        <w:t xml:space="preserve"> ka decision </w:t>
-      </w:r>
-      <w:proofErr w:type="spellStart"/>
-      <w:r>
-        <w:rPr>
-          <w:rFonts w:ascii="Segoe UI Emoji" w:hAnsi="Segoe UI Emoji" w:cs="Segoe UI Emoji"/>
-        </w:rPr>
-        <w:t>liya</w:t>
-      </w:r>
-      <w:proofErr w:type="spellEnd"/>
-      <w:r>
-        <w:rPr>
-          <w:rFonts w:ascii="Segoe UI Emoji" w:hAnsi="Segoe UI Emoji" w:cs="Segoe UI Emoji"/>
-        </w:rPr>
-        <w:t xml:space="preserve">. </w:t>
-      </w:r>
-    </w:p>
-    <w:p>
-      <w:pPr>
-        <w:numPr>
-          <w:ilvl w:val="0"/>
-          <w:numId w:val="40"/>
-        </w:numPr>
-        <w:rPr>
-          <w:rFonts w:ascii="Segoe UI Emoji" w:hAnsi="Segoe UI Emoji" w:cs="Segoe UI Emoji"/>
-        </w:rPr>
-      </w:pPr>
-      <w:r>
-        <w:rPr>
-          <w:rFonts w:ascii="Segoe UI Emoji" w:hAnsi="Segoe UI Emoji" w:cs="Segoe UI Emoji"/>
-        </w:rPr>
-        <w:t xml:space="preserve">Console copy </w:t>
-      </w:r>
-      <w:proofErr w:type="spellStart"/>
-      <w:r>
-        <w:rPr>
-          <w:rFonts w:ascii="Segoe UI Emoji" w:hAnsi="Segoe UI Emoji" w:cs="Segoe UI Emoji"/>
-        </w:rPr>
-        <w:t>ke</w:t>
-      </w:r>
-      <w:proofErr w:type="spellEnd"/>
-      <w:r>
-        <w:rPr>
-          <w:rFonts w:ascii="Segoe UI Emoji" w:hAnsi="Segoe UI Emoji" w:cs="Segoe UI Emoji"/>
-        </w:rPr>
-        <w:t xml:space="preserve"> </w:t>
-      </w:r>
-      <w:proofErr w:type="spellStart"/>
-      <w:r>
-        <w:rPr>
-          <w:rFonts w:ascii="Segoe UI Emoji" w:hAnsi="Segoe UI Emoji" w:cs="Segoe UI Emoji"/>
-        </w:rPr>
-        <w:t>liye</w:t>
-      </w:r>
-      <w:proofErr w:type="spellEnd"/>
-      <w:r>
-        <w:rPr>
-          <w:rFonts w:ascii="Segoe UI Emoji" w:hAnsi="Segoe UI Emoji" w:cs="Segoe UI Emoji"/>
-        </w:rPr>
-        <w:t xml:space="preserve"> risky shortcut override avoid </w:t>
-      </w:r>
-      <w:proofErr w:type="spellStart"/>
-      <w:r>
-        <w:rPr>
-          <w:rFonts w:ascii="Segoe UI Emoji" w:hAnsi="Segoe UI Emoji" w:cs="Segoe UI Emoji"/>
-        </w:rPr>
-        <w:t>kiya</w:t>
-      </w:r>
-      <w:proofErr w:type="spellEnd"/>
-      <w:r>
-        <w:rPr>
-          <w:rFonts w:ascii="Segoe UI Emoji" w:hAnsi="Segoe UI Emoji" w:cs="Segoe UI Emoji"/>
-        </w:rPr>
-        <w:t xml:space="preserve">. </w:t>
-      </w:r>
-    </w:p>
-    <w:p>
-      <w:pPr>
-        <w:numPr>
-          <w:ilvl w:val="0"/>
-          <w:numId w:val="40"/>
-        </w:numPr>
-        <w:rPr>
-          <w:rFonts w:ascii="Segoe UI Emoji" w:hAnsi="Segoe UI Emoji" w:cs="Segoe UI Emoji"/>
-        </w:rPr>
-      </w:pPr>
-      <w:r>
-        <w:rPr>
-          <w:rFonts w:ascii="Segoe UI Emoji" w:hAnsi="Segoe UI Emoji" w:cs="Segoe UI Emoji"/>
-        </w:rPr>
-        <w:t xml:space="preserve">Custom VS Code-like shortcuts safely add </w:t>
-      </w:r>
-      <w:proofErr w:type="spellStart"/>
-      <w:r>
-        <w:rPr>
-          <w:rFonts w:ascii="Segoe UI Emoji" w:hAnsi="Segoe UI Emoji" w:cs="Segoe UI Emoji"/>
-        </w:rPr>
-        <w:t>kiye</w:t>
-      </w:r>
-      <w:proofErr w:type="spellEnd"/>
-      <w:r>
-        <w:rPr>
-          <w:rFonts w:ascii="Segoe UI Emoji" w:hAnsi="Segoe UI Emoji" w:cs="Segoe UI Emoji"/>
-        </w:rPr>
-        <w:t xml:space="preserve">: </w:t>
-      </w:r>
-    </w:p>
-    <w:p>
-      <w:pPr>
-        <w:numPr>
-          <w:ilvl w:val="0"/>
-          <w:numId w:val="41"/>
-        </w:numPr>
-        <w:rPr>
-          <w:rFonts w:ascii="Segoe UI Emoji" w:hAnsi="Segoe UI Emoji" w:cs="Segoe UI Emoji"/>
-        </w:rPr>
-      </w:pPr>
-      <w:r>
-        <w:rPr>
-          <w:rFonts w:ascii="Segoe UI Emoji" w:hAnsi="Segoe UI Emoji" w:cs="Segoe UI Emoji"/>
-        </w:rPr>
-        <w:t xml:space="preserve">Ctrl + R → Refresh </w:t>
-      </w:r>
-    </w:p>
-    <w:p>
-      <w:pPr>
-        <w:numPr>
-          <w:ilvl w:val="0"/>
-          <w:numId w:val="41"/>
-        </w:numPr>
-        <w:rPr>
-          <w:rFonts w:ascii="Segoe UI Emoji" w:hAnsi="Segoe UI Emoji" w:cs="Segoe UI Emoji"/>
-        </w:rPr>
-      </w:pPr>
-      <w:r>
-        <w:rPr>
-          <w:rFonts w:ascii="Segoe UI Emoji" w:hAnsi="Segoe UI Emoji" w:cs="Segoe UI Emoji"/>
-        </w:rPr>
-        <w:t xml:space="preserve">Ctrl + ' → Run Java Application </w:t>
-      </w:r>
-    </w:p>
-    <w:p>
-      <w:pPr>
-        <w:numPr>
-          <w:ilvl w:val="0"/>
-          <w:numId w:val="41"/>
-        </w:numPr>
-        <w:rPr>
-          <w:rFonts w:ascii="Segoe UI Emoji" w:hAnsi="Segoe UI Emoji" w:cs="Segoe UI Emoji"/>
-        </w:rPr>
-      </w:pPr>
-      <w:r>
-        <w:rPr>
-          <w:rFonts w:ascii="Segoe UI Emoji" w:hAnsi="Segoe UI Emoji" w:cs="Segoe UI Emoji"/>
-        </w:rPr>
-        <w:t xml:space="preserve">Ctrl + Shift + ' → Run on Server </w:t>
-      </w:r>
-    </w:p>
-    <w:p>
-      <w:pPr>
-        <w:numPr>
-          <w:ilvl w:val="0"/>
-          <w:numId w:val="41"/>
-        </w:numPr>
-        <w:rPr>
-          <w:rFonts w:ascii="Segoe UI Emoji" w:hAnsi="Segoe UI Emoji" w:cs="Segoe UI Emoji"/>
-        </w:rPr>
-      </w:pPr>
-      <w:r>
-        <w:rPr>
-          <w:rFonts w:ascii="Segoe UI Emoji" w:hAnsi="Segoe UI Emoji" w:cs="Segoe UI Emoji"/>
-        </w:rPr>
-        <w:t xml:space="preserve">Ctrl + K → Clear Console </w:t>
-      </w:r>
-    </w:p>
-    <w:p>
-      <w:pPr>
-        <w:numPr>
-          <w:ilvl w:val="0"/>
-          <w:numId w:val="41"/>
-        </w:numPr>
-        <w:rPr>
-          <w:rFonts w:ascii="Segoe UI Emoji" w:hAnsi="Segoe UI Emoji" w:cs="Segoe UI Emoji"/>
-        </w:rPr>
-      </w:pPr>
-      <w:r>
-        <w:rPr>
-          <w:rFonts w:ascii="Segoe UI Emoji" w:hAnsi="Segoe UI Emoji" w:cs="Segoe UI Emoji"/>
-        </w:rPr>
-        <w:t xml:space="preserve">Ctrl + Tab → Next Editor </w:t>
-      </w:r>
-    </w:p>
-    <w:p>
-      <w:pPr>
-        <w:numPr>
-          <w:ilvl w:val="0"/>
-          <w:numId w:val="41"/>
-        </w:numPr>
-        <w:rPr>
-          <w:rFonts w:ascii="Segoe UI Emoji" w:hAnsi="Segoe UI Emoji" w:cs="Segoe UI Emoji"/>
-        </w:rPr>
-      </w:pPr>
-      <w:r>
-        <w:rPr>
-          <w:rFonts w:ascii="Segoe UI Emoji" w:hAnsi="Segoe UI Emoji" w:cs="Segoe UI Emoji"/>
-        </w:rPr>
-        <w:t xml:space="preserve">Ctrl + Shift + Tab → Previous Editor </w:t>
-      </w:r>
-    </w:p>
-    <w:p>
-      <w:pPr>
-        <w:numPr>
-          <w:ilvl w:val="0"/>
-          <w:numId w:val="42"/>
-        </w:numPr>
-        <w:rPr>
-          <w:rFonts w:ascii="Segoe UI Emoji" w:hAnsi="Segoe UI Emoji" w:cs="Segoe UI Emoji"/>
-        </w:rPr>
-      </w:pPr>
-      <w:r>
-        <w:rPr>
-          <w:rFonts w:ascii="Segoe UI Emoji" w:hAnsi="Segoe UI Emoji" w:cs="Segoe UI Emoji"/>
-        </w:rPr>
-        <w:t xml:space="preserve">Font scaling limitation </w:t>
-      </w:r>
-      <w:proofErr w:type="spellStart"/>
-      <w:r>
-        <w:rPr>
-          <w:rFonts w:ascii="Segoe UI Emoji" w:hAnsi="Segoe UI Emoji" w:cs="Segoe UI Emoji"/>
-        </w:rPr>
-        <w:t>samjha</w:t>
-      </w:r>
-      <w:proofErr w:type="spellEnd"/>
-      <w:r>
-        <w:rPr>
-          <w:rFonts w:ascii="Segoe UI Emoji" w:hAnsi="Segoe UI Emoji" w:cs="Segoe UI Emoji"/>
-        </w:rPr>
-        <w:t xml:space="preserve"> + JetBrains Mono se solve </w:t>
-      </w:r>
-      <w:proofErr w:type="spellStart"/>
-      <w:r>
-        <w:rPr>
-          <w:rFonts w:ascii="Segoe UI Emoji" w:hAnsi="Segoe UI Emoji" w:cs="Segoe UI Emoji"/>
-        </w:rPr>
-        <w:t>kiya</w:t>
-      </w:r>
-      <w:proofErr w:type="spellEnd"/>
-      <w:r>
-        <w:rPr>
-          <w:rFonts w:ascii="Segoe UI Emoji" w:hAnsi="Segoe UI Emoji" w:cs="Segoe UI Emoji"/>
-        </w:rPr>
-        <w:t xml:space="preserve">. </w:t>
-      </w:r>
-    </w:p>
-    <w:p>
-      <w:pPr>
-        <w:numPr>
-          <w:ilvl w:val="0"/>
-          <w:numId w:val="42"/>
-        </w:numPr>
-        <w:rPr>
-          <w:rFonts w:ascii="Segoe UI Emoji" w:hAnsi="Segoe UI Emoji" w:cs="Segoe UI Emoji"/>
-        </w:rPr>
-      </w:pPr>
-      <w:r>
-        <w:rPr>
-          <w:rFonts w:ascii="Segoe UI Emoji" w:hAnsi="Segoe UI Emoji" w:cs="Segoe UI Emoji"/>
-        </w:rPr>
-        <w:t xml:space="preserve">Overall philosophy set ki: </w:t>
-      </w:r>
+        <w:t>.</w:t>
+      </w:r>
+    </w:p>
+    <w:p>
+      <w:r>
+        <w:pict w14:anchorId="7605B49A">
+          <v:rect id="_x0000_i1025" style="width:0;height:1.5pt" o:hralign="center" o:hrstd="t" o:hr="t" fillcolor="#a0a0a0" stroked="f"/>
+        </w:pict>
+      </w:r>
+    </w:p>
+    <w:p/>
+    <w:p/>
+    <w:p>
+      <w:pPr>
+        <w:jc w:val="center"/>
+        <w:rPr>
+          <w:b/>
+          <w:bCs/>
+        </w:rPr>
+      </w:pPr>
+      <w:r>
+        <w:rPr>
+          <w:b/>
+          <w:bCs/>
+        </w:rPr>
+        <w:t xml:space="preserve">Prompt </w:t>
+      </w:r>
+      <w:r>
+        <w:rPr>
+          <w:b/>
+          <w:bCs/>
+        </w:rPr>
+        <w:t>–</w:t>
+      </w:r>
+    </w:p>
+    <w:p/>
+    <w:p>
+      <w:r>
+        <w:t>I want to configure my IDE (Eclipse / IntelliJ / VS Code) with a clean, minimal, and professional Java development setup. Please guide me step-by-step to achieve this exactly, without breaking default core IDE behavior.</w:t>
+      </w:r>
+    </w:p>
+    <w:p>
+      <w:pPr>
+        <w:rPr>
+          <w:b/>
+          <w:bCs/>
+        </w:rPr>
+      </w:pPr>
       <w:r>
         <w:rPr>
           <w:rFonts w:ascii="Segoe UI Emoji" w:hAnsi="Segoe UI Emoji" w:cs="Segoe UI Emoji"/>
           <w:b/>
           <w:bCs/>
         </w:rPr>
-        <w:t xml:space="preserve">UI customize karo, core system untouched </w:t>
-      </w:r>
-      <w:proofErr w:type="spellStart"/>
+        <w:t>🎯</w:t>
+      </w:r>
+      <w:r>
+        <w:rPr>
+          <w:b/>
+          <w:bCs/>
+        </w:rPr>
+        <w:t xml:space="preserve"> Goal</w:t>
+      </w:r>
+    </w:p>
+    <w:p>
+      <w:r>
+        <w:t>Create a VS Code-like smooth experience with strong autocomplete, readable fonts, stable debugging, and safe customization.</w:t>
+      </w:r>
+    </w:p>
+    <w:p>
+      <w:pPr>
+        <w:rPr>
+          <w:b/>
+          <w:bCs/>
+        </w:rPr>
+      </w:pPr>
       <w:r>
         <w:rPr>
           <w:rFonts w:ascii="Segoe UI Emoji" w:hAnsi="Segoe UI Emoji" w:cs="Segoe UI Emoji"/>
           <w:b/>
           <w:bCs/>
         </w:rPr>
-        <w:t>rakho</w:t>
-      </w:r>
-      <w:proofErr w:type="spellEnd"/>
-      <w:r>
-        <w:rPr>
-          <w:rFonts w:ascii="Segoe UI Emoji" w:hAnsi="Segoe UI Emoji" w:cs="Segoe UI Emoji"/>
-        </w:rPr>
-        <w:t>.</w:t>
-      </w:r>
-    </w:p>
-    <w:p>
-      <w:r>
-        <w:pict w14:anchorId="7605B49A">
-          <v:rect id="_x0000_i1025" style="width:0;height:1.5pt" o:hralign="center" o:hrstd="t" o:hr="t" fillcolor="#a0a0a0" stroked="f"/>
-        </w:pict>
-      </w:r>
-    </w:p>
-    <w:p/>
-    <w:p/>
-    <w:p>
-      <w:pPr>
-        <w:jc w:val="center"/>
+        <w:t>🎨</w:t>
+      </w:r>
+      <w:r>
         <w:rPr>
           <w:b/>
           <w:bCs/>
         </w:rPr>
-      </w:pPr>
-      <w:r>
-        <w:rPr>
-          <w:b/>
-          <w:bCs/>
-        </w:rPr>
-        <w:t xml:space="preserve">Prompt </w:t>
-      </w:r>
-      <w:r>
-        <w:rPr>
-          <w:b/>
-          <w:bCs/>
-        </w:rPr>
-        <w:t>–</w:t>
-      </w:r>
-    </w:p>
-    <w:p/>
-    <w:p>
-      <w:r>
-        <w:t>I want to configure my IDE (Eclipse / IntelliJ / VS Code) with a clean, minimal, and professional Java development setup. Please guide me step-by-step to achieve this exactly, without breaking default core IDE behavior.</w:t>
+        <w:t xml:space="preserve"> Theme &amp; UI</w:t>
+      </w:r>
+    </w:p>
+    <w:p>
+      <w:pPr>
+        <w:numPr>
+          <w:ilvl w:val="0"/>
+          <w:numId w:val="43"/>
+        </w:numPr>
+      </w:pPr>
+      <w:r>
+        <w:t>Use a Dark Theme.</w:t>
+      </w:r>
+    </w:p>
+    <w:p>
+      <w:pPr>
+        <w:numPr>
+          <w:ilvl w:val="0"/>
+          <w:numId w:val="43"/>
+        </w:numPr>
+      </w:pPr>
+      <w:r>
+        <w:t>Keep UI minimal and distraction-free.</w:t>
+      </w:r>
+    </w:p>
+    <w:p>
+      <w:pPr>
+        <w:numPr>
+          <w:ilvl w:val="0"/>
+          <w:numId w:val="43"/>
+        </w:numPr>
+      </w:pPr>
+      <w:r>
+        <w:lastRenderedPageBreak/>
+        <w:t>Avoid unnecessary panels and clutter.</w:t>
       </w:r>
     </w:p>
     <w:p>
@@ -4522,19 +3990,69 @@
           <w:b/>
           <w:bCs/>
         </w:rPr>
-        <w:t>🎯</w:t>
+        <w:t>🔤</w:t>
       </w:r>
       <w:r>
         <w:rPr>
           <w:b/>
           <w:bCs/>
         </w:rPr>
-        <w:t xml:space="preserve"> Goal</w:t>
-      </w:r>
-    </w:p>
-    <w:p>
-      <w:r>
-        <w:t>Create a VS Code-like smooth experience with strong autocomplete, readable fonts, stable debugging, and safe customization.</w:t>
+        <w:t xml:space="preserve"> Font &amp; Readability</w:t>
+      </w:r>
+    </w:p>
+    <w:p>
+      <w:pPr>
+        <w:numPr>
+          <w:ilvl w:val="0"/>
+          <w:numId w:val="44"/>
+        </w:numPr>
+      </w:pPr>
+      <w:r>
+        <w:t>Font: JetBrains Mono.</w:t>
+      </w:r>
+    </w:p>
+    <w:p>
+      <w:pPr>
+        <w:numPr>
+          <w:ilvl w:val="0"/>
+          <w:numId w:val="44"/>
+        </w:numPr>
+      </w:pPr>
+      <w:r>
+        <w:t>Preferred size:</w:t>
+      </w:r>
+    </w:p>
+    <w:p>
+      <w:pPr>
+        <w:numPr>
+          <w:ilvl w:val="1"/>
+          <w:numId w:val="44"/>
+        </w:numPr>
+      </w:pPr>
+      <w:r>
+        <w:t>11 OR</w:t>
+      </w:r>
+    </w:p>
+    <w:p>
+      <w:pPr>
+        <w:numPr>
+          <w:ilvl w:val="1"/>
+          <w:numId w:val="44"/>
+        </w:numPr>
+      </w:pPr>
+      <w:r>
+        <w:t>12 with slight zoom adjustment.</w:t>
+      </w:r>
+    </w:p>
+    <w:p>
+      <w:pPr>
+        <w:numPr>
+          <w:ilvl w:val="0"/>
+          <w:numId w:val="44"/>
+        </w:numPr>
+      </w:pPr>
+      <w:r>
+        <w:t>Goal: balanced readability (not too small, not too large).</w:t>
       </w:r>
     </w:p>
     <w:p>
@@ -4550,48 +4068,110 @@
           <w:b/>
           <w:bCs/>
         </w:rPr>
-        <w:t>🎨</w:t>
+        <w:t>⚙️</w:t>
       </w:r>
       <w:r>
         <w:rPr>
           <w:b/>
           <w:bCs/>
         </w:rPr>
-        <w:t xml:space="preserve"> Theme &amp; UI</w:t>
-      </w:r>
-    </w:p>
-    <w:p>
-      <w:pPr>
-        <w:numPr>
-          <w:ilvl w:val="0"/>
-          <w:numId w:val="43"/>
-        </w:numPr>
-      </w:pPr>
-      <w:r>
-        <w:t>Use a Dark Theme.</w:t>
-      </w:r>
-    </w:p>
-    <w:p>
-      <w:pPr>
-        <w:numPr>
-          <w:ilvl w:val="0"/>
-          <w:numId w:val="43"/>
-        </w:numPr>
-      </w:pPr>
-      <w:r>
-        <w:t>Keep UI minimal and distraction-free.</w:t>
-      </w:r>
-    </w:p>
-    <w:p>
-      <w:pPr>
-        <w:numPr>
-          <w:ilvl w:val="0"/>
-          <w:numId w:val="43"/>
-        </w:numPr>
-      </w:pPr>
-      <w:r>
-        <w:lastRenderedPageBreak/>
-        <w:t>Avoid unnecessary panels and clutter.</w:t>
+        <w:t xml:space="preserve"> Code Suggestions (Autocomplete)</w:t>
+      </w:r>
+    </w:p>
+    <w:p>
+      <w:pPr>
+        <w:numPr>
+          <w:ilvl w:val="0"/>
+          <w:numId w:val="45"/>
+        </w:numPr>
+      </w:pPr>
+      <w:r>
+        <w:t>Enable auto suggestions.</w:t>
+      </w:r>
+    </w:p>
+    <w:p>
+      <w:pPr>
+        <w:numPr>
+          <w:ilvl w:val="0"/>
+          <w:numId w:val="45"/>
+        </w:numPr>
+      </w:pPr>
+      <w:r>
+        <w:t>Set delay to 0 ms.</w:t>
+      </w:r>
+    </w:p>
+    <w:p>
+      <w:pPr>
+        <w:numPr>
+          <w:ilvl w:val="0"/>
+          <w:numId w:val="45"/>
+        </w:numPr>
+      </w:pPr>
+      <w:r>
+        <w:t>Enable suggestions while typing (not only on dot).</w:t>
+      </w:r>
+    </w:p>
+    <w:p>
+      <w:pPr>
+        <w:numPr>
+          <w:ilvl w:val="0"/>
+          <w:numId w:val="45"/>
+        </w:numPr>
+      </w:pPr>
+      <w:r>
+        <w:t>Use triggers:</w:t>
+      </w:r>
+      <w:r>
+        <w:br/>
+        <w:t>abcdefghijklmnopqrstuvwxyzABCDEFGHIJKLMNOPQRSTUVWXYZ.</w:t>
+      </w:r>
+    </w:p>
+    <w:p>
+      <w:pPr>
+        <w:numPr>
+          <w:ilvl w:val="0"/>
+          <w:numId w:val="45"/>
+        </w:numPr>
+      </w:pPr>
+      <w:r>
+        <w:t>Enable:</w:t>
+      </w:r>
+    </w:p>
+    <w:p>
+      <w:pPr>
+        <w:numPr>
+          <w:ilvl w:val="1"/>
+          <w:numId w:val="45"/>
+        </w:numPr>
+      </w:pPr>
+      <w:r>
+        <w:t>Camel case matching.</w:t>
+      </w:r>
+    </w:p>
+    <w:p>
+      <w:pPr>
+        <w:numPr>
+          <w:ilvl w:val="1"/>
+          <w:numId w:val="45"/>
+        </w:numPr>
+      </w:pPr>
+      <w:r>
+        <w:t>Subword matching.</w:t>
+      </w:r>
+    </w:p>
+    <w:p>
+      <w:pPr>
+        <w:numPr>
+          <w:ilvl w:val="0"/>
+          <w:numId w:val="45"/>
+        </w:numPr>
+      </w:pPr>
+      <w:r>
+        <w:t>Expected behavior:</w:t>
+      </w:r>
+      <w:r>
+        <w:br/>
+        <w:t>Typing partial text like "sal" should suggest variables like "salaryDetails".</w:t>
       </w:r>
     </w:p>
     <w:p>
@@ -4607,69 +4187,47 @@
           <w:b/>
           <w:bCs/>
         </w:rPr>
-        <w:t>🔤</w:t>
+        <w:t>🧠</w:t>
       </w:r>
       <w:r>
         <w:rPr>
           <w:b/>
           <w:bCs/>
         </w:rPr>
-        <w:t xml:space="preserve"> Font &amp; Readability</w:t>
-      </w:r>
-    </w:p>
-    <w:p>
-      <w:pPr>
-        <w:numPr>
-          <w:ilvl w:val="0"/>
-          <w:numId w:val="44"/>
-        </w:numPr>
-      </w:pPr>
-      <w:r>
-        <w:t>Font: JetBrains Mono.</w:t>
-      </w:r>
-    </w:p>
-    <w:p>
-      <w:pPr>
-        <w:numPr>
-          <w:ilvl w:val="0"/>
-          <w:numId w:val="44"/>
-        </w:numPr>
-      </w:pPr>
-      <w:r>
-        <w:t>Preferred size:</w:t>
-      </w:r>
-    </w:p>
-    <w:p>
-      <w:pPr>
-        <w:numPr>
-          <w:ilvl w:val="1"/>
-          <w:numId w:val="44"/>
-        </w:numPr>
-      </w:pPr>
-      <w:r>
-        <w:t>11 OR</w:t>
-      </w:r>
-    </w:p>
-    <w:p>
-      <w:pPr>
-        <w:numPr>
-          <w:ilvl w:val="1"/>
-          <w:numId w:val="44"/>
-        </w:numPr>
-      </w:pPr>
-      <w:r>
-        <w:t>12 with slight zoom adjustment.</w:t>
-      </w:r>
-    </w:p>
-    <w:p>
-      <w:pPr>
-        <w:numPr>
-          <w:ilvl w:val="0"/>
-          <w:numId w:val="44"/>
-        </w:numPr>
-      </w:pPr>
-      <w:r>
-        <w:t>Goal: balanced readability (not too small, not too large).</w:t>
+        <w:t xml:space="preserve"> Suggestion Philosophy</w:t>
+      </w:r>
+    </w:p>
+    <w:p>
+      <w:pPr>
+        <w:numPr>
+          <w:ilvl w:val="0"/>
+          <w:numId w:val="46"/>
+        </w:numPr>
+      </w:pPr>
+      <w:r>
+        <w:t>Keep default suggestion system intact.</w:t>
+      </w:r>
+    </w:p>
+    <w:p>
+      <w:pPr>
+        <w:numPr>
+          <w:ilvl w:val="0"/>
+          <w:numId w:val="46"/>
+        </w:numPr>
+      </w:pPr>
+      <w:r>
+        <w:t>Do NOT remove built-in proposal types.</w:t>
+      </w:r>
+    </w:p>
+    <w:p>
+      <w:pPr>
+        <w:numPr>
+          <w:ilvl w:val="0"/>
+          <w:numId w:val="46"/>
+        </w:numPr>
+      </w:pPr>
+      <w:r>
+        <w:t>Only prioritize relevant suggestions via ordering, not removal.</w:t>
       </w:r>
     </w:p>
     <w:p>
@@ -4685,143 +4243,36 @@
           <w:b/>
           <w:bCs/>
         </w:rPr>
-        <w:t>⚙️</w:t>
+        <w:t>🧭</w:t>
       </w:r>
       <w:r>
         <w:rPr>
           <w:b/>
           <w:bCs/>
         </w:rPr>
-        <w:t xml:space="preserve"> Code Suggestions (Autocomplete)</w:t>
-      </w:r>
-    </w:p>
-    <w:p>
-      <w:pPr>
-        <w:numPr>
-          <w:ilvl w:val="0"/>
-          <w:numId w:val="45"/>
-        </w:numPr>
-      </w:pPr>
-      <w:r>
-        <w:t>Enable auto suggestions.</w:t>
-      </w:r>
-    </w:p>
-    <w:p>
-      <w:pPr>
-        <w:numPr>
-          <w:ilvl w:val="0"/>
-          <w:numId w:val="45"/>
-        </w:numPr>
-      </w:pPr>
-      <w:r>
-        <w:t xml:space="preserve">Set delay to 0 </w:t>
-      </w:r>
-      <w:proofErr w:type="spellStart"/>
-      <w:r>
-        <w:t>ms.</w:t>
-      </w:r>
-      <w:proofErr w:type="spellEnd"/>
-    </w:p>
-    <w:p>
-      <w:pPr>
-        <w:numPr>
-          <w:ilvl w:val="0"/>
-          <w:numId w:val="45"/>
-        </w:numPr>
-      </w:pPr>
-      <w:r>
-        <w:t>Enable suggestions while typing (not only on dot).</w:t>
-      </w:r>
-    </w:p>
-    <w:p>
-      <w:pPr>
-        <w:numPr>
-          <w:ilvl w:val="0"/>
-          <w:numId w:val="45"/>
-        </w:numPr>
-      </w:pPr>
-      <w:r>
-        <w:t>Use triggers:</w:t>
-      </w:r>
-      <w:r>
-        <w:br/>
-      </w:r>
-      <w:proofErr w:type="spellStart"/>
-      <w:r>
-        <w:t>abcdefghijklmnopqrstuvwxyzABCDEFGHIJKLMNOPQRSTUVWXYZ</w:t>
-      </w:r>
-      <w:proofErr w:type="spellEnd"/>
-      <w:r>
-        <w:t>.</w:t>
-      </w:r>
-    </w:p>
-    <w:p>
-      <w:pPr>
-        <w:numPr>
-          <w:ilvl w:val="0"/>
-          <w:numId w:val="45"/>
-        </w:numPr>
-      </w:pPr>
-      <w:r>
-        <w:t>Enable:</w:t>
-      </w:r>
-    </w:p>
-    <w:p>
-      <w:pPr>
-        <w:numPr>
-          <w:ilvl w:val="1"/>
-          <w:numId w:val="45"/>
-        </w:numPr>
-      </w:pPr>
-      <w:r>
-        <w:t>Camel case matching.</w:t>
-      </w:r>
-    </w:p>
-    <w:p>
-      <w:pPr>
-        <w:numPr>
-          <w:ilvl w:val="1"/>
-          <w:numId w:val="45"/>
-        </w:numPr>
-      </w:pPr>
-      <w:proofErr w:type="spellStart"/>
-      <w:r>
-        <w:t>Subword</w:t>
-      </w:r>
-      <w:proofErr w:type="spellEnd"/>
-      <w:r>
-        <w:t xml:space="preserve"> matching.</w:t>
-      </w:r>
-    </w:p>
-    <w:p>
-      <w:pPr>
-        <w:numPr>
-          <w:ilvl w:val="0"/>
-          <w:numId w:val="45"/>
-        </w:numPr>
-      </w:pPr>
-      <w:r>
-        <w:t>Expected behavior:</w:t>
-      </w:r>
-      <w:r>
-        <w:br/>
-        <w:t>Typing partial text like "</w:t>
-      </w:r>
-      <w:proofErr w:type="spellStart"/>
-      <w:r>
-        <w:t>sal</w:t>
-      </w:r>
-      <w:proofErr w:type="spellEnd"/>
-      <w:r>
-        <w:t>" should suggest variables like "</w:t>
-      </w:r>
-      <w:proofErr w:type="spellStart"/>
-      <w:r>
-        <w:t>salaryDetails</w:t>
-      </w:r>
-      <w:proofErr w:type="spellEnd"/>
-      <w:r>
-        <w:t>".</w:t>
+        <w:t xml:space="preserve"> Navigation</w:t>
+      </w:r>
+    </w:p>
+    <w:p>
+      <w:pPr>
+        <w:numPr>
+          <w:ilvl w:val="0"/>
+          <w:numId w:val="47"/>
+        </w:numPr>
+      </w:pPr>
+      <w:r>
+        <w:t>Use Project Explorer for structure.</w:t>
+      </w:r>
+    </w:p>
+    <w:p>
+      <w:pPr>
+        <w:numPr>
+          <w:ilvl w:val="0"/>
+          <w:numId w:val="47"/>
+        </w:numPr>
+      </w:pPr>
+      <w:r>
+        <w:t>Breadcrumb optional, but control via settings only (avoid shortcut toggles).</w:t>
       </w:r>
     </w:p>
     <w:p>
@@ -4837,47 +4288,59 @@
           <w:b/>
           <w:bCs/>
         </w:rPr>
-        <w:t>🧠</w:t>
+        <w:t>🐞</w:t>
       </w:r>
       <w:r>
         <w:rPr>
           <w:b/>
           <w:bCs/>
         </w:rPr>
-        <w:t xml:space="preserve"> Suggestion Philosophy</w:t>
-      </w:r>
-    </w:p>
-    <w:p>
-      <w:pPr>
-        <w:numPr>
-          <w:ilvl w:val="0"/>
-          <w:numId w:val="46"/>
-        </w:numPr>
-      </w:pPr>
-      <w:r>
-        <w:t>Keep default suggestion system intact.</w:t>
-      </w:r>
-    </w:p>
-    <w:p>
-      <w:pPr>
-        <w:numPr>
-          <w:ilvl w:val="0"/>
-          <w:numId w:val="46"/>
-        </w:numPr>
-      </w:pPr>
-      <w:r>
-        <w:t>Do NOT remove built-in proposal types.</w:t>
-      </w:r>
-    </w:p>
-    <w:p>
-      <w:pPr>
-        <w:numPr>
-          <w:ilvl w:val="0"/>
-          <w:numId w:val="46"/>
-        </w:numPr>
-      </w:pPr>
-      <w:r>
-        <w:t>Only prioritize relevant suggestions via ordering, not removal.</w:t>
+        <w:t xml:space="preserve"> Debugging Setup</w:t>
+      </w:r>
+    </w:p>
+    <w:p>
+      <w:pPr>
+        <w:numPr>
+          <w:ilvl w:val="0"/>
+          <w:numId w:val="48"/>
+        </w:numPr>
+      </w:pPr>
+      <w:r>
+        <w:lastRenderedPageBreak/>
+        <w:t>Use F6 (Step Over) as primary debugging key.</w:t>
+      </w:r>
+    </w:p>
+    <w:p>
+      <w:pPr>
+        <w:numPr>
+          <w:ilvl w:val="0"/>
+          <w:numId w:val="48"/>
+        </w:numPr>
+      </w:pPr>
+      <w:r>
+        <w:t>Avoid excessive Step Into (F5).</w:t>
+      </w:r>
+    </w:p>
+    <w:p>
+      <w:pPr>
+        <w:numPr>
+          <w:ilvl w:val="0"/>
+          <w:numId w:val="48"/>
+        </w:numPr>
+      </w:pPr>
+      <w:r>
+        <w:t>Understand that debugger entering java.lang or internal JVM code is normal.</w:t>
+      </w:r>
+    </w:p>
+    <w:p>
+      <w:pPr>
+        <w:numPr>
+          <w:ilvl w:val="0"/>
+          <w:numId w:val="48"/>
+        </w:numPr>
+      </w:pPr>
+      <w:r>
+        <w:t>Focus only on application-level execution flow.</w:t>
       </w:r>
     </w:p>
     <w:p>
@@ -4893,153 +4356,14 @@
           <w:b/>
           <w:bCs/>
         </w:rPr>
-        <w:t>🧭</w:t>
+        <w:t>⌨️</w:t>
       </w:r>
       <w:r>
         <w:rPr>
           <w:b/>
           <w:bCs/>
         </w:rPr>
-        <w:t xml:space="preserve"> Navigation</w:t>
-      </w:r>
-    </w:p>
-    <w:p>
-      <w:pPr>
-        <w:numPr>
-          <w:ilvl w:val="0"/>
-          <w:numId w:val="47"/>
-        </w:numPr>
-      </w:pPr>
-      <w:r>
-        <w:t>Use Project Explorer for structure.</w:t>
-      </w:r>
-    </w:p>
-    <w:p>
-      <w:pPr>
-        <w:numPr>
-          <w:ilvl w:val="0"/>
-          <w:numId w:val="47"/>
-        </w:numPr>
-      </w:pPr>
-      <w:r>
-        <w:t>Breadcrumb optional, but control via settings only (avoid shortcut toggles).</w:t>
-      </w:r>
-    </w:p>
-    <w:p>
-      <w:pPr>
-        <w:rPr>
-          <w:b/>
-          <w:bCs/>
-        </w:rPr>
-      </w:pPr>
-      <w:r>
-        <w:rPr>
-          <w:rFonts w:ascii="Segoe UI Emoji" w:hAnsi="Segoe UI Emoji" w:cs="Segoe UI Emoji"/>
-          <w:b/>
-          <w:bCs/>
-        </w:rPr>
-        <w:t>🐞</w:t>
-      </w:r>
-      <w:r>
-        <w:rPr>
-          <w:b/>
-          <w:bCs/>
-        </w:rPr>
-        <w:t xml:space="preserve"> Debugging Setup</w:t>
-      </w:r>
-    </w:p>
-    <w:p>
-      <w:pPr>
-        <w:numPr>
-          <w:ilvl w:val="0"/>
-          <w:numId w:val="48"/>
-        </w:numPr>
-      </w:pPr>
-      <w:r>
-        <w:lastRenderedPageBreak/>
-        <w:t>Use F6 (Step Over) as primary debugging key.</w:t>
-      </w:r>
-    </w:p>
-    <w:p>
-      <w:pPr>
-        <w:numPr>
-          <w:ilvl w:val="0"/>
-          <w:numId w:val="48"/>
-        </w:numPr>
-      </w:pPr>
-      <w:r>
-        <w:t>Avoid excessive Step Into (F5).</w:t>
-      </w:r>
-    </w:p>
-    <w:p>
-      <w:pPr>
-        <w:numPr>
-          <w:ilvl w:val="0"/>
-          <w:numId w:val="48"/>
-        </w:numPr>
-      </w:pPr>
-      <w:r>
-        <w:t xml:space="preserve">Understand that debugger entering </w:t>
-      </w:r>
-      <w:proofErr w:type="spellStart"/>
-      <w:proofErr w:type="gramStart"/>
-      <w:r>
-        <w:t>java.lang</w:t>
-      </w:r>
-      <w:proofErr w:type="spellEnd"/>
-      <w:proofErr w:type="gramEnd"/>
-      <w:r>
-        <w:t xml:space="preserve"> or internal JVM code is normal.</w:t>
-      </w:r>
-    </w:p>
-    <w:p>
-      <w:pPr>
-        <w:numPr>
-          <w:ilvl w:val="0"/>
-          <w:numId w:val="48"/>
-        </w:numPr>
-      </w:pPr>
-      <w:r>
-        <w:t>Focus only on application-level execution flow.</w:t>
-      </w:r>
-    </w:p>
-    <w:p>
-      <w:pPr>
-        <w:rPr>
-          <w:b/>
-          <w:bCs/>
-        </w:rPr>
-      </w:pPr>
-      <w:r>
-        <w:rPr>
-          <w:rFonts w:ascii="Segoe UI Emoji" w:hAnsi="Segoe UI Emoji" w:cs="Segoe UI Emoji"/>
-          <w:b/>
-          <w:bCs/>
-        </w:rPr>
-        <w:t>⌨️</w:t>
-      </w:r>
-      <w:r>
-        <w:rPr>
-          <w:b/>
-          <w:bCs/>
-        </w:rPr>
-        <w:t xml:space="preserve"> </w:t>
-      </w:r>
-      <w:proofErr w:type="spellStart"/>
-      <w:r>
-        <w:rPr>
-          <w:b/>
-          <w:bCs/>
-        </w:rPr>
-        <w:t>Keybindings</w:t>
-      </w:r>
-      <w:proofErr w:type="spellEnd"/>
-      <w:r>
-        <w:rPr>
-          <w:b/>
-          <w:bCs/>
-        </w:rPr>
-        <w:t xml:space="preserve"> (Custom but Safe)</w:t>
+        <w:t xml:space="preserve"> Keybindings (Custom but Safe)</w:t>
       </w:r>
     </w:p>
     <w:p>

--- a/Eclipse Shortcuts.docx
+++ b/Eclipse Shortcuts.docx
@@ -295,142 +295,161 @@
       </w:pPr>
       <w:r>
         <w:rPr>
-          <w:rFonts w:ascii="Cambria Math" w:hAnsi="Cambria Math" w:cs="Cambria Math"/>
-        </w:rPr>
-        <w:t>𝐂𝐭𝐫𝐥</w:t>
-      </w:r>
-      <w:r>
-        <w:t xml:space="preserve"> + </w:t>
-      </w:r>
-      <w:r>
-        <w:rPr>
-          <w:rFonts w:ascii="Cambria Math" w:hAnsi="Cambria Math" w:cs="Cambria Math"/>
-        </w:rPr>
-        <w:t>𝐅𝟏𝟏</w:t>
-      </w:r>
-      <w:r>
-        <w:t xml:space="preserve"> = Run the Program</w:t>
-      </w:r>
-    </w:p>
-    <w:p>
-      <w:pPr>
-        <w:pStyle w:val="ListParagraph"/>
-        <w:numPr>
-          <w:ilvl w:val="0"/>
-          <w:numId w:val="16"/>
-        </w:numPr>
-      </w:pPr>
-      <w:r>
-        <w:rPr>
-          <w:rFonts w:ascii="Cambria Math" w:hAnsi="Cambria Math" w:cs="Cambria Math"/>
-        </w:rPr>
-        <w:t>𝐅𝟏𝟏</w:t>
-      </w:r>
-      <w:r>
-        <w:t xml:space="preserve"> = Debug the Program</w:t>
-      </w:r>
-    </w:p>
-    <w:p>
-      <w:pPr>
-        <w:pStyle w:val="ListParagraph"/>
-        <w:numPr>
-          <w:ilvl w:val="0"/>
-          <w:numId w:val="16"/>
-        </w:numPr>
-      </w:pPr>
-      <w:r>
-        <w:rPr>
-          <w:rFonts w:ascii="Cambria Math" w:hAnsi="Cambria Math" w:cs="Cambria Math"/>
-        </w:rPr>
-        <w:t>𝐅𝐧</w:t>
-      </w:r>
-      <w:r>
-        <w:t xml:space="preserve"> + </w:t>
-      </w:r>
-      <w:r>
-        <w:rPr>
-          <w:rFonts w:ascii="Cambria Math" w:hAnsi="Cambria Math" w:cs="Cambria Math"/>
-        </w:rPr>
-        <w:t>𝐏𝐠𝐔𝐩</w:t>
-      </w:r>
-      <w:r>
-        <w:t xml:space="preserve"> / </w:t>
-      </w:r>
-      <w:r>
-        <w:rPr>
-          <w:rFonts w:ascii="Cambria Math" w:hAnsi="Cambria Math" w:cs="Cambria Math"/>
-        </w:rPr>
-        <w:t>𝐏𝐠𝐃𝐧</w:t>
-      </w:r>
-      <w:r>
-        <w:t xml:space="preserve"> = One screen page up/down</w:t>
-      </w:r>
-    </w:p>
-    <w:p>
-      <w:pPr>
-        <w:pStyle w:val="ListParagraph"/>
-        <w:numPr>
-          <w:ilvl w:val="0"/>
-          <w:numId w:val="16"/>
-        </w:numPr>
-      </w:pPr>
-      <w:r>
-        <w:rPr>
-          <w:rFonts w:ascii="Cambria Math" w:hAnsi="Cambria Math" w:cs="Cambria Math"/>
-        </w:rPr>
-        <w:t>𝐂𝐭𝐫𝐥</w:t>
-      </w:r>
-      <w:r>
-        <w:t xml:space="preserve"> + </w:t>
-      </w:r>
-      <w:r>
-        <w:rPr>
-          <w:rFonts w:ascii="Cambria Math" w:hAnsi="Cambria Math" w:cs="Cambria Math"/>
-        </w:rPr>
-        <w:t>𝐅</w:t>
-      </w:r>
-      <w:r>
-        <w:rPr>
-          <w:rFonts w:ascii="Cambria Math" w:hAnsi="Cambria Math" w:cs="Cambria Math"/>
-        </w:rPr>
-        <w:t>2</w:t>
-      </w:r>
-      <w:r>
-        <w:t xml:space="preserve"> =</w:t>
-      </w:r>
-      <w:r>
-        <w:t xml:space="preserve"> Kill the Debugging Process.</w:t>
-      </w:r>
-    </w:p>
-    <w:p>
-      <w:pPr>
-        <w:pStyle w:val="ListParagraph"/>
-        <w:numPr>
-          <w:ilvl w:val="0"/>
-          <w:numId w:val="16"/>
-        </w:numPr>
-      </w:pPr>
-      <w:r>
-        <w:rPr>
-          <w:rFonts w:ascii="Cambria Math" w:hAnsi="Cambria Math" w:cs="Cambria Math"/>
-        </w:rPr>
-        <w:t>𝐂𝐭𝐫𝐥</w:t>
-      </w:r>
-      <w:r>
-        <w:t xml:space="preserve"> + </w:t>
-      </w:r>
-      <w:r>
-        <w:rPr>
-          <w:rFonts w:ascii="Cambria Math" w:hAnsi="Cambria Math" w:cs="Cambria Math"/>
-        </w:rPr>
-        <w:t>𝐅</w:t>
-      </w:r>
-      <w:r>
-        <w:rPr>
-          <w:rFonts w:ascii="Cambria Math" w:hAnsi="Cambria Math" w:cs="Cambria Math"/>
           <w:b/>
           <w:bCs/>
         </w:rPr>
+        <w:t xml:space="preserve">F12 </w:t>
+      </w:r>
+      <w:r>
+        <w:t>= Jump to class/code from File Manager</w:t>
+      </w:r>
+    </w:p>
+    <w:p>
+      <w:pPr>
+        <w:pStyle w:val="ListParagraph"/>
+        <w:numPr>
+          <w:ilvl w:val="0"/>
+          <w:numId w:val="16"/>
+        </w:numPr>
+      </w:pPr>
+      <w:r>
+        <w:rPr>
+          <w:rFonts w:ascii="Cambria Math" w:hAnsi="Cambria Math" w:cs="Cambria Math"/>
+        </w:rPr>
+        <w:t>𝐂𝐭𝐫𝐥</w:t>
+      </w:r>
+      <w:r>
+        <w:t xml:space="preserve"> + </w:t>
+      </w:r>
+      <w:r>
+        <w:rPr>
+          <w:rFonts w:ascii="Cambria Math" w:hAnsi="Cambria Math" w:cs="Cambria Math"/>
+        </w:rPr>
+        <w:t>𝐅𝟏𝟏</w:t>
+      </w:r>
+      <w:r>
+        <w:t xml:space="preserve"> = Run the Program</w:t>
+      </w:r>
+    </w:p>
+    <w:p>
+      <w:pPr>
+        <w:pStyle w:val="ListParagraph"/>
+        <w:numPr>
+          <w:ilvl w:val="0"/>
+          <w:numId w:val="16"/>
+        </w:numPr>
+      </w:pPr>
+      <w:r>
+        <w:rPr>
+          <w:rFonts w:ascii="Cambria Math" w:hAnsi="Cambria Math" w:cs="Cambria Math"/>
+        </w:rPr>
+        <w:t>𝐅𝟏𝟏</w:t>
+      </w:r>
+      <w:r>
+        <w:t xml:space="preserve"> = Debug the Program</w:t>
+      </w:r>
+    </w:p>
+    <w:p>
+      <w:pPr>
+        <w:pStyle w:val="ListParagraph"/>
+        <w:numPr>
+          <w:ilvl w:val="0"/>
+          <w:numId w:val="16"/>
+        </w:numPr>
+      </w:pPr>
+      <w:r>
+        <w:rPr>
+          <w:rFonts w:ascii="Cambria Math" w:hAnsi="Cambria Math" w:cs="Cambria Math"/>
+        </w:rPr>
+        <w:t>𝐅𝐧</w:t>
+      </w:r>
+      <w:r>
+        <w:t xml:space="preserve"> + </w:t>
+      </w:r>
+      <w:r>
+        <w:rPr>
+          <w:rFonts w:ascii="Cambria Math" w:hAnsi="Cambria Math" w:cs="Cambria Math"/>
+        </w:rPr>
+        <w:t>𝐏𝐠𝐔𝐩</w:t>
+      </w:r>
+      <w:r>
+        <w:t xml:space="preserve"> / </w:t>
+      </w:r>
+      <w:r>
+        <w:rPr>
+          <w:rFonts w:ascii="Cambria Math" w:hAnsi="Cambria Math" w:cs="Cambria Math"/>
+        </w:rPr>
+        <w:t>𝐏𝐠𝐃𝐧</w:t>
+      </w:r>
+      <w:r>
+        <w:t xml:space="preserve"> = One screen page up/down</w:t>
+      </w:r>
+    </w:p>
+    <w:p>
+      <w:pPr>
+        <w:pStyle w:val="ListParagraph"/>
+        <w:numPr>
+          <w:ilvl w:val="0"/>
+          <w:numId w:val="16"/>
+        </w:numPr>
+      </w:pPr>
+      <w:r>
+        <w:rPr>
+          <w:rFonts w:ascii="Cambria Math" w:hAnsi="Cambria Math" w:cs="Cambria Math"/>
+        </w:rPr>
+        <w:t>𝐂𝐭𝐫𝐥</w:t>
+      </w:r>
+      <w:r>
+        <w:t xml:space="preserve"> + </w:t>
+      </w:r>
+      <w:r>
+        <w:rPr>
+          <w:rFonts w:ascii="Cambria Math" w:hAnsi="Cambria Math" w:cs="Cambria Math"/>
+        </w:rPr>
+        <w:t>𝐅</w:t>
+      </w:r>
+      <w:r>
+        <w:rPr>
+          <w:rFonts w:ascii="Cambria Math" w:hAnsi="Cambria Math" w:cs="Cambria Math"/>
+        </w:rPr>
+        <w:t>2</w:t>
+      </w:r>
+      <w:r>
+        <w:t xml:space="preserve"> =</w:t>
+      </w:r>
+      <w:r>
+        <w:t xml:space="preserve"> Kill the Debugging Process.</w:t>
+      </w:r>
+    </w:p>
+    <w:p>
+      <w:pPr>
+        <w:pStyle w:val="ListParagraph"/>
+        <w:numPr>
+          <w:ilvl w:val="0"/>
+          <w:numId w:val="16"/>
+        </w:numPr>
+      </w:pPr>
+      <w:r>
+        <w:rPr>
+          <w:rFonts w:ascii="Cambria Math" w:hAnsi="Cambria Math" w:cs="Cambria Math"/>
+        </w:rPr>
+        <w:t>𝐂𝐭𝐫𝐥</w:t>
+      </w:r>
+      <w:r>
+        <w:t xml:space="preserve"> + </w:t>
+      </w:r>
+      <w:r>
+        <w:rPr>
+          <w:rFonts w:ascii="Cambria Math" w:hAnsi="Cambria Math" w:cs="Cambria Math"/>
+        </w:rPr>
+        <w:t>𝐅</w:t>
+      </w:r>
+      <w:r>
+        <w:rPr>
+          <w:rFonts w:ascii="Cambria Math" w:hAnsi="Cambria Math" w:cs="Cambria Math"/>
+          <w:b/>
+          <w:bCs/>
+        </w:rPr>
         <w:t>2 + F11</w:t>
       </w:r>
       <w:r>
@@ -581,42 +600,6 @@
         <w:rPr>
           <w:rFonts w:ascii="Cambria Math" w:hAnsi="Cambria Math" w:cs="Cambria Math"/>
         </w:rPr>
-        <w:t>𝐂𝐭𝐫𝐥</w:t>
-      </w:r>
-      <w:r>
-        <w:t xml:space="preserve"> + </w:t>
-      </w:r>
-      <w:r>
-        <w:rPr>
-          <w:rFonts w:ascii="Cambria Math" w:hAnsi="Cambria Math" w:cs="Cambria Math"/>
-        </w:rPr>
-        <w:t>𝐏𝐠𝐔𝐩</w:t>
-      </w:r>
-      <w:r>
-        <w:t xml:space="preserve"> / </w:t>
-      </w:r>
-      <w:r>
-        <w:rPr>
-          <w:rFonts w:ascii="Cambria Math" w:hAnsi="Cambria Math" w:cs="Cambria Math"/>
-        </w:rPr>
-        <w:t>𝐏𝐠𝐃𝐧</w:t>
-      </w:r>
-      <w:r>
-        <w:t xml:space="preserve"> = Scroll without moving cursor</w:t>
-      </w:r>
-    </w:p>
-    <w:p>
-      <w:pPr>
-        <w:pStyle w:val="ListParagraph"/>
-        <w:numPr>
-          <w:ilvl w:val="0"/>
-          <w:numId w:val="13"/>
-        </w:numPr>
-      </w:pPr>
-      <w:r>
-        <w:rPr>
-          <w:rFonts w:ascii="Cambria Math" w:hAnsi="Cambria Math" w:cs="Cambria Math"/>
-        </w:rPr>
         <w:lastRenderedPageBreak/>
         <w:t>𝐂𝐭𝐫𝐥</w:t>
       </w:r>
@@ -627,6 +610,42 @@
         <w:rPr>
           <w:rFonts w:ascii="Cambria Math" w:hAnsi="Cambria Math" w:cs="Cambria Math"/>
         </w:rPr>
+        <w:t>𝐏𝐠𝐔𝐩</w:t>
+      </w:r>
+      <w:r>
+        <w:t xml:space="preserve"> / </w:t>
+      </w:r>
+      <w:r>
+        <w:rPr>
+          <w:rFonts w:ascii="Cambria Math" w:hAnsi="Cambria Math" w:cs="Cambria Math"/>
+        </w:rPr>
+        <w:t>𝐏𝐠𝐃𝐧</w:t>
+      </w:r>
+      <w:r>
+        <w:t xml:space="preserve"> = Scroll without moving cursor</w:t>
+      </w:r>
+    </w:p>
+    <w:p>
+      <w:pPr>
+        <w:pStyle w:val="ListParagraph"/>
+        <w:numPr>
+          <w:ilvl w:val="0"/>
+          <w:numId w:val="13"/>
+        </w:numPr>
+      </w:pPr>
+      <w:r>
+        <w:rPr>
+          <w:rFonts w:ascii="Cambria Math" w:hAnsi="Cambria Math" w:cs="Cambria Math"/>
+        </w:rPr>
+        <w:t>𝐂𝐭𝐫𝐥</w:t>
+      </w:r>
+      <w:r>
+        <w:t xml:space="preserve"> + </w:t>
+      </w:r>
+      <w:r>
+        <w:rPr>
+          <w:rFonts w:ascii="Cambria Math" w:hAnsi="Cambria Math" w:cs="Cambria Math"/>
+        </w:rPr>
         <w:t>𝐂𝐥𝐢𝐜𝐤</w:t>
       </w:r>
       <w:r>
@@ -820,6 +839,9 @@
       </w:r>
       <w:r>
         <w:t xml:space="preserve"> = New file/class/package</w:t>
+      </w:r>
+      <w:r>
+        <w:t xml:space="preserve"> – from file manager/code classes anywhere.</w:t>
       </w:r>
     </w:p>
     <w:p>
@@ -950,6 +972,42 @@
     </w:p>
     <w:p>
       <w:pPr>
+        <w:pStyle w:val="ListParagraph"/>
+        <w:numPr>
+          <w:ilvl w:val="0"/>
+          <w:numId w:val="13"/>
+        </w:numPr>
+      </w:pPr>
+      <w:r>
+        <w:rPr>
+          <w:rFonts w:ascii="Cambria Math" w:hAnsi="Cambria Math" w:cs="Cambria Math"/>
+        </w:rPr>
+        <w:t>𝐂𝐭𝐫𝐥</w:t>
+      </w:r>
+      <w:r>
+        <w:t xml:space="preserve"> + </w:t>
+      </w:r>
+      <w:r>
+        <w:rPr>
+          <w:rFonts w:ascii="Cambria Math" w:hAnsi="Cambria Math" w:cs="Cambria Math"/>
+        </w:rPr>
+        <w:t>3 = Quick Command</w:t>
+      </w:r>
+      <w:r>
+        <w:rPr>
+          <w:rFonts w:ascii="Cambria Math" w:hAnsi="Cambria Math" w:cs="Cambria Math"/>
+        </w:rPr>
+        <w:t xml:space="preserve"> – can do anything open, close, search</w:t>
+      </w:r>
+      <w:r>
+        <w:rPr>
+          <w:rFonts w:ascii="Cambria Math" w:hAnsi="Cambria Math" w:cs="Cambria Math"/>
+        </w:rPr>
+        <w:t>.</w:t>
+      </w:r>
+    </w:p>
+    <w:p>
+      <w:pPr>
         <w:ind w:left="720"/>
         <w:jc w:val="center"/>
       </w:pPr>
@@ -1197,6 +1255,9 @@
       <w:r>
         <w:t xml:space="preserve"> = Search file (File Search)</w:t>
       </w:r>
+      <w:r>
+        <w:t>, direct open file from this search</w:t>
+      </w:r>
     </w:p>
     <w:p>
       <w:pPr>
@@ -1513,13 +1574,60 @@
           <w:b/>
           <w:bCs/>
         </w:rPr>
-        <w:t>+</w:t>
+        <w:t>+ PgUp</w:t>
+      </w:r>
+      <w:r>
+        <w:t xml:space="preserve"> </w:t>
       </w:r>
       <w:r>
         <w:rPr>
           <w:b/>
           <w:bCs/>
         </w:rPr>
+        <w:t xml:space="preserve">↑ / PgDown↓ = </w:t>
+      </w:r>
+      <w:r>
+        <w:t>For go/back on all tabs opened in order and displayed</w:t>
+      </w:r>
+    </w:p>
+    <w:p>
+      <w:pPr>
+        <w:pStyle w:val="ListParagraph"/>
+        <w:numPr>
+          <w:ilvl w:val="0"/>
+          <w:numId w:val="14"/>
+        </w:numPr>
+      </w:pPr>
+      <w:r>
+        <w:rPr>
+          <w:rFonts w:ascii="Cambria Math" w:hAnsi="Cambria Math" w:cs="Cambria Math"/>
+        </w:rPr>
+        <w:t>𝐂𝐭𝐫𝐥</w:t>
+      </w:r>
+      <w:r>
+        <w:t xml:space="preserve"> + </w:t>
+      </w:r>
+      <w:r>
+        <w:rPr>
+          <w:rFonts w:ascii="Cambria Math" w:hAnsi="Cambria Math" w:cs="Cambria Math"/>
+        </w:rPr>
+        <w:t>𝐒𝐡𝐢𝐟𝐭</w:t>
+      </w:r>
+      <w:r>
+        <w:t xml:space="preserve"> </w:t>
+      </w:r>
+      <w:r>
+        <w:rPr>
+          <w:b/>
+          <w:bCs/>
+        </w:rPr>
+        <w:t>+</w:t>
+      </w:r>
+      <w:r>
+        <w:rPr>
+          <w:b/>
+          <w:bCs/>
+        </w:rPr>
         <w:t xml:space="preserve"> Enter = </w:t>
       </w:r>
       <w:r>
@@ -1540,6 +1648,7 @@
         <w:rPr>
           <w:rFonts w:ascii="Cambria Math" w:hAnsi="Cambria Math" w:cs="Cambria Math"/>
         </w:rPr>
+        <w:lastRenderedPageBreak/>
         <w:t>𝐂𝐭𝐫𝐥</w:t>
       </w:r>
       <w:r>
@@ -2097,6 +2206,7 @@
         <w:rPr>
           <w:rFonts w:ascii="Cambria Math" w:hAnsi="Cambria Math" w:cs="Cambria Math"/>
         </w:rPr>
+        <w:lastRenderedPageBreak/>
         <w:t>𝐀𝐥𝐭</w:t>
       </w:r>
       <w:r>
@@ -2109,61 +2219,71 @@
         <w:t>𝐒𝐡𝐢𝐟𝐭</w:t>
       </w:r>
       <w:r>
-        <w:t xml:space="preserve"> </w:t>
-      </w:r>
-      <w:r>
-        <w:rPr>
+        <w:t xml:space="preserve"> + </w:t>
+      </w:r>
+      <w:r>
+        <w:rPr>
+          <w:rFonts w:ascii="Cambria Math" w:hAnsi="Cambria Math" w:cs="Cambria Math"/>
           <w:b/>
           <w:bCs/>
         </w:rPr>
-        <w:t>+ Q +</w:t>
+        <w:t xml:space="preserve">N </w:t>
+      </w:r>
+      <w:r>
+        <w:rPr>
+          <w:rFonts w:ascii="Cambria Math" w:hAnsi="Cambria Math" w:cs="Cambria Math"/>
+        </w:rPr>
+        <w:t>= Create New Class/Interface/Package/Project</w:t>
+      </w:r>
+      <w:r>
+        <w:rPr>
+          <w:rFonts w:ascii="Cambria Math" w:hAnsi="Cambria Math" w:cs="Cambria Math"/>
+        </w:rPr>
+        <w:t xml:space="preserve"> from code/file manager anywhere.</w:t>
+      </w:r>
+    </w:p>
+    <w:p>
+      <w:pPr>
+        <w:pStyle w:val="ListParagraph"/>
+        <w:numPr>
+          <w:ilvl w:val="0"/>
+          <w:numId w:val="19"/>
+        </w:numPr>
+      </w:pPr>
+      <w:r>
+        <w:rPr>
+          <w:rFonts w:ascii="Cambria Math" w:hAnsi="Cambria Math" w:cs="Cambria Math"/>
+        </w:rPr>
+        <w:t>𝐀𝐥𝐭</w:t>
+      </w:r>
+      <w:r>
+        <w:t xml:space="preserve"> + </w:t>
+      </w:r>
+      <w:r>
+        <w:rPr>
+          <w:rFonts w:ascii="Cambria Math" w:hAnsi="Cambria Math" w:cs="Cambria Math"/>
+        </w:rPr>
+        <w:t>𝐒𝐡𝐢𝐟𝐭</w:t>
+      </w:r>
+      <w:r>
+        <w:t xml:space="preserve"> </w:t>
       </w:r>
       <w:r>
         <w:rPr>
           <w:b/>
           <w:bCs/>
         </w:rPr>
-        <w:t xml:space="preserve"> = </w:t>
-      </w:r>
-      <w:r>
-        <w:t>Many Options for showing the view</w:t>
-      </w:r>
-    </w:p>
-    <w:p>
-      <w:pPr>
-        <w:pStyle w:val="ListParagraph"/>
-        <w:numPr>
-          <w:ilvl w:val="0"/>
-          <w:numId w:val="19"/>
-        </w:numPr>
-      </w:pPr>
-      <w:r>
-        <w:rPr>
-          <w:rFonts w:ascii="Cambria Math" w:hAnsi="Cambria Math" w:cs="Cambria Math"/>
-        </w:rPr>
-        <w:t>𝐀𝐥𝐭</w:t>
-      </w:r>
-      <w:r>
-        <w:t xml:space="preserve"> + </w:t>
-      </w:r>
-      <w:r>
-        <w:rPr>
-          <w:rFonts w:ascii="Cambria Math" w:hAnsi="Cambria Math" w:cs="Cambria Math"/>
-        </w:rPr>
-        <w:t>𝐒𝐡𝐢𝐟𝐭</w:t>
-      </w:r>
-      <w:r>
-        <w:t xml:space="preserve"> </w:t>
+        <w:t>+ Q +</w:t>
       </w:r>
       <w:r>
         <w:rPr>
           <w:b/>
           <w:bCs/>
         </w:rPr>
-        <w:t>+ Q + P</w:t>
-      </w:r>
-      <w:r>
-        <w:t xml:space="preserve"> = File Explorer Clearly visible</w:t>
+        <w:t xml:space="preserve"> = </w:t>
+      </w:r>
+      <w:r>
+        <w:t>Many Options for showing the view</w:t>
       </w:r>
     </w:p>
     <w:p>
@@ -2188,144 +2308,6 @@
           <w:rFonts w:ascii="Cambria Math" w:hAnsi="Cambria Math" w:cs="Cambria Math"/>
         </w:rPr>
         <w:t>𝐒𝐡𝐢𝐟𝐭</w:t>
-      </w:r>
-      <w:r>
-        <w:t xml:space="preserve"> + </w:t>
-      </w:r>
-      <w:r>
-        <w:rPr>
-          <w:rFonts w:ascii="Cambria Math" w:hAnsi="Cambria Math" w:cs="Cambria Math"/>
-        </w:rPr>
-        <w:t>𝐑</w:t>
-      </w:r>
-      <w:r>
-        <w:t xml:space="preserve"> = Rename (all occurrences)</w:t>
-      </w:r>
-      <w:r>
-        <w:t xml:space="preserve"> of same word</w:t>
-      </w:r>
-      <w:r>
-        <w:t>/Edit All Occrences</w:t>
-      </w:r>
-      <w:r>
-        <w:t>/ Refactor</w:t>
-      </w:r>
-    </w:p>
-    <w:p>
-      <w:pPr>
-        <w:pStyle w:val="ListParagraph"/>
-        <w:numPr>
-          <w:ilvl w:val="0"/>
-          <w:numId w:val="19"/>
-        </w:numPr>
-      </w:pPr>
-      <w:r>
-        <w:rPr>
-          <w:rFonts w:ascii="Cambria Math" w:hAnsi="Cambria Math" w:cs="Cambria Math"/>
-        </w:rPr>
-        <w:t>𝐀𝐥𝐭</w:t>
-      </w:r>
-      <w:r>
-        <w:t xml:space="preserve"> + </w:t>
-      </w:r>
-      <w:r>
-        <w:rPr>
-          <w:rFonts w:ascii="Cambria Math" w:hAnsi="Cambria Math" w:cs="Cambria Math"/>
-        </w:rPr>
-        <w:t>𝐒𝐡𝐢𝐟𝐭</w:t>
-      </w:r>
-      <w:r>
-        <w:t xml:space="preserve"> + </w:t>
-      </w:r>
-      <w:r>
-        <w:rPr>
-          <w:rFonts w:ascii="Cambria Math" w:hAnsi="Cambria Math" w:cs="Cambria Math"/>
-        </w:rPr>
-        <w:t>𝐑</w:t>
-      </w:r>
-      <w:r>
-        <w:t xml:space="preserve"> (twice) = Rename class/method</w:t>
-      </w:r>
-    </w:p>
-    <w:p>
-      <w:pPr>
-        <w:pStyle w:val="ListParagraph"/>
-        <w:numPr>
-          <w:ilvl w:val="0"/>
-          <w:numId w:val="19"/>
-        </w:numPr>
-      </w:pPr>
-      <w:r>
-        <w:rPr>
-          <w:rFonts w:ascii="Cambria Math" w:hAnsi="Cambria Math" w:cs="Cambria Math"/>
-        </w:rPr>
-        <w:t>𝐀𝐥𝐭</w:t>
-      </w:r>
-      <w:r>
-        <w:t xml:space="preserve"> + </w:t>
-      </w:r>
-      <w:r>
-        <w:rPr>
-          <w:rFonts w:ascii="Cambria Math" w:hAnsi="Cambria Math" w:cs="Cambria Math"/>
-        </w:rPr>
-        <w:t>𝐒𝐡𝐢𝐟𝐭</w:t>
-      </w:r>
-      <w:r>
-        <w:t xml:space="preserve"> + </w:t>
-      </w:r>
-      <w:r>
-        <w:rPr>
-          <w:rFonts w:ascii="Cambria Math" w:hAnsi="Cambria Math" w:cs="Cambria Math"/>
-        </w:rPr>
-        <w:t>𝐒</w:t>
-      </w:r>
-      <w:r>
-        <w:t xml:space="preserve"> → </w:t>
-      </w:r>
-      <w:r>
-        <w:rPr>
-          <w:rFonts w:ascii="Cambria Math" w:hAnsi="Cambria Math" w:cs="Cambria Math"/>
-        </w:rPr>
-        <w:t>𝐑</w:t>
-      </w:r>
-      <w:r>
-        <w:t xml:space="preserve"> = Generate Getters &amp; Setters</w:t>
-      </w:r>
-    </w:p>
-    <w:p>
-      <w:pPr>
-        <w:pStyle w:val="ListParagraph"/>
-        <w:numPr>
-          <w:ilvl w:val="0"/>
-          <w:numId w:val="19"/>
-        </w:numPr>
-      </w:pPr>
-      <w:r>
-        <w:rPr>
-          <w:rFonts w:ascii="Cambria Math" w:hAnsi="Cambria Math" w:cs="Cambria Math"/>
-        </w:rPr>
-        <w:t>𝐀𝐥𝐭</w:t>
-      </w:r>
-      <w:r>
-        <w:t xml:space="preserve"> + </w:t>
-      </w:r>
-      <w:r>
-        <w:rPr>
-          <w:rFonts w:ascii="Cambria Math" w:hAnsi="Cambria Math" w:cs="Cambria Math"/>
-        </w:rPr>
-        <w:t>𝐒𝐡𝐢𝐟𝐭</w:t>
-      </w:r>
-      <w:r>
-        <w:t xml:space="preserve"> + </w:t>
-      </w:r>
-      <w:r>
-        <w:rPr>
-          <w:rFonts w:ascii="Cambria Math" w:hAnsi="Cambria Math" w:cs="Cambria Math"/>
-        </w:rPr>
-        <w:t>𝐒</w:t>
-      </w:r>
-      <w:r>
-        <w:t xml:space="preserve"> →</w:t>
       </w:r>
       <w:r>
         <w:t xml:space="preserve"> </w:t>
@@ -2335,10 +2317,148 @@
           <w:b/>
           <w:bCs/>
         </w:rPr>
-        <w:t>S</w:t>
-      </w:r>
-      <w:r>
-        <w:t xml:space="preserve"> = for generate toString method, of selected Strings.</w:t>
+        <w:t>+ Q + P</w:t>
+      </w:r>
+      <w:r>
+        <w:t xml:space="preserve"> = </w:t>
+      </w:r>
+      <w:r>
+        <w:t xml:space="preserve">Jump to </w:t>
+      </w:r>
+      <w:r>
+        <w:t xml:space="preserve">Project </w:t>
+      </w:r>
+      <w:r>
+        <w:t xml:space="preserve">Explorer </w:t>
+      </w:r>
+      <w:r>
+        <w:t>from code</w:t>
+      </w:r>
+    </w:p>
+    <w:p>
+      <w:pPr>
+        <w:pStyle w:val="ListParagraph"/>
+        <w:numPr>
+          <w:ilvl w:val="0"/>
+          <w:numId w:val="19"/>
+        </w:numPr>
+      </w:pPr>
+      <w:r>
+        <w:rPr>
+          <w:rFonts w:ascii="Cambria Math" w:hAnsi="Cambria Math" w:cs="Cambria Math"/>
+        </w:rPr>
+        <w:t>𝐀𝐥𝐭</w:t>
+      </w:r>
+      <w:r>
+        <w:t xml:space="preserve"> + </w:t>
+      </w:r>
+      <w:r>
+        <w:rPr>
+          <w:rFonts w:ascii="Cambria Math" w:hAnsi="Cambria Math" w:cs="Cambria Math"/>
+        </w:rPr>
+        <w:t>𝐒𝐡𝐢𝐟𝐭</w:t>
+      </w:r>
+      <w:r>
+        <w:t xml:space="preserve"> + </w:t>
+      </w:r>
+      <w:r>
+        <w:rPr>
+          <w:rFonts w:ascii="Cambria Math" w:hAnsi="Cambria Math" w:cs="Cambria Math"/>
+        </w:rPr>
+        <w:t>𝐑</w:t>
+      </w:r>
+      <w:r>
+        <w:t xml:space="preserve"> = Rename (all occurrences)</w:t>
+      </w:r>
+      <w:r>
+        <w:t xml:space="preserve"> of same word</w:t>
+      </w:r>
+      <w:r>
+        <w:t>/Edit All Occrences</w:t>
+      </w:r>
+      <w:r>
+        <w:t>/ Refactor</w:t>
+      </w:r>
+    </w:p>
+    <w:p>
+      <w:pPr>
+        <w:pStyle w:val="ListParagraph"/>
+        <w:numPr>
+          <w:ilvl w:val="0"/>
+          <w:numId w:val="19"/>
+        </w:numPr>
+      </w:pPr>
+      <w:r>
+        <w:rPr>
+          <w:rFonts w:ascii="Cambria Math" w:hAnsi="Cambria Math" w:cs="Cambria Math"/>
+        </w:rPr>
+        <w:t>𝐀𝐥𝐭</w:t>
+      </w:r>
+      <w:r>
+        <w:t xml:space="preserve"> + </w:t>
+      </w:r>
+      <w:r>
+        <w:rPr>
+          <w:rFonts w:ascii="Cambria Math" w:hAnsi="Cambria Math" w:cs="Cambria Math"/>
+        </w:rPr>
+        <w:t>𝐒𝐡𝐢𝐟𝐭</w:t>
+      </w:r>
+      <w:r>
+        <w:t xml:space="preserve"> + </w:t>
+      </w:r>
+      <w:r>
+        <w:rPr>
+          <w:rFonts w:ascii="Cambria Math" w:hAnsi="Cambria Math" w:cs="Cambria Math"/>
+        </w:rPr>
+        <w:t>𝐑</w:t>
+      </w:r>
+      <w:r>
+        <w:t xml:space="preserve"> (twice) = Rename class/method</w:t>
+      </w:r>
+    </w:p>
+    <w:p>
+      <w:pPr>
+        <w:pStyle w:val="ListParagraph"/>
+        <w:numPr>
+          <w:ilvl w:val="0"/>
+          <w:numId w:val="19"/>
+        </w:numPr>
+      </w:pPr>
+      <w:r>
+        <w:rPr>
+          <w:rFonts w:ascii="Cambria Math" w:hAnsi="Cambria Math" w:cs="Cambria Math"/>
+        </w:rPr>
+        <w:t>𝐀𝐥𝐭</w:t>
+      </w:r>
+      <w:r>
+        <w:t xml:space="preserve"> + </w:t>
+      </w:r>
+      <w:r>
+        <w:rPr>
+          <w:rFonts w:ascii="Cambria Math" w:hAnsi="Cambria Math" w:cs="Cambria Math"/>
+        </w:rPr>
+        <w:t>𝐒𝐡𝐢𝐟𝐭</w:t>
+      </w:r>
+      <w:r>
+        <w:t xml:space="preserve"> + </w:t>
+      </w:r>
+      <w:r>
+        <w:rPr>
+          <w:rFonts w:ascii="Cambria Math" w:hAnsi="Cambria Math" w:cs="Cambria Math"/>
+        </w:rPr>
+        <w:t>𝐒</w:t>
+      </w:r>
+      <w:r>
+        <w:t xml:space="preserve"> → </w:t>
+      </w:r>
+      <w:r>
+        <w:rPr>
+          <w:rFonts w:ascii="Cambria Math" w:hAnsi="Cambria Math" w:cs="Cambria Math"/>
+        </w:rPr>
+        <w:t>𝐑</w:t>
+      </w:r>
+      <w:r>
+        <w:t xml:space="preserve"> = Generate Getters &amp; Setters</w:t>
       </w:r>
     </w:p>
     <w:p>
@@ -2384,6 +2504,55 @@
           <w:b/>
           <w:bCs/>
         </w:rPr>
+        <w:t>S</w:t>
+      </w:r>
+      <w:r>
+        <w:t xml:space="preserve"> = for generate toString method, of selected Strings.</w:t>
+      </w:r>
+    </w:p>
+    <w:p>
+      <w:pPr>
+        <w:pStyle w:val="ListParagraph"/>
+        <w:numPr>
+          <w:ilvl w:val="0"/>
+          <w:numId w:val="19"/>
+        </w:numPr>
+      </w:pPr>
+      <w:r>
+        <w:rPr>
+          <w:rFonts w:ascii="Cambria Math" w:hAnsi="Cambria Math" w:cs="Cambria Math"/>
+        </w:rPr>
+        <w:t>𝐀𝐥𝐭</w:t>
+      </w:r>
+      <w:r>
+        <w:t xml:space="preserve"> + </w:t>
+      </w:r>
+      <w:r>
+        <w:rPr>
+          <w:rFonts w:ascii="Cambria Math" w:hAnsi="Cambria Math" w:cs="Cambria Math"/>
+        </w:rPr>
+        <w:t>𝐒𝐡𝐢𝐟𝐭</w:t>
+      </w:r>
+      <w:r>
+        <w:t xml:space="preserve"> + </w:t>
+      </w:r>
+      <w:r>
+        <w:rPr>
+          <w:rFonts w:ascii="Cambria Math" w:hAnsi="Cambria Math" w:cs="Cambria Math"/>
+        </w:rPr>
+        <w:t>𝐒</w:t>
+      </w:r>
+      <w:r>
+        <w:t xml:space="preserve"> →</w:t>
+      </w:r>
+      <w:r>
+        <w:t xml:space="preserve"> </w:t>
+      </w:r>
+      <w:r>
+        <w:rPr>
+          <w:b/>
+          <w:bCs/>
+        </w:rPr>
         <w:t>O</w:t>
       </w:r>
       <w:r>
@@ -2402,7 +2571,6 @@
         <w:rPr>
           <w:rFonts w:ascii="Cambria Math" w:hAnsi="Cambria Math" w:cs="Cambria Math"/>
         </w:rPr>
-        <w:lastRenderedPageBreak/>
         <w:t>𝐀𝐥𝐭</w:t>
       </w:r>
       <w:r>
@@ -2425,6 +2593,43 @@
       </w:r>
       <w:r>
         <w:t xml:space="preserve"> = Refactor options menu</w:t>
+      </w:r>
+    </w:p>
+    <w:p>
+      <w:pPr>
+        <w:pStyle w:val="ListParagraph"/>
+        <w:numPr>
+          <w:ilvl w:val="0"/>
+          <w:numId w:val="19"/>
+        </w:numPr>
+      </w:pPr>
+      <w:r>
+        <w:rPr>
+          <w:rFonts w:ascii="Cambria Math" w:hAnsi="Cambria Math" w:cs="Cambria Math"/>
+        </w:rPr>
+        <w:t>𝐀𝐥𝐭</w:t>
+      </w:r>
+      <w:r>
+        <w:t xml:space="preserve"> + </w:t>
+      </w:r>
+      <w:r>
+        <w:rPr>
+          <w:rFonts w:ascii="Cambria Math" w:hAnsi="Cambria Math" w:cs="Cambria Math"/>
+        </w:rPr>
+        <w:t>𝐒𝐡𝐢𝐟𝐭</w:t>
+      </w:r>
+      <w:r>
+        <w:t xml:space="preserve"> </w:t>
+      </w:r>
+      <w:r>
+        <w:rPr>
+          <w:b/>
+          <w:bCs/>
+        </w:rPr>
+        <w:t>+ W + P</w:t>
+      </w:r>
+      <w:r>
+        <w:t xml:space="preserve"> = From Project Explorer to Package Explorer and vice versa for all</w:t>
       </w:r>
     </w:p>
     <w:p>
@@ -2934,7 +3139,6 @@
     </w:p>
     <w:p>
       <w:r>
-        <w:lastRenderedPageBreak/>
         <w:t xml:space="preserve">Before  changes – </w:t>
       </w:r>
       <w:r>
@@ -4582,9 +4786,669 @@
           <w:ilvl w:val="0"/>
           <w:numId w:val="52"/>
         </w:numPr>
+        <w:pBdr>
+          <w:bottom w:val="single" w:sz="6" w:space="1" w:color="auto"/>
+        </w:pBdr>
       </w:pPr>
       <w:r>
         <w:t>Only safe and recommended practices.</w:t>
+      </w:r>
+    </w:p>
+    <w:p>
+      <w:pPr>
+        <w:ind w:left="360"/>
+      </w:pPr>
+    </w:p>
+    <w:p>
+      <w:pPr>
+        <w:ind w:left="360"/>
+      </w:pPr>
+    </w:p>
+    <w:p>
+      <w:pPr>
+        <w:ind w:left="360"/>
+      </w:pPr>
+    </w:p>
+    <w:p>
+      <w:pPr>
+        <w:ind w:left="360"/>
+      </w:pPr>
+      <w:r>
+        <w:t xml:space="preserve">Final Remember  - </w:t>
+      </w:r>
+    </w:p>
+    <w:p>
+      <w:pPr>
+        <w:ind w:left="360"/>
+      </w:pPr>
+      <w:r>
+        <w:t>Agr Devstyle theme insta</w:t>
+      </w:r>
+      <w:r>
+        <w:t>l</w:t>
+      </w:r>
+      <w:r>
+        <w:t>l</w:t>
+      </w:r>
+      <w:r>
+        <w:t>e</w:t>
+      </w:r>
+      <w:r>
+        <w:t xml:space="preserve">d h </w:t>
+      </w:r>
+      <w:r>
+        <w:t>but currently off he</w:t>
+      </w:r>
+      <w:r>
+        <w:t xml:space="preserve">, then </w:t>
+      </w:r>
+    </w:p>
+    <w:p>
+      <w:pPr>
+        <w:pStyle w:val="ListParagraph"/>
+        <w:numPr>
+          <w:ilvl w:val="0"/>
+          <w:numId w:val="53"/>
+        </w:numPr>
+      </w:pPr>
+      <w:r>
+        <w:t>Simple waala Darkt theme  - behaves different and looks like –</w:t>
+      </w:r>
+    </w:p>
+    <w:p>
+      <w:pPr>
+        <w:ind w:left="360"/>
+      </w:pPr>
+      <w:r>
+        <w:rPr>
+          <w:noProof/>
+        </w:rPr>
+        <w:drawing>
+          <wp:inline distT="0" distB="0" distL="0" distR="0" wp14:anchorId="44F416BA" wp14:editId="2D0F82C8">
+            <wp:extent cx="5943600" cy="3343275"/>
+            <wp:effectExtent l="0" t="0" r="0" b="9525"/>
+            <wp:docPr id="1465352816" name="Picture 1"/>
+            <wp:cNvGraphicFramePr>
+              <a:graphicFrameLocks xmlns:a="http://schemas.openxmlformats.org/drawingml/2006/main" noChangeAspect="1"/>
+            </wp:cNvGraphicFramePr>
+            <a:graphic xmlns:a="http://schemas.openxmlformats.org/drawingml/2006/main">
+              <a:graphicData uri="http://schemas.openxmlformats.org/drawingml/2006/picture">
+                <pic:pic xmlns:pic="http://schemas.openxmlformats.org/drawingml/2006/picture">
+                  <pic:nvPicPr>
+                    <pic:cNvPr id="1465352816" name=""/>
+                    <pic:cNvPicPr/>
+                  </pic:nvPicPr>
+                  <pic:blipFill>
+                    <a:blip r:embed="rId9"/>
+                    <a:stretch>
+                      <a:fillRect/>
+                    </a:stretch>
+                  </pic:blipFill>
+                  <pic:spPr>
+                    <a:xfrm>
+                      <a:off x="0" y="0"/>
+                      <a:ext cx="5943600" cy="3343275"/>
+                    </a:xfrm>
+                    <a:prstGeom prst="rect">
+                      <a:avLst/>
+                    </a:prstGeom>
+                  </pic:spPr>
+                </pic:pic>
+              </a:graphicData>
+            </a:graphic>
+          </wp:inline>
+        </w:drawing>
+      </w:r>
+    </w:p>
+    <w:p>
+      <w:pPr>
+        <w:ind w:left="360"/>
+      </w:pPr>
+      <w:r>
+        <w:t>During Debug –</w:t>
+      </w:r>
+    </w:p>
+    <w:p>
+      <w:pPr>
+        <w:ind w:left="360"/>
+      </w:pPr>
+      <w:r>
+        <w:rPr>
+          <w:noProof/>
+        </w:rPr>
+        <w:lastRenderedPageBreak/>
+        <w:drawing>
+          <wp:inline distT="0" distB="0" distL="0" distR="0" wp14:anchorId="30B35D37" wp14:editId="69A84B4D">
+            <wp:extent cx="5943600" cy="3343275"/>
+            <wp:effectExtent l="0" t="0" r="0" b="9525"/>
+            <wp:docPr id="866674484" name="Picture 1"/>
+            <wp:cNvGraphicFramePr>
+              <a:graphicFrameLocks xmlns:a="http://schemas.openxmlformats.org/drawingml/2006/main" noChangeAspect="1"/>
+            </wp:cNvGraphicFramePr>
+            <a:graphic xmlns:a="http://schemas.openxmlformats.org/drawingml/2006/main">
+              <a:graphicData uri="http://schemas.openxmlformats.org/drawingml/2006/picture">
+                <pic:pic xmlns:pic="http://schemas.openxmlformats.org/drawingml/2006/picture">
+                  <pic:nvPicPr>
+                    <pic:cNvPr id="866674484" name=""/>
+                    <pic:cNvPicPr/>
+                  </pic:nvPicPr>
+                  <pic:blipFill>
+                    <a:blip r:embed="rId10"/>
+                    <a:stretch>
+                      <a:fillRect/>
+                    </a:stretch>
+                  </pic:blipFill>
+                  <pic:spPr>
+                    <a:xfrm>
+                      <a:off x="0" y="0"/>
+                      <a:ext cx="5943600" cy="3343275"/>
+                    </a:xfrm>
+                    <a:prstGeom prst="rect">
+                      <a:avLst/>
+                    </a:prstGeom>
+                  </pic:spPr>
+                </pic:pic>
+              </a:graphicData>
+            </a:graphic>
+          </wp:inline>
+        </w:drawing>
+      </w:r>
+    </w:p>
+    <w:p>
+      <w:pPr>
+        <w:ind w:left="360"/>
+      </w:pPr>
+    </w:p>
+    <w:p>
+      <w:pPr>
+        <w:ind w:left="360"/>
+      </w:pPr>
+      <w:r>
+        <w:t xml:space="preserve">------------ </w:t>
+      </w:r>
+    </w:p>
+    <w:p>
+      <w:pPr>
+        <w:pStyle w:val="ListParagraph"/>
+        <w:numPr>
+          <w:ilvl w:val="0"/>
+          <w:numId w:val="53"/>
+        </w:numPr>
+      </w:pPr>
+      <w:r>
+        <w:t>Simple waala Light Theme</w:t>
+      </w:r>
+    </w:p>
+    <w:p>
+      <w:pPr>
+        <w:ind w:left="360"/>
+      </w:pPr>
+      <w:r>
+        <w:rPr>
+          <w:noProof/>
+        </w:rPr>
+        <w:drawing>
+          <wp:inline distT="0" distB="0" distL="0" distR="0" wp14:anchorId="77E2A56C" wp14:editId="199DB2F4">
+            <wp:extent cx="5943600" cy="3343275"/>
+            <wp:effectExtent l="0" t="0" r="0" b="9525"/>
+            <wp:docPr id="717439670" name="Picture 1"/>
+            <wp:cNvGraphicFramePr>
+              <a:graphicFrameLocks xmlns:a="http://schemas.openxmlformats.org/drawingml/2006/main" noChangeAspect="1"/>
+            </wp:cNvGraphicFramePr>
+            <a:graphic xmlns:a="http://schemas.openxmlformats.org/drawingml/2006/main">
+              <a:graphicData uri="http://schemas.openxmlformats.org/drawingml/2006/picture">
+                <pic:pic xmlns:pic="http://schemas.openxmlformats.org/drawingml/2006/picture">
+                  <pic:nvPicPr>
+                    <pic:cNvPr id="717439670" name=""/>
+                    <pic:cNvPicPr/>
+                  </pic:nvPicPr>
+                  <pic:blipFill>
+                    <a:blip r:embed="rId11"/>
+                    <a:stretch>
+                      <a:fillRect/>
+                    </a:stretch>
+                  </pic:blipFill>
+                  <pic:spPr>
+                    <a:xfrm>
+                      <a:off x="0" y="0"/>
+                      <a:ext cx="5943600" cy="3343275"/>
+                    </a:xfrm>
+                    <a:prstGeom prst="rect">
+                      <a:avLst/>
+                    </a:prstGeom>
+                  </pic:spPr>
+                </pic:pic>
+              </a:graphicData>
+            </a:graphic>
+          </wp:inline>
+        </w:drawing>
+      </w:r>
+    </w:p>
+    <w:p>
+      <w:pPr>
+        <w:ind w:left="360"/>
+      </w:pPr>
+    </w:p>
+    <w:p>
+      <w:pPr>
+        <w:ind w:left="360"/>
+      </w:pPr>
+      <w:r>
+        <w:lastRenderedPageBreak/>
+        <w:t xml:space="preserve">During Debug – </w:t>
+      </w:r>
+    </w:p>
+    <w:p>
+      <w:pPr>
+        <w:ind w:left="360"/>
+      </w:pPr>
+      <w:r>
+        <w:rPr>
+          <w:noProof/>
+        </w:rPr>
+        <w:drawing>
+          <wp:inline distT="0" distB="0" distL="0" distR="0" wp14:anchorId="3F16CB9F" wp14:editId="3CBD1673">
+            <wp:extent cx="5943600" cy="3343275"/>
+            <wp:effectExtent l="0" t="0" r="0" b="9525"/>
+            <wp:docPr id="1966918555" name="Picture 1"/>
+            <wp:cNvGraphicFramePr>
+              <a:graphicFrameLocks xmlns:a="http://schemas.openxmlformats.org/drawingml/2006/main" noChangeAspect="1"/>
+            </wp:cNvGraphicFramePr>
+            <a:graphic xmlns:a="http://schemas.openxmlformats.org/drawingml/2006/main">
+              <a:graphicData uri="http://schemas.openxmlformats.org/drawingml/2006/picture">
+                <pic:pic xmlns:pic="http://schemas.openxmlformats.org/drawingml/2006/picture">
+                  <pic:nvPicPr>
+                    <pic:cNvPr id="1966918555" name=""/>
+                    <pic:cNvPicPr/>
+                  </pic:nvPicPr>
+                  <pic:blipFill>
+                    <a:blip r:embed="rId12"/>
+                    <a:stretch>
+                      <a:fillRect/>
+                    </a:stretch>
+                  </pic:blipFill>
+                  <pic:spPr>
+                    <a:xfrm>
+                      <a:off x="0" y="0"/>
+                      <a:ext cx="5943600" cy="3343275"/>
+                    </a:xfrm>
+                    <a:prstGeom prst="rect">
+                      <a:avLst/>
+                    </a:prstGeom>
+                  </pic:spPr>
+                </pic:pic>
+              </a:graphicData>
+            </a:graphic>
+          </wp:inline>
+        </w:drawing>
+      </w:r>
+    </w:p>
+    <w:p>
+      <w:pPr>
+        <w:pBdr>
+          <w:bottom w:val="single" w:sz="6" w:space="1" w:color="auto"/>
+        </w:pBdr>
+        <w:ind w:left="360"/>
+      </w:pPr>
+    </w:p>
+    <w:p>
+      <w:pPr>
+        <w:ind w:left="360"/>
+      </w:pPr>
+    </w:p>
+    <w:p>
+      <w:pPr>
+        <w:ind w:left="360"/>
+      </w:pPr>
+      <w:r>
+        <w:t>DevStyle installed and turned On, then –</w:t>
+      </w:r>
+    </w:p>
+    <w:p>
+      <w:pPr>
+        <w:pStyle w:val="ListParagraph"/>
+        <w:numPr>
+          <w:ilvl w:val="1"/>
+          <w:numId w:val="51"/>
+        </w:numPr>
+      </w:pPr>
+      <w:r>
+        <w:t xml:space="preserve">On using DevStyle Light themes – </w:t>
+      </w:r>
+    </w:p>
+    <w:p>
+      <w:r>
+        <w:t>Worst Experiecne ever</w:t>
+      </w:r>
+    </w:p>
+    <w:p>
+      <w:r>
+        <w:rPr>
+          <w:noProof/>
+        </w:rPr>
+        <w:lastRenderedPageBreak/>
+        <w:drawing>
+          <wp:inline distT="0" distB="0" distL="0" distR="0" wp14:anchorId="7FFB44DB" wp14:editId="19EEA3CF">
+            <wp:extent cx="5943600" cy="3343275"/>
+            <wp:effectExtent l="0" t="0" r="0" b="9525"/>
+            <wp:docPr id="1571298726" name="Picture 1"/>
+            <wp:cNvGraphicFramePr>
+              <a:graphicFrameLocks xmlns:a="http://schemas.openxmlformats.org/drawingml/2006/main" noChangeAspect="1"/>
+            </wp:cNvGraphicFramePr>
+            <a:graphic xmlns:a="http://schemas.openxmlformats.org/drawingml/2006/main">
+              <a:graphicData uri="http://schemas.openxmlformats.org/drawingml/2006/picture">
+                <pic:pic xmlns:pic="http://schemas.openxmlformats.org/drawingml/2006/picture">
+                  <pic:nvPicPr>
+                    <pic:cNvPr id="1571298726" name=""/>
+                    <pic:cNvPicPr/>
+                  </pic:nvPicPr>
+                  <pic:blipFill>
+                    <a:blip r:embed="rId13"/>
+                    <a:stretch>
+                      <a:fillRect/>
+                    </a:stretch>
+                  </pic:blipFill>
+                  <pic:spPr>
+                    <a:xfrm>
+                      <a:off x="0" y="0"/>
+                      <a:ext cx="5943600" cy="3343275"/>
+                    </a:xfrm>
+                    <a:prstGeom prst="rect">
+                      <a:avLst/>
+                    </a:prstGeom>
+                  </pic:spPr>
+                </pic:pic>
+              </a:graphicData>
+            </a:graphic>
+          </wp:inline>
+        </w:drawing>
+      </w:r>
+    </w:p>
+    <w:p>
+      <w:r>
+        <w:t>On Debugging</w:t>
+      </w:r>
+    </w:p>
+    <w:p>
+      <w:r>
+        <w:rPr>
+          <w:noProof/>
+        </w:rPr>
+        <w:drawing>
+          <wp:inline distT="0" distB="0" distL="0" distR="0" wp14:anchorId="013BDC78" wp14:editId="1A8BB7DF">
+            <wp:extent cx="5943600" cy="3343275"/>
+            <wp:effectExtent l="0" t="0" r="0" b="9525"/>
+            <wp:docPr id="40619951" name="Picture 1"/>
+            <wp:cNvGraphicFramePr>
+              <a:graphicFrameLocks xmlns:a="http://schemas.openxmlformats.org/drawingml/2006/main" noChangeAspect="1"/>
+            </wp:cNvGraphicFramePr>
+            <a:graphic xmlns:a="http://schemas.openxmlformats.org/drawingml/2006/main">
+              <a:graphicData uri="http://schemas.openxmlformats.org/drawingml/2006/picture">
+                <pic:pic xmlns:pic="http://schemas.openxmlformats.org/drawingml/2006/picture">
+                  <pic:nvPicPr>
+                    <pic:cNvPr id="40619951" name=""/>
+                    <pic:cNvPicPr/>
+                  </pic:nvPicPr>
+                  <pic:blipFill>
+                    <a:blip r:embed="rId14"/>
+                    <a:stretch>
+                      <a:fillRect/>
+                    </a:stretch>
+                  </pic:blipFill>
+                  <pic:spPr>
+                    <a:xfrm>
+                      <a:off x="0" y="0"/>
+                      <a:ext cx="5943600" cy="3343275"/>
+                    </a:xfrm>
+                    <a:prstGeom prst="rect">
+                      <a:avLst/>
+                    </a:prstGeom>
+                  </pic:spPr>
+                </pic:pic>
+              </a:graphicData>
+            </a:graphic>
+          </wp:inline>
+        </w:drawing>
+      </w:r>
+    </w:p>
+    <w:p/>
+    <w:p>
+      <w:r>
+        <w:t xml:space="preserve">---------------------- </w:t>
+      </w:r>
+    </w:p>
+    <w:p/>
+    <w:p>
+      <w:pPr>
+        <w:pStyle w:val="ListParagraph"/>
+        <w:numPr>
+          <w:ilvl w:val="1"/>
+          <w:numId w:val="51"/>
+        </w:numPr>
+      </w:pPr>
+      <w:r>
+        <w:lastRenderedPageBreak/>
+        <w:t xml:space="preserve">On using DevStyle Dark themes – </w:t>
+      </w:r>
+    </w:p>
+    <w:p>
+      <w:r>
+        <w:t>On using simple – Workbench – Darkgrye(Drkest) and Editor Theme – Darkest Dark</w:t>
+      </w:r>
+    </w:p>
+    <w:p>
+      <w:r>
+        <w:rPr>
+          <w:noProof/>
+        </w:rPr>
+        <w:drawing>
+          <wp:inline distT="0" distB="0" distL="0" distR="0" wp14:anchorId="2538B24B" wp14:editId="2762AC63">
+            <wp:extent cx="5943600" cy="3343275"/>
+            <wp:effectExtent l="0" t="0" r="0" b="9525"/>
+            <wp:docPr id="1673991878" name="Picture 1"/>
+            <wp:cNvGraphicFramePr>
+              <a:graphicFrameLocks xmlns:a="http://schemas.openxmlformats.org/drawingml/2006/main" noChangeAspect="1"/>
+            </wp:cNvGraphicFramePr>
+            <a:graphic xmlns:a="http://schemas.openxmlformats.org/drawingml/2006/main">
+              <a:graphicData uri="http://schemas.openxmlformats.org/drawingml/2006/picture">
+                <pic:pic xmlns:pic="http://schemas.openxmlformats.org/drawingml/2006/picture">
+                  <pic:nvPicPr>
+                    <pic:cNvPr id="1673991878" name=""/>
+                    <pic:cNvPicPr/>
+                  </pic:nvPicPr>
+                  <pic:blipFill>
+                    <a:blip r:embed="rId15"/>
+                    <a:stretch>
+                      <a:fillRect/>
+                    </a:stretch>
+                  </pic:blipFill>
+                  <pic:spPr>
+                    <a:xfrm>
+                      <a:off x="0" y="0"/>
+                      <a:ext cx="5943600" cy="3343275"/>
+                    </a:xfrm>
+                    <a:prstGeom prst="rect">
+                      <a:avLst/>
+                    </a:prstGeom>
+                  </pic:spPr>
+                </pic:pic>
+              </a:graphicData>
+            </a:graphic>
+          </wp:inline>
+        </w:drawing>
+      </w:r>
+    </w:p>
+    <w:p/>
+    <w:p>
+      <w:r>
+        <w:t xml:space="preserve">On Debugging – </w:t>
+      </w:r>
+    </w:p>
+    <w:p>
+      <w:r>
+        <w:rPr>
+          <w:noProof/>
+        </w:rPr>
+        <w:drawing>
+          <wp:inline distT="0" distB="0" distL="0" distR="0" wp14:anchorId="4B3ADB50" wp14:editId="040D3A80">
+            <wp:extent cx="5943600" cy="3343275"/>
+            <wp:effectExtent l="0" t="0" r="0" b="9525"/>
+            <wp:docPr id="251113579" name="Picture 1"/>
+            <wp:cNvGraphicFramePr>
+              <a:graphicFrameLocks xmlns:a="http://schemas.openxmlformats.org/drawingml/2006/main" noChangeAspect="1"/>
+            </wp:cNvGraphicFramePr>
+            <a:graphic xmlns:a="http://schemas.openxmlformats.org/drawingml/2006/main">
+              <a:graphicData uri="http://schemas.openxmlformats.org/drawingml/2006/picture">
+                <pic:pic xmlns:pic="http://schemas.openxmlformats.org/drawingml/2006/picture">
+                  <pic:nvPicPr>
+                    <pic:cNvPr id="251113579" name=""/>
+                    <pic:cNvPicPr/>
+                  </pic:nvPicPr>
+                  <pic:blipFill>
+                    <a:blip r:embed="rId16"/>
+                    <a:stretch>
+                      <a:fillRect/>
+                    </a:stretch>
+                  </pic:blipFill>
+                  <pic:spPr>
+                    <a:xfrm>
+                      <a:off x="0" y="0"/>
+                      <a:ext cx="5943600" cy="3343275"/>
+                    </a:xfrm>
+                    <a:prstGeom prst="rect">
+                      <a:avLst/>
+                    </a:prstGeom>
+                  </pic:spPr>
+                </pic:pic>
+              </a:graphicData>
+            </a:graphic>
+          </wp:inline>
+        </w:drawing>
+      </w:r>
+    </w:p>
+    <w:p>
+      <w:r>
+        <w:lastRenderedPageBreak/>
+        <w:t xml:space="preserve">---------------- </w:t>
+      </w:r>
+    </w:p>
+    <w:p/>
+    <w:p>
+      <w:r>
+        <w:t>Workbench –Dark Blue and Editor Theme – Darkest Dark</w:t>
+      </w:r>
+    </w:p>
+    <w:p>
+      <w:r>
+        <w:rPr>
+          <w:noProof/>
+        </w:rPr>
+        <w:drawing>
+          <wp:inline distT="0" distB="0" distL="0" distR="0" wp14:anchorId="5E3EC478" wp14:editId="30D5C70B">
+            <wp:extent cx="5943600" cy="3343275"/>
+            <wp:effectExtent l="0" t="0" r="0" b="9525"/>
+            <wp:docPr id="1335791199" name="Picture 1"/>
+            <wp:cNvGraphicFramePr>
+              <a:graphicFrameLocks xmlns:a="http://schemas.openxmlformats.org/drawingml/2006/main" noChangeAspect="1"/>
+            </wp:cNvGraphicFramePr>
+            <a:graphic xmlns:a="http://schemas.openxmlformats.org/drawingml/2006/main">
+              <a:graphicData uri="http://schemas.openxmlformats.org/drawingml/2006/picture">
+                <pic:pic xmlns:pic="http://schemas.openxmlformats.org/drawingml/2006/picture">
+                  <pic:nvPicPr>
+                    <pic:cNvPr id="1335791199" name=""/>
+                    <pic:cNvPicPr/>
+                  </pic:nvPicPr>
+                  <pic:blipFill>
+                    <a:blip r:embed="rId17"/>
+                    <a:stretch>
+                      <a:fillRect/>
+                    </a:stretch>
+                  </pic:blipFill>
+                  <pic:spPr>
+                    <a:xfrm>
+                      <a:off x="0" y="0"/>
+                      <a:ext cx="5943600" cy="3343275"/>
+                    </a:xfrm>
+                    <a:prstGeom prst="rect">
+                      <a:avLst/>
+                    </a:prstGeom>
+                  </pic:spPr>
+                </pic:pic>
+              </a:graphicData>
+            </a:graphic>
+          </wp:inline>
+        </w:drawing>
+      </w:r>
+    </w:p>
+    <w:p/>
+    <w:p>
+      <w:r>
+        <w:t xml:space="preserve">Debugging – </w:t>
+      </w:r>
+    </w:p>
+    <w:p>
+      <w:r>
+        <w:rPr>
+          <w:noProof/>
+        </w:rPr>
+        <w:lastRenderedPageBreak/>
+        <w:drawing>
+          <wp:inline distT="0" distB="0" distL="0" distR="0" wp14:anchorId="2DE67B08" wp14:editId="3639A673">
+            <wp:extent cx="5943600" cy="3343275"/>
+            <wp:effectExtent l="0" t="0" r="0" b="9525"/>
+            <wp:docPr id="760519928" name="Picture 1"/>
+            <wp:cNvGraphicFramePr>
+              <a:graphicFrameLocks xmlns:a="http://schemas.openxmlformats.org/drawingml/2006/main" noChangeAspect="1"/>
+            </wp:cNvGraphicFramePr>
+            <a:graphic xmlns:a="http://schemas.openxmlformats.org/drawingml/2006/main">
+              <a:graphicData uri="http://schemas.openxmlformats.org/drawingml/2006/picture">
+                <pic:pic xmlns:pic="http://schemas.openxmlformats.org/drawingml/2006/picture">
+                  <pic:nvPicPr>
+                    <pic:cNvPr id="760519928" name=""/>
+                    <pic:cNvPicPr/>
+                  </pic:nvPicPr>
+                  <pic:blipFill>
+                    <a:blip r:embed="rId18"/>
+                    <a:stretch>
+                      <a:fillRect/>
+                    </a:stretch>
+                  </pic:blipFill>
+                  <pic:spPr>
+                    <a:xfrm>
+                      <a:off x="0" y="0"/>
+                      <a:ext cx="5943600" cy="3343275"/>
+                    </a:xfrm>
+                    <a:prstGeom prst="rect">
+                      <a:avLst/>
+                    </a:prstGeom>
+                  </pic:spPr>
+                </pic:pic>
+              </a:graphicData>
+            </a:graphic>
+          </wp:inline>
+        </w:drawing>
+      </w:r>
+    </w:p>
+    <w:p>
+      <w:pPr>
+        <w:pBdr>
+          <w:bottom w:val="single" w:sz="6" w:space="1" w:color="auto"/>
+        </w:pBdr>
+      </w:pPr>
+    </w:p>
+    <w:p>
+      <w:pPr>
+        <w:rPr>
+          <w:b/>
+          <w:bCs/>
+        </w:rPr>
+      </w:pPr>
+      <w:r>
+        <w:rPr>
+          <w:b/>
+          <w:bCs/>
+        </w:rPr>
+        <w:t>Finally using – Simple Light with all latest settings and changes.</w:t>
       </w:r>
     </w:p>
     <w:sectPr>
@@ -8138,6 +9002,151 @@
     </w:lvl>
   </w:abstractNum>
   <w:abstractNum w:abstractNumId="29" w15:restartNumberingAfterBreak="0">
+    <w:nsid w:val="31FC3C0C"/>
+    <w:multiLevelType w:val="multilevel"/>
+    <w:tmpl w:val="AE905790"/>
+    <w:lvl w:ilvl="0">
+      <w:start w:val="1"/>
+      <w:numFmt w:val="bullet"/>
+      <w:lvlText w:val=""/>
+      <w:lvlJc w:val="left"/>
+      <w:pPr>
+        <w:tabs>
+          <w:tab w:val="num" w:pos="720"/>
+        </w:tabs>
+        <w:ind w:left="720" w:hanging="360"/>
+      </w:pPr>
+      <w:rPr>
+        <w:rFonts w:ascii="Symbol" w:hAnsi="Symbol" w:hint="default"/>
+        <w:sz w:val="20"/>
+      </w:rPr>
+    </w:lvl>
+    <w:lvl w:ilvl="1">
+      <w:start w:val="1"/>
+      <w:numFmt w:val="decimal"/>
+      <w:lvlText w:val="%2)"/>
+      <w:lvlJc w:val="left"/>
+      <w:pPr>
+        <w:ind w:left="1440" w:hanging="360"/>
+      </w:pPr>
+      <w:rPr>
+        <w:rFonts w:hint="default"/>
+      </w:rPr>
+    </w:lvl>
+    <w:lvl w:ilvl="2" w:tentative="1">
+      <w:start w:val="1"/>
+      <w:numFmt w:val="bullet"/>
+      <w:lvlText w:val=""/>
+      <w:lvlJc w:val="left"/>
+      <w:pPr>
+        <w:tabs>
+          <w:tab w:val="num" w:pos="2160"/>
+        </w:tabs>
+        <w:ind w:left="2160" w:hanging="360"/>
+      </w:pPr>
+      <w:rPr>
+        <w:rFonts w:ascii="Wingdings" w:hAnsi="Wingdings" w:hint="default"/>
+        <w:sz w:val="20"/>
+      </w:rPr>
+    </w:lvl>
+    <w:lvl w:ilvl="3" w:tentative="1">
+      <w:start w:val="1"/>
+      <w:numFmt w:val="bullet"/>
+      <w:lvlText w:val=""/>
+      <w:lvlJc w:val="left"/>
+      <w:pPr>
+        <w:tabs>
+          <w:tab w:val="num" w:pos="2880"/>
+        </w:tabs>
+        <w:ind w:left="2880" w:hanging="360"/>
+      </w:pPr>
+      <w:rPr>
+        <w:rFonts w:ascii="Wingdings" w:hAnsi="Wingdings" w:hint="default"/>
+        <w:sz w:val="20"/>
+      </w:rPr>
+    </w:lvl>
+    <w:lvl w:ilvl="4" w:tentative="1">
+      <w:start w:val="1"/>
+      <w:numFmt w:val="bullet"/>
+      <w:lvlText w:val=""/>
+      <w:lvlJc w:val="left"/>
+      <w:pPr>
+        <w:tabs>
+          <w:tab w:val="num" w:pos="3600"/>
+        </w:tabs>
+        <w:ind w:left="3600" w:hanging="360"/>
+      </w:pPr>
+      <w:rPr>
+        <w:rFonts w:ascii="Wingdings" w:hAnsi="Wingdings" w:hint="default"/>
+        <w:sz w:val="20"/>
+      </w:rPr>
+    </w:lvl>
+    <w:lvl w:ilvl="5" w:tentative="1">
+      <w:start w:val="1"/>
+      <w:numFmt w:val="bullet"/>
+      <w:lvlText w:val=""/>
+      <w:lvlJc w:val="left"/>
+      <w:pPr>
+        <w:tabs>
+          <w:tab w:val="num" w:pos="4320"/>
+        </w:tabs>
+        <w:ind w:left="4320" w:hanging="360"/>
+      </w:pPr>
+      <w:rPr>
+        <w:rFonts w:ascii="Wingdings" w:hAnsi="Wingdings" w:hint="default"/>
+        <w:sz w:val="20"/>
+      </w:rPr>
+    </w:lvl>
+    <w:lvl w:ilvl="6" w:tentative="1">
+      <w:start w:val="1"/>
+      <w:numFmt w:val="bullet"/>
+      <w:lvlText w:val=""/>
+      <w:lvlJc w:val="left"/>
+      <w:pPr>
+        <w:tabs>
+          <w:tab w:val="num" w:pos="5040"/>
+        </w:tabs>
+        <w:ind w:left="5040" w:hanging="360"/>
+      </w:pPr>
+      <w:rPr>
+        <w:rFonts w:ascii="Wingdings" w:hAnsi="Wingdings" w:hint="default"/>
+        <w:sz w:val="20"/>
+      </w:rPr>
+    </w:lvl>
+    <w:lvl w:ilvl="7" w:tentative="1">
+      <w:start w:val="1"/>
+      <w:numFmt w:val="bullet"/>
+      <w:lvlText w:val=""/>
+      <w:lvlJc w:val="left"/>
+      <w:pPr>
+        <w:tabs>
+          <w:tab w:val="num" w:pos="5760"/>
+        </w:tabs>
+        <w:ind w:left="5760" w:hanging="360"/>
+      </w:pPr>
+      <w:rPr>
+        <w:rFonts w:ascii="Wingdings" w:hAnsi="Wingdings" w:hint="default"/>
+        <w:sz w:val="20"/>
+      </w:rPr>
+    </w:lvl>
+    <w:lvl w:ilvl="8" w:tentative="1">
+      <w:start w:val="1"/>
+      <w:numFmt w:val="bullet"/>
+      <w:lvlText w:val=""/>
+      <w:lvlJc w:val="left"/>
+      <w:pPr>
+        <w:tabs>
+          <w:tab w:val="num" w:pos="6480"/>
+        </w:tabs>
+        <w:ind w:left="6480" w:hanging="360"/>
+      </w:pPr>
+      <w:rPr>
+        <w:rFonts w:ascii="Wingdings" w:hAnsi="Wingdings" w:hint="default"/>
+        <w:sz w:val="20"/>
+      </w:rPr>
+    </w:lvl>
+  </w:abstractNum>
+  <w:abstractNum w:abstractNumId="30" w15:restartNumberingAfterBreak="0">
     <w:nsid w:val="32094101"/>
     <w:multiLevelType w:val="multilevel"/>
     <w:tmpl w:val="0E86A6CA"/>
@@ -8286,7 +9295,7 @@
       </w:rPr>
     </w:lvl>
   </w:abstractNum>
-  <w:abstractNum w:abstractNumId="30" w15:restartNumberingAfterBreak="0">
+  <w:abstractNum w:abstractNumId="31" w15:restartNumberingAfterBreak="0">
     <w:nsid w:val="33C71F17"/>
     <w:multiLevelType w:val="multilevel"/>
     <w:tmpl w:val="F95A8BDA"/>
@@ -8435,7 +9444,7 @@
       </w:rPr>
     </w:lvl>
   </w:abstractNum>
-  <w:abstractNum w:abstractNumId="31" w15:restartNumberingAfterBreak="0">
+  <w:abstractNum w:abstractNumId="32" w15:restartNumberingAfterBreak="0">
     <w:nsid w:val="33E356C4"/>
     <w:multiLevelType w:val="multilevel"/>
     <w:tmpl w:val="ABE065AE"/>
@@ -8584,7 +9593,7 @@
       </w:rPr>
     </w:lvl>
   </w:abstractNum>
-  <w:abstractNum w:abstractNumId="32" w15:restartNumberingAfterBreak="0">
+  <w:abstractNum w:abstractNumId="33" w15:restartNumberingAfterBreak="0">
     <w:nsid w:val="3600638F"/>
     <w:multiLevelType w:val="multilevel"/>
     <w:tmpl w:val="DF7E8946"/>
@@ -8697,10 +9706,10 @@
       </w:pPr>
     </w:lvl>
   </w:abstractNum>
-  <w:abstractNum w:abstractNumId="33" w15:restartNumberingAfterBreak="0">
+  <w:abstractNum w:abstractNumId="34" w15:restartNumberingAfterBreak="0">
     <w:nsid w:val="3A516C8E"/>
     <w:multiLevelType w:val="multilevel"/>
-    <w:tmpl w:val="8FA0610E"/>
+    <w:tmpl w:val="AE905790"/>
     <w:lvl w:ilvl="0">
       <w:start w:val="1"/>
       <w:numFmt w:val="bullet"/>
@@ -8717,20 +9726,16 @@
         <w:sz w:val="20"/>
       </w:rPr>
     </w:lvl>
-    <w:lvl w:ilvl="1" w:tentative="1">
-      <w:start w:val="1"/>
-      <w:numFmt w:val="bullet"/>
-      <w:lvlText w:val="o"/>
-      <w:lvlJc w:val="left"/>
-      <w:pPr>
-        <w:tabs>
-          <w:tab w:val="num" w:pos="1440"/>
-        </w:tabs>
+    <w:lvl w:ilvl="1">
+      <w:start w:val="1"/>
+      <w:numFmt w:val="decimal"/>
+      <w:lvlText w:val="%2)"/>
+      <w:lvlJc w:val="left"/>
+      <w:pPr>
         <w:ind w:left="1440" w:hanging="360"/>
       </w:pPr>
       <w:rPr>
-        <w:rFonts w:ascii="Courier New" w:hAnsi="Courier New" w:hint="default"/>
-        <w:sz w:val="20"/>
+        <w:rFonts w:hint="default"/>
       </w:rPr>
     </w:lvl>
     <w:lvl w:ilvl="2" w:tentative="1">
@@ -8846,7 +9851,7 @@
       </w:rPr>
     </w:lvl>
   </w:abstractNum>
-  <w:abstractNum w:abstractNumId="34" w15:restartNumberingAfterBreak="0">
+  <w:abstractNum w:abstractNumId="35" w15:restartNumberingAfterBreak="0">
     <w:nsid w:val="3A824D8A"/>
     <w:multiLevelType w:val="multilevel"/>
     <w:tmpl w:val="C9F8ED92"/>
@@ -8995,7 +10000,7 @@
       </w:rPr>
     </w:lvl>
   </w:abstractNum>
-  <w:abstractNum w:abstractNumId="35" w15:restartNumberingAfterBreak="0">
+  <w:abstractNum w:abstractNumId="36" w15:restartNumberingAfterBreak="0">
     <w:nsid w:val="3CD15D8B"/>
     <w:multiLevelType w:val="multilevel"/>
     <w:tmpl w:val="C7E65802"/>
@@ -9144,7 +10149,96 @@
       </w:rPr>
     </w:lvl>
   </w:abstractNum>
-  <w:abstractNum w:abstractNumId="36" w15:restartNumberingAfterBreak="0">
+  <w:abstractNum w:abstractNumId="37" w15:restartNumberingAfterBreak="0">
+    <w:nsid w:val="435C6A3C"/>
+    <w:multiLevelType w:val="hybridMultilevel"/>
+    <w:tmpl w:val="BEE28D98"/>
+    <w:lvl w:ilvl="0" w:tplc="04090011">
+      <w:start w:val="1"/>
+      <w:numFmt w:val="decimal"/>
+      <w:lvlText w:val="%1)"/>
+      <w:lvlJc w:val="left"/>
+      <w:pPr>
+        <w:ind w:left="720" w:hanging="360"/>
+      </w:pPr>
+      <w:rPr>
+        <w:rFonts w:hint="default"/>
+      </w:rPr>
+    </w:lvl>
+    <w:lvl w:ilvl="1" w:tplc="04090019" w:tentative="1">
+      <w:start w:val="1"/>
+      <w:numFmt w:val="lowerLetter"/>
+      <w:lvlText w:val="%2."/>
+      <w:lvlJc w:val="left"/>
+      <w:pPr>
+        <w:ind w:left="1440" w:hanging="360"/>
+      </w:pPr>
+    </w:lvl>
+    <w:lvl w:ilvl="2" w:tplc="0409001B" w:tentative="1">
+      <w:start w:val="1"/>
+      <w:numFmt w:val="lowerRoman"/>
+      <w:lvlText w:val="%3."/>
+      <w:lvlJc w:val="right"/>
+      <w:pPr>
+        <w:ind w:left="2160" w:hanging="180"/>
+      </w:pPr>
+    </w:lvl>
+    <w:lvl w:ilvl="3" w:tplc="0409000F" w:tentative="1">
+      <w:start w:val="1"/>
+      <w:numFmt w:val="decimal"/>
+      <w:lvlText w:val="%4."/>
+      <w:lvlJc w:val="left"/>
+      <w:pPr>
+        <w:ind w:left="2880" w:hanging="360"/>
+      </w:pPr>
+    </w:lvl>
+    <w:lvl w:ilvl="4" w:tplc="04090019" w:tentative="1">
+      <w:start w:val="1"/>
+      <w:numFmt w:val="lowerLetter"/>
+      <w:lvlText w:val="%5."/>
+      <w:lvlJc w:val="left"/>
+      <w:pPr>
+        <w:ind w:left="3600" w:hanging="360"/>
+      </w:pPr>
+    </w:lvl>
+    <w:lvl w:ilvl="5" w:tplc="0409001B" w:tentative="1">
+      <w:start w:val="1"/>
+      <w:numFmt w:val="lowerRoman"/>
+      <w:lvlText w:val="%6."/>
+      <w:lvlJc w:val="right"/>
+      <w:pPr>
+        <w:ind w:left="4320" w:hanging="180"/>
+      </w:pPr>
+    </w:lvl>
+    <w:lvl w:ilvl="6" w:tplc="0409000F" w:tentative="1">
+      <w:start w:val="1"/>
+      <w:numFmt w:val="decimal"/>
+      <w:lvlText w:val="%7."/>
+      <w:lvlJc w:val="left"/>
+      <w:pPr>
+        <w:ind w:left="5040" w:hanging="360"/>
+      </w:pPr>
+    </w:lvl>
+    <w:lvl w:ilvl="7" w:tplc="04090019" w:tentative="1">
+      <w:start w:val="1"/>
+      <w:numFmt w:val="lowerLetter"/>
+      <w:lvlText w:val="%8."/>
+      <w:lvlJc w:val="left"/>
+      <w:pPr>
+        <w:ind w:left="5760" w:hanging="360"/>
+      </w:pPr>
+    </w:lvl>
+    <w:lvl w:ilvl="8" w:tplc="0409001B" w:tentative="1">
+      <w:start w:val="1"/>
+      <w:numFmt w:val="lowerRoman"/>
+      <w:lvlText w:val="%9."/>
+      <w:lvlJc w:val="right"/>
+      <w:pPr>
+        <w:ind w:left="6480" w:hanging="180"/>
+      </w:pPr>
+    </w:lvl>
+  </w:abstractNum>
+  <w:abstractNum w:abstractNumId="38" w15:restartNumberingAfterBreak="0">
     <w:nsid w:val="43CB7B9E"/>
     <w:multiLevelType w:val="multilevel"/>
     <w:tmpl w:val="764CC9B2"/>
@@ -9257,7 +10351,7 @@
       </w:pPr>
     </w:lvl>
   </w:abstractNum>
-  <w:abstractNum w:abstractNumId="37" w15:restartNumberingAfterBreak="0">
+  <w:abstractNum w:abstractNumId="39" w15:restartNumberingAfterBreak="0">
     <w:nsid w:val="46D35041"/>
     <w:multiLevelType w:val="multilevel"/>
     <w:tmpl w:val="FFA05EAA"/>
@@ -9370,7 +10464,7 @@
       </w:pPr>
     </w:lvl>
   </w:abstractNum>
-  <w:abstractNum w:abstractNumId="38" w15:restartNumberingAfterBreak="0">
+  <w:abstractNum w:abstractNumId="40" w15:restartNumberingAfterBreak="0">
     <w:nsid w:val="4A235832"/>
     <w:multiLevelType w:val="multilevel"/>
     <w:tmpl w:val="764A66E8"/>
@@ -9483,7 +10577,7 @@
       </w:pPr>
     </w:lvl>
   </w:abstractNum>
-  <w:abstractNum w:abstractNumId="39" w15:restartNumberingAfterBreak="0">
+  <w:abstractNum w:abstractNumId="41" w15:restartNumberingAfterBreak="0">
     <w:nsid w:val="4B751BDE"/>
     <w:multiLevelType w:val="multilevel"/>
     <w:tmpl w:val="A4C485AC"/>
@@ -9632,7 +10726,7 @@
       </w:rPr>
     </w:lvl>
   </w:abstractNum>
-  <w:abstractNum w:abstractNumId="40" w15:restartNumberingAfterBreak="0">
+  <w:abstractNum w:abstractNumId="42" w15:restartNumberingAfterBreak="0">
     <w:nsid w:val="50CD03AC"/>
     <w:multiLevelType w:val="multilevel"/>
     <w:tmpl w:val="03308930"/>
@@ -9781,7 +10875,7 @@
       </w:rPr>
     </w:lvl>
   </w:abstractNum>
-  <w:abstractNum w:abstractNumId="41" w15:restartNumberingAfterBreak="0">
+  <w:abstractNum w:abstractNumId="43" w15:restartNumberingAfterBreak="0">
     <w:nsid w:val="589066B2"/>
     <w:multiLevelType w:val="multilevel"/>
     <w:tmpl w:val="01BCDAF4"/>
@@ -9930,7 +11024,7 @@
       </w:rPr>
     </w:lvl>
   </w:abstractNum>
-  <w:abstractNum w:abstractNumId="42" w15:restartNumberingAfterBreak="0">
+  <w:abstractNum w:abstractNumId="44" w15:restartNumberingAfterBreak="0">
     <w:nsid w:val="59421033"/>
     <w:multiLevelType w:val="hybridMultilevel"/>
     <w:tmpl w:val="5FB64678"/>
@@ -10016,7 +11110,7 @@
       </w:pPr>
     </w:lvl>
   </w:abstractNum>
-  <w:abstractNum w:abstractNumId="43" w15:restartNumberingAfterBreak="0">
+  <w:abstractNum w:abstractNumId="45" w15:restartNumberingAfterBreak="0">
     <w:nsid w:val="60476073"/>
     <w:multiLevelType w:val="multilevel"/>
     <w:tmpl w:val="EB6C3C92"/>
@@ -10165,7 +11259,7 @@
       </w:rPr>
     </w:lvl>
   </w:abstractNum>
-  <w:abstractNum w:abstractNumId="44" w15:restartNumberingAfterBreak="0">
+  <w:abstractNum w:abstractNumId="46" w15:restartNumberingAfterBreak="0">
     <w:nsid w:val="61360F21"/>
     <w:multiLevelType w:val="multilevel"/>
     <w:tmpl w:val="41C48FCE"/>
@@ -10314,7 +11408,7 @@
       </w:rPr>
     </w:lvl>
   </w:abstractNum>
-  <w:abstractNum w:abstractNumId="45" w15:restartNumberingAfterBreak="0">
+  <w:abstractNum w:abstractNumId="47" w15:restartNumberingAfterBreak="0">
     <w:nsid w:val="65F07EB6"/>
     <w:multiLevelType w:val="multilevel"/>
     <w:tmpl w:val="D34ED7B0"/>
@@ -10463,7 +11557,7 @@
       </w:rPr>
     </w:lvl>
   </w:abstractNum>
-  <w:abstractNum w:abstractNumId="46" w15:restartNumberingAfterBreak="0">
+  <w:abstractNum w:abstractNumId="48" w15:restartNumberingAfterBreak="0">
     <w:nsid w:val="6A9B13D9"/>
     <w:multiLevelType w:val="multilevel"/>
     <w:tmpl w:val="4E44D986"/>
@@ -10612,7 +11706,7 @@
       </w:rPr>
     </w:lvl>
   </w:abstractNum>
-  <w:abstractNum w:abstractNumId="47" w15:restartNumberingAfterBreak="0">
+  <w:abstractNum w:abstractNumId="49" w15:restartNumberingAfterBreak="0">
     <w:nsid w:val="6B294FBE"/>
     <w:multiLevelType w:val="multilevel"/>
     <w:tmpl w:val="E6F6ECC6"/>
@@ -10761,7 +11855,7 @@
       </w:rPr>
     </w:lvl>
   </w:abstractNum>
-  <w:abstractNum w:abstractNumId="48" w15:restartNumberingAfterBreak="0">
+  <w:abstractNum w:abstractNumId="50" w15:restartNumberingAfterBreak="0">
     <w:nsid w:val="74466CDD"/>
     <w:multiLevelType w:val="multilevel"/>
     <w:tmpl w:val="F2AAE706"/>
@@ -10874,7 +11968,7 @@
       </w:pPr>
     </w:lvl>
   </w:abstractNum>
-  <w:abstractNum w:abstractNumId="49" w15:restartNumberingAfterBreak="0">
+  <w:abstractNum w:abstractNumId="51" w15:restartNumberingAfterBreak="0">
     <w:nsid w:val="79271505"/>
     <w:multiLevelType w:val="multilevel"/>
     <w:tmpl w:val="3C584F2E"/>
@@ -11023,7 +12117,7 @@
       </w:rPr>
     </w:lvl>
   </w:abstractNum>
-  <w:abstractNum w:abstractNumId="50" w15:restartNumberingAfterBreak="0">
+  <w:abstractNum w:abstractNumId="52" w15:restartNumberingAfterBreak="0">
     <w:nsid w:val="7A6F56D6"/>
     <w:multiLevelType w:val="multilevel"/>
     <w:tmpl w:val="212CE270"/>
@@ -11172,7 +12266,7 @@
       </w:rPr>
     </w:lvl>
   </w:abstractNum>
-  <w:abstractNum w:abstractNumId="51" w15:restartNumberingAfterBreak="0">
+  <w:abstractNum w:abstractNumId="53" w15:restartNumberingAfterBreak="0">
     <w:nsid w:val="7B1931E6"/>
     <w:multiLevelType w:val="multilevel"/>
     <w:tmpl w:val="F4920BC4"/>
@@ -11352,13 +12446,13 @@
     <w:abstractNumId w:val="7"/>
   </w:num>
   <w:num w:numId="11" w16cid:durableId="594169333">
-    <w:abstractNumId w:val="37"/>
+    <w:abstractNumId w:val="39"/>
   </w:num>
   <w:num w:numId="12" w16cid:durableId="780034124">
     <w:abstractNumId w:val="12"/>
   </w:num>
   <w:num w:numId="13" w16cid:durableId="1755543445">
-    <w:abstractNumId w:val="48"/>
+    <w:abstractNumId w:val="50"/>
   </w:num>
   <w:num w:numId="14" w16cid:durableId="1012995944">
     <w:abstractNumId w:val="18"/>
@@ -11373,13 +12467,13 @@
     <w:abstractNumId w:val="25"/>
   </w:num>
   <w:num w:numId="18" w16cid:durableId="1022632369">
-    <w:abstractNumId w:val="38"/>
+    <w:abstractNumId w:val="40"/>
   </w:num>
   <w:num w:numId="19" w16cid:durableId="355232722">
-    <w:abstractNumId w:val="32"/>
+    <w:abstractNumId w:val="33"/>
   </w:num>
   <w:num w:numId="20" w16cid:durableId="1717897298">
-    <w:abstractNumId w:val="42"/>
+    <w:abstractNumId w:val="44"/>
   </w:num>
   <w:num w:numId="21" w16cid:durableId="863976916">
     <w:abstractNumId w:val="2"/>
@@ -11388,25 +12482,25 @@
     <w:abstractNumId w:val="15"/>
   </w:num>
   <w:num w:numId="23" w16cid:durableId="1418400923">
-    <w:abstractNumId w:val="39"/>
+    <w:abstractNumId w:val="41"/>
   </w:num>
   <w:num w:numId="24" w16cid:durableId="302008530">
-    <w:abstractNumId w:val="29"/>
+    <w:abstractNumId w:val="30"/>
   </w:num>
   <w:num w:numId="25" w16cid:durableId="339158748">
-    <w:abstractNumId w:val="47"/>
+    <w:abstractNumId w:val="49"/>
   </w:num>
   <w:num w:numId="26" w16cid:durableId="1065644944">
-    <w:abstractNumId w:val="50"/>
+    <w:abstractNumId w:val="52"/>
   </w:num>
   <w:num w:numId="27" w16cid:durableId="405038299">
     <w:abstractNumId w:val="24"/>
   </w:num>
   <w:num w:numId="28" w16cid:durableId="925846217">
-    <w:abstractNumId w:val="46"/>
+    <w:abstractNumId w:val="48"/>
   </w:num>
   <w:num w:numId="29" w16cid:durableId="1095977903">
-    <w:abstractNumId w:val="41"/>
+    <w:abstractNumId w:val="43"/>
   </w:num>
   <w:num w:numId="30" w16cid:durableId="1629388662">
     <w:abstractNumId w:val="11"/>
@@ -11418,19 +12512,19 @@
     <w:abstractNumId w:val="5"/>
   </w:num>
   <w:num w:numId="33" w16cid:durableId="882063861">
-    <w:abstractNumId w:val="40"/>
+    <w:abstractNumId w:val="42"/>
   </w:num>
   <w:num w:numId="34" w16cid:durableId="726535292">
     <w:abstractNumId w:val="21"/>
   </w:num>
   <w:num w:numId="35" w16cid:durableId="1793743375">
-    <w:abstractNumId w:val="30"/>
+    <w:abstractNumId w:val="31"/>
   </w:num>
   <w:num w:numId="36" w16cid:durableId="1470437296">
-    <w:abstractNumId w:val="35"/>
+    <w:abstractNumId w:val="36"/>
   </w:num>
   <w:num w:numId="37" w16cid:durableId="295571814">
-    <w:abstractNumId w:val="43"/>
+    <w:abstractNumId w:val="45"/>
   </w:num>
   <w:num w:numId="38" w16cid:durableId="1605502216">
     <w:abstractNumId w:val="26"/>
@@ -11442,16 +12536,16 @@
     <w:abstractNumId w:val="16"/>
   </w:num>
   <w:num w:numId="41" w16cid:durableId="143669159">
-    <w:abstractNumId w:val="45"/>
+    <w:abstractNumId w:val="47"/>
   </w:num>
   <w:num w:numId="42" w16cid:durableId="387923733">
-    <w:abstractNumId w:val="36"/>
+    <w:abstractNumId w:val="38"/>
   </w:num>
   <w:num w:numId="43" w16cid:durableId="1405646214">
-    <w:abstractNumId w:val="51"/>
+    <w:abstractNumId w:val="53"/>
   </w:num>
   <w:num w:numId="44" w16cid:durableId="2059238058">
-    <w:abstractNumId w:val="49"/>
+    <w:abstractNumId w:val="51"/>
   </w:num>
   <w:num w:numId="45" w16cid:durableId="596838146">
     <w:abstractNumId w:val="10"/>
@@ -11460,22 +12554,28 @@
     <w:abstractNumId w:val="3"/>
   </w:num>
   <w:num w:numId="47" w16cid:durableId="539785637">
-    <w:abstractNumId w:val="31"/>
+    <w:abstractNumId w:val="32"/>
   </w:num>
   <w:num w:numId="48" w16cid:durableId="632364692">
     <w:abstractNumId w:val="8"/>
   </w:num>
   <w:num w:numId="49" w16cid:durableId="1226067128">
-    <w:abstractNumId w:val="34"/>
+    <w:abstractNumId w:val="35"/>
   </w:num>
   <w:num w:numId="50" w16cid:durableId="849026597">
-    <w:abstractNumId w:val="44"/>
+    <w:abstractNumId w:val="46"/>
   </w:num>
   <w:num w:numId="51" w16cid:durableId="1581982859">
-    <w:abstractNumId w:val="33"/>
+    <w:abstractNumId w:val="34"/>
   </w:num>
   <w:num w:numId="52" w16cid:durableId="345836391">
     <w:abstractNumId w:val="22"/>
+  </w:num>
+  <w:num w:numId="53" w16cid:durableId="1742555039">
+    <w:abstractNumId w:val="37"/>
+  </w:num>
+  <w:num w:numId="54" w16cid:durableId="1498378642">
+    <w:abstractNumId w:val="29"/>
   </w:num>
 </w:numbering>
 </file>
@@ -11880,7 +12980,7 @@
   <w:style w:type="paragraph" w:default="1" w:styleId="Normal">
     <w:name w:val="Normal"/>
     <w:qFormat/>
-    <w:rsid w:val="00724E6B"/>
+    <w:rsid w:val="001B2D93"/>
   </w:style>
   <w:style w:type="paragraph" w:styleId="Heading1">
     <w:name w:val="heading 1"/>
